--- a/input/EN_ISO_17573-1.docx
+++ b/input/EN_ISO_17573-1.docx
@@ -1,10 +1,10 @@
 
 <file path=word/document.xml><?xml version="1.0" encoding="utf-8"?>
-<w:document xmlns:wpc="http://schemas.microsoft.com/office/word/2010/wordprocessingCanvas" xmlns:cx="http://schemas.microsoft.com/office/drawing/2014/chartex" xmlns:cx1="http://schemas.microsoft.com/office/drawing/2015/9/8/chartex" xmlns:mc="http://schemas.openxmlformats.org/markup-compatibility/2006" xmlns:o="urn:schemas-microsoft-com:office:office" xmlns:r="http://schemas.openxmlformats.org/officeDocument/2006/relationships" xmlns:m="http://schemas.openxmlformats.org/officeDocument/2006/math" xmlns:v="urn:schemas-microsoft-com:vml" xmlns:wp14="http://schemas.microsoft.com/office/word/2010/wordprocessingDrawing" xmlns:wp="http://schemas.openxmlformats.org/drawingml/2006/wordprocessingDrawing" xmlns:w10="urn:schemas-microsoft-com:office:word" xmlns:w="http://schemas.openxmlformats.org/wordprocessingml/2006/main" xmlns:w14="http://schemas.microsoft.com/office/word/2010/wordml" xmlns:w15="http://schemas.microsoft.com/office/word/2012/wordml" xmlns:w16se="http://schemas.microsoft.com/office/word/2015/wordml/symex" xmlns:wpg="http://schemas.microsoft.com/office/word/2010/wordprocessingGroup" xmlns:wpi="http://schemas.microsoft.com/office/word/2010/wordprocessingInk" xmlns:wne="http://schemas.microsoft.com/office/word/2006/wordml" xmlns:wps="http://schemas.microsoft.com/office/word/2010/wordprocessingShape" mc:Ignorable="w14 w15 w16se wp14">
+<w:document xmlns:wpc="http://schemas.microsoft.com/office/word/2010/wordprocessingCanvas" xmlns:cx="http://schemas.microsoft.com/office/drawing/2014/chartex" xmlns:cx1="http://schemas.microsoft.com/office/drawing/2015/9/8/chartex" xmlns:cx2="http://schemas.microsoft.com/office/drawing/2015/10/21/chartex" xmlns:cx3="http://schemas.microsoft.com/office/drawing/2016/5/9/chartex" xmlns:cx4="http://schemas.microsoft.com/office/drawing/2016/5/10/chartex" xmlns:cx5="http://schemas.microsoft.com/office/drawing/2016/5/11/chartex" xmlns:cx6="http://schemas.microsoft.com/office/drawing/2016/5/12/chartex" xmlns:cx7="http://schemas.microsoft.com/office/drawing/2016/5/13/chartex" xmlns:cx8="http://schemas.microsoft.com/office/drawing/2016/5/14/chartex" xmlns:mc="http://schemas.openxmlformats.org/markup-compatibility/2006" xmlns:aink="http://schemas.microsoft.com/office/drawing/2016/ink" xmlns:am3d="http://schemas.microsoft.com/office/drawing/2017/model3d" xmlns:o="urn:schemas-microsoft-com:office:office" xmlns:oel="http://schemas.microsoft.com/office/2019/extlst" xmlns:r="http://schemas.openxmlformats.org/officeDocument/2006/relationships" xmlns:m="http://schemas.openxmlformats.org/officeDocument/2006/math" xmlns:v="urn:schemas-microsoft-com:vml" xmlns:wp14="http://schemas.microsoft.com/office/word/2010/wordprocessingDrawing" xmlns:wp="http://schemas.openxmlformats.org/drawingml/2006/wordprocessingDrawing" xmlns:w10="urn:schemas-microsoft-com:office:word" xmlns:w="http://schemas.openxmlformats.org/wordprocessingml/2006/main" xmlns:w14="http://schemas.microsoft.com/office/word/2010/wordml" xmlns:w15="http://schemas.microsoft.com/office/word/2012/wordml" xmlns:w16cex="http://schemas.microsoft.com/office/word/2018/wordml/cex" xmlns:w16cid="http://schemas.microsoft.com/office/word/2016/wordml/cid" xmlns:w16="http://schemas.microsoft.com/office/word/2018/wordml" xmlns:w16du="http://schemas.microsoft.com/office/word/2023/wordml/word16du" xmlns:w16sdtdh="http://schemas.microsoft.com/office/word/2020/wordml/sdtdatahash" xmlns:w16sdtfl="http://schemas.microsoft.com/office/word/2024/wordml/sdtformatlock" xmlns:w16se="http://schemas.microsoft.com/office/word/2015/wordml/symex" xmlns:wpg="http://schemas.microsoft.com/office/word/2010/wordprocessingGroup" xmlns:wpi="http://schemas.microsoft.com/office/word/2010/wordprocessingInk" xmlns:wne="http://schemas.microsoft.com/office/word/2006/wordml" xmlns:wps="http://schemas.microsoft.com/office/word/2010/wordprocessingShape" mc:Ignorable="w14 w15 w16se w16cid w16 w16cex w16sdtdh w16sdtfl w16du wp14">
   <w:body>
     <w:p>
       <w:pPr>
-        <w:pStyle w:val="Nzev"/>
+        <w:pStyle w:val="Title"/>
         <w:spacing w:after="60"/>
         <w:rPr>
           <w:b w:val="0"/>
@@ -165,7 +165,7 @@
     </w:tbl>
     <w:p>
       <w:pPr>
-        <w:pStyle w:val="Titulek"/>
+        <w:pStyle w:val="Caption"/>
       </w:pPr>
       <w:r>
         <w:tab/>
@@ -219,7 +219,7 @@
     </w:p>
     <w:p>
       <w:pPr>
-        <w:pStyle w:val="Nadpis1"/>
+        <w:pStyle w:val="Heading1"/>
         <w:rPr>
           <w:bCs/>
           <w:szCs w:val="22"/>
@@ -291,7 +291,7 @@
     </w:p>
     <w:p>
       <w:pPr>
-        <w:pStyle w:val="Nadpis1"/>
+        <w:pStyle w:val="Heading1"/>
       </w:pPr>
       <w:r>
         <w:t>Usage</w:t>
@@ -309,7 +309,7 @@
     </w:p>
     <w:p>
       <w:pPr>
-        <w:pStyle w:val="Nadpis1"/>
+        <w:pStyle w:val="Heading1"/>
       </w:pPr>
       <w:r>
         <w:t>Scope</w:t>
@@ -333,7 +333,7 @@
     </w:p>
     <w:p>
       <w:pPr>
-        <w:pStyle w:val="Nadpis1"/>
+        <w:pStyle w:val="Heading1"/>
       </w:pPr>
       <w:r>
         <w:t>Related Documents (Selection)</w:t>
@@ -351,7 +351,7 @@
     </w:p>
     <w:p>
       <w:pPr>
-        <w:pStyle w:val="Nadpis1"/>
+        <w:pStyle w:val="Heading1"/>
       </w:pPr>
       <w:bookmarkStart w:id="30" w:name="_Toc473558467"/>
       <w:bookmarkEnd w:id="1"/>
@@ -445,7 +445,6 @@
           <w:tab w:val="left" w:pos="1701"/>
         </w:tabs>
       </w:pPr>
-      <w:proofErr w:type="gramStart"/>
       <w:r>
         <w:rPr>
           <w:b/>
@@ -456,14 +455,7 @@
         <w:rPr>
           <w:b/>
         </w:rPr>
-        <w:t>ariff</w:t>
-      </w:r>
-      <w:proofErr w:type="gramEnd"/>
-      <w:r>
-        <w:rPr>
-          <w:b/>
-        </w:rPr>
-        <w:t xml:space="preserve"> </w:t>
+        <w:t xml:space="preserve">ariff </w:t>
       </w:r>
       <w:r>
         <w:rPr>
@@ -499,7 +491,6 @@
           <w:tab w:val="left" w:pos="1701"/>
         </w:tabs>
       </w:pPr>
-      <w:proofErr w:type="gramStart"/>
       <w:r>
         <w:rPr>
           <w:b/>
@@ -516,14 +507,7 @@
         <w:rPr>
           <w:b/>
         </w:rPr>
-        <w:t>l</w:t>
-      </w:r>
-      <w:proofErr w:type="gramEnd"/>
-      <w:r>
-        <w:rPr>
-          <w:b/>
-        </w:rPr>
-        <w:t xml:space="preserve"> d</w:t>
+        <w:t>l d</w:t>
       </w:r>
       <w:r>
         <w:rPr>
@@ -547,7 +531,6 @@
           <w:tab w:val="left" w:pos="1701"/>
         </w:tabs>
       </w:pPr>
-      <w:proofErr w:type="gramStart"/>
       <w:r>
         <w:rPr>
           <w:b/>
@@ -558,14 +541,7 @@
         <w:rPr>
           <w:b/>
         </w:rPr>
-        <w:t>oll</w:t>
-      </w:r>
-      <w:proofErr w:type="gramEnd"/>
-      <w:r>
-        <w:rPr>
-          <w:b/>
-        </w:rPr>
-        <w:t xml:space="preserve"> </w:t>
+        <w:t xml:space="preserve">oll </w:t>
       </w:r>
       <w:r>
         <w:rPr>
@@ -601,7 +577,6 @@
           <w:tab w:val="left" w:pos="1701"/>
         </w:tabs>
       </w:pPr>
-      <w:proofErr w:type="gramStart"/>
       <w:r>
         <w:rPr>
           <w:b/>
@@ -612,14 +587,7 @@
         <w:rPr>
           <w:b/>
         </w:rPr>
-        <w:t>oll</w:t>
-      </w:r>
-      <w:proofErr w:type="gramEnd"/>
-      <w:r>
-        <w:rPr>
-          <w:b/>
-        </w:rPr>
-        <w:t xml:space="preserve"> </w:t>
+        <w:t xml:space="preserve">oll </w:t>
       </w:r>
       <w:r>
         <w:rPr>
@@ -652,7 +620,7 @@
     <w:p/>
     <w:p>
       <w:pPr>
-        <w:pStyle w:val="Nadpis1"/>
+        <w:pStyle w:val="Heading1"/>
       </w:pPr>
       <w:r>
         <w:lastRenderedPageBreak/>
@@ -679,8 +647,6 @@
         </w:rPr>
         <w:t>This</w:t>
       </w:r>
-      <w:bookmarkStart w:id="31" w:name="_GoBack"/>
-      <w:bookmarkEnd w:id="31"/>
       <w:r>
         <w:rPr>
           <w:lang w:val="en-GB"/>
@@ -708,8 +674,13 @@
         <w:t>DSRC</w:t>
       </w:r>
       <w:r>
-        <w:tab/>
+        <w:t xml:space="preserve"> </w:t>
       </w:r>
+      <w:bookmarkStart w:id="31" w:name="OLE_LINK3"/>
+      <w:r>
+        <w:t xml:space="preserve">– </w:t>
+      </w:r>
+      <w:bookmarkEnd w:id="31"/>
       <w:r>
         <w:t>Dedicated Short-Range Communication</w:t>
       </w:r>
@@ -722,7 +693,7 @@
         <w:t>EETS</w:t>
       </w:r>
       <w:r>
-        <w:tab/>
+        <w:t xml:space="preserve"> – </w:t>
       </w:r>
       <w:r>
         <w:t>European Electronic Toll Service</w:t>
@@ -736,7 +707,7 @@
         <w:t>GNSS</w:t>
       </w:r>
       <w:r>
-        <w:tab/>
+        <w:t xml:space="preserve"> – </w:t>
       </w:r>
       <w:r>
         <w:t>Global Navigation Satellite System</w:t>
@@ -750,7 +721,7 @@
         <w:t>OBU</w:t>
       </w:r>
       <w:r>
-        <w:tab/>
+        <w:t xml:space="preserve"> – </w:t>
       </w:r>
       <w:r>
         <w:t>On-Board Unit</w:t>
@@ -764,7 +735,7 @@
         <w:t>RSE</w:t>
       </w:r>
       <w:r>
-        <w:tab/>
+        <w:t xml:space="preserve"> – </w:t>
       </w:r>
       <w:r>
         <w:t>Road-Side Equipment</w:t>
@@ -778,7 +749,7 @@
         <w:t>TC</w:t>
       </w:r>
       <w:r>
-        <w:tab/>
+        <w:t xml:space="preserve"> – </w:t>
       </w:r>
       <w:r>
         <w:t>Toll Charger</w:t>
@@ -800,7 +771,7 @@
       <w:hyperlink r:id="rId8" w:tooltip="http://www.itsterminology.org" w:history="1">
         <w:r>
           <w:rPr>
-            <w:rStyle w:val="Hypertextovodkaz"/>
+            <w:rStyle w:val="Hyperlink"/>
           </w:rPr>
           <w:t>www.itsterminology.org</w:t>
         </w:r>
@@ -820,7 +791,7 @@
       <w:hyperlink r:id="rId9" w:tooltip="http://www.standardland.cz" w:history="1">
         <w:r>
           <w:rPr>
-            <w:rStyle w:val="Hypertextovodkaz"/>
+            <w:rStyle w:val="Hyperlink"/>
           </w:rPr>
           <w:t>www.standardland.cz</w:t>
         </w:r>
@@ -840,7 +811,7 @@
       <w:hyperlink r:id="rId10" w:tooltip="http://www.iso.org/obp" w:history="1">
         <w:r>
           <w:rPr>
-            <w:rStyle w:val="Hypertextovodkaz"/>
+            <w:rStyle w:val="Hyperlink"/>
           </w:rPr>
           <w:t>www.iso.org/obp</w:t>
         </w:r>
@@ -851,7 +822,7 @@
     </w:p>
     <w:p>
       <w:pPr>
-        <w:pStyle w:val="Nadpis1"/>
+        <w:pStyle w:val="Heading1"/>
       </w:pPr>
       <w:r>
         <w:t>5</w:t>
@@ -897,7 +868,7 @@
     </w:p>
     <w:p>
       <w:pPr>
-        <w:pStyle w:val="Odstavecseseznamem"/>
+        <w:pStyle w:val="ListParagraph"/>
         <w:numPr>
           <w:ilvl w:val="0"/>
           <w:numId w:val="40"/>
@@ -909,7 +880,7 @@
     </w:p>
     <w:p>
       <w:pPr>
-        <w:pStyle w:val="Odstavecseseznamem"/>
+        <w:pStyle w:val="ListParagraph"/>
         <w:numPr>
           <w:ilvl w:val="0"/>
           <w:numId w:val="40"/>
@@ -935,7 +906,7 @@
         <mc:AlternateContent>
           <mc:Choice Requires="wpg">
             <w:drawing>
-              <wp:inline distT="0" distB="0" distL="0" distR="0">
+              <wp:inline distT="0" distB="0" distL="0" distR="0" wp14:anchorId="6BAC3561" wp14:editId="4888B29D">
                 <wp:extent cx="3600450" cy="1800225"/>
                 <wp:effectExtent l="0" t="0" r="0" b="0"/>
                 <wp:docPr id="1" name="Obrázek 1"/>
@@ -970,7 +941,7 @@
               </wp:inline>
             </w:drawing>
           </mc:Choice>
-          <mc:Fallback xmlns:a="http://schemas.openxmlformats.org/drawingml/2006/main" xmlns:w16cex="http://schemas.microsoft.com/office/word/2018/wordml/cex" xmlns:w16cid="http://schemas.microsoft.com/office/word/2016/wordml/cid" xmlns:w16="http://schemas.microsoft.com/office/word/2018/wordml" xmlns:w16sdtdh="http://schemas.microsoft.com/office/word/2020/wordml/sdtdatahash">
+          <mc:Fallback xmlns:a="http://schemas.openxmlformats.org/drawingml/2006/main">
             <w:pict>
               <v:shapetype id="_x0000_t75" coordsize="21600,21600" o:spt="75" o:preferrelative="t" path="m@4@5l@4@11@9@11@9@5xe" filled="f" stroked="f">
                 <v:stroke joinstyle="miter"/>
@@ -1040,7 +1011,7 @@
     </w:p>
     <w:p>
       <w:pPr>
-        <w:pStyle w:val="Nadpis1"/>
+        <w:pStyle w:val="Heading1"/>
       </w:pPr>
       <w:r>
         <w:t>6</w:t>
@@ -1068,7 +1039,7 @@
     </w:p>
     <w:p>
       <w:pPr>
-        <w:pStyle w:val="Odstavecseseznamem"/>
+        <w:pStyle w:val="ListParagraph"/>
         <w:numPr>
           <w:ilvl w:val="0"/>
           <w:numId w:val="40"/>
@@ -1080,7 +1051,7 @@
     </w:p>
     <w:p>
       <w:pPr>
-        <w:pStyle w:val="Odstavecseseznamem"/>
+        <w:pStyle w:val="ListParagraph"/>
         <w:numPr>
           <w:ilvl w:val="1"/>
           <w:numId w:val="41"/>
@@ -1092,7 +1063,7 @@
     </w:p>
     <w:p>
       <w:pPr>
-        <w:pStyle w:val="Odstavecseseznamem"/>
+        <w:pStyle w:val="ListParagraph"/>
         <w:numPr>
           <w:ilvl w:val="1"/>
           <w:numId w:val="41"/>
@@ -1104,7 +1075,7 @@
     </w:p>
     <w:p>
       <w:pPr>
-        <w:pStyle w:val="Odstavecseseznamem"/>
+        <w:pStyle w:val="ListParagraph"/>
         <w:numPr>
           <w:ilvl w:val="1"/>
           <w:numId w:val="41"/>
@@ -1130,7 +1101,7 @@
         </w:rPr>
         <w:lastRenderedPageBreak/>
         <w:drawing>
-          <wp:inline distT="0" distB="0" distL="0" distR="0">
+          <wp:inline distT="0" distB="0" distL="0" distR="0" wp14:anchorId="3F390BEC" wp14:editId="0A8B433D">
             <wp:extent cx="3250407" cy="2286000"/>
             <wp:effectExtent l="0" t="0" r="7620" b="0"/>
             <wp:docPr id="2" name="Obrázek 2"/>
@@ -1238,7 +1209,7 @@
           <w:lang w:val="cs-CZ"/>
         </w:rPr>
         <w:drawing>
-          <wp:inline distT="0" distB="0" distL="0" distR="0">
+          <wp:inline distT="0" distB="0" distL="0" distR="0" wp14:anchorId="1B9F4138" wp14:editId="4795D4D0">
             <wp:extent cx="5296829" cy="3175359"/>
             <wp:effectExtent l="0" t="0" r="0" b="6350"/>
             <wp:docPr id="3" name="Obrázek 3"/>
@@ -1317,7 +1288,7 @@
     </w:p>
     <w:p>
       <w:pPr>
-        <w:pStyle w:val="Nadpis1"/>
+        <w:pStyle w:val="Heading1"/>
       </w:pPr>
       <w:r>
         <w:t>7</w:t>
@@ -1351,7 +1322,7 @@
     </w:p>
     <w:p>
       <w:pPr>
-        <w:pStyle w:val="Odstavecseseznamem"/>
+        <w:pStyle w:val="ListParagraph"/>
         <w:numPr>
           <w:ilvl w:val="0"/>
           <w:numId w:val="43"/>
@@ -1363,7 +1334,7 @@
     </w:p>
     <w:p>
       <w:pPr>
-        <w:pStyle w:val="Odstavecseseznamem"/>
+        <w:pStyle w:val="ListParagraph"/>
         <w:numPr>
           <w:ilvl w:val="0"/>
           <w:numId w:val="43"/>
@@ -1375,7 +1346,7 @@
     </w:p>
     <w:p>
       <w:pPr>
-        <w:pStyle w:val="Odstavecseseznamem"/>
+        <w:pStyle w:val="ListParagraph"/>
         <w:numPr>
           <w:ilvl w:val="0"/>
           <w:numId w:val="43"/>
@@ -1400,7 +1371,7 @@
         </w:rPr>
         <w:lastRenderedPageBreak/>
         <w:drawing>
-          <wp:inline distT="0" distB="0" distL="0" distR="0">
+          <wp:inline distT="0" distB="0" distL="0" distR="0" wp14:anchorId="5A1216BD" wp14:editId="02FF2F13">
             <wp:extent cx="4939990" cy="3563270"/>
             <wp:effectExtent l="0" t="0" r="0" b="0"/>
             <wp:docPr id="4" name="Obrázek 4"/>
@@ -1500,12 +1471,12 @@
     </w:p>
     <w:p>
       <w:pPr>
-        <w:pStyle w:val="Nadpis1"/>
+        <w:pStyle w:val="Heading1"/>
       </w:pPr>
     </w:p>
     <w:p>
       <w:pPr>
-        <w:pStyle w:val="Nadpis1"/>
+        <w:pStyle w:val="Heading1"/>
       </w:pPr>
       <w:r>
         <w:t>8</w:t>
@@ -1533,7 +1504,7 @@
     </w:p>
     <w:p>
       <w:pPr>
-        <w:pStyle w:val="Nadpis1"/>
+        <w:pStyle w:val="Heading1"/>
       </w:pPr>
       <w:r>
         <w:t>Annex A (informative) – Mapping of EFC architecture to C-ITS</w:t>
@@ -1546,7 +1517,7 @@
     </w:p>
     <w:p>
       <w:pPr>
-        <w:pStyle w:val="Nadpis1"/>
+        <w:pStyle w:val="Heading1"/>
       </w:pPr>
       <w:r>
         <w:t xml:space="preserve">Annex B (informative) – Information schemes and basic information types </w:t>
@@ -1614,7 +1585,7 @@
           <w:lang w:val="cs-CZ"/>
         </w:rPr>
         <w:drawing>
-          <wp:inline distT="0" distB="0" distL="0" distR="0">
+          <wp:inline distT="0" distB="0" distL="0" distR="0" wp14:anchorId="12BD9A49" wp14:editId="0ED4A6B6">
             <wp:extent cx="5573451" cy="1471961"/>
             <wp:effectExtent l="0" t="0" r="8255" b="0"/>
             <wp:docPr id="5" name="Obrázek 5"/>
@@ -1652,7 +1623,7 @@
     </w:p>
     <w:p>
       <w:pPr>
-        <w:pStyle w:val="Nadpis1"/>
+        <w:pStyle w:val="Heading1"/>
       </w:pPr>
       <w:r>
         <w:lastRenderedPageBreak/>
@@ -1666,7 +1637,7 @@
     </w:p>
     <w:p>
       <w:pPr>
-        <w:pStyle w:val="Odstavecseseznamem"/>
+        <w:pStyle w:val="ListParagraph"/>
         <w:numPr>
           <w:ilvl w:val="0"/>
           <w:numId w:val="45"/>
@@ -1678,7 +1649,7 @@
     </w:p>
     <w:p>
       <w:pPr>
-        <w:pStyle w:val="Odstavecseseznamem"/>
+        <w:pStyle w:val="ListParagraph"/>
         <w:numPr>
           <w:ilvl w:val="0"/>
           <w:numId w:val="45"/>
@@ -1698,7 +1669,7 @@
     </w:p>
     <w:p>
       <w:pPr>
-        <w:pStyle w:val="Odstavecseseznamem"/>
+        <w:pStyle w:val="ListParagraph"/>
         <w:numPr>
           <w:ilvl w:val="0"/>
           <w:numId w:val="45"/>
@@ -1726,7 +1697,7 @@
 </file>
 
 <file path=word/endnotes.xml><?xml version="1.0" encoding="utf-8"?>
-<w:endnotes xmlns:wpc="http://schemas.microsoft.com/office/word/2010/wordprocessingCanvas" xmlns:cx="http://schemas.microsoft.com/office/drawing/2014/chartex" xmlns:cx1="http://schemas.microsoft.com/office/drawing/2015/9/8/chartex" xmlns:mc="http://schemas.openxmlformats.org/markup-compatibility/2006" xmlns:o="urn:schemas-microsoft-com:office:office" xmlns:r="http://schemas.openxmlformats.org/officeDocument/2006/relationships" xmlns:m="http://schemas.openxmlformats.org/officeDocument/2006/math" xmlns:v="urn:schemas-microsoft-com:vml" xmlns:wp14="http://schemas.microsoft.com/office/word/2010/wordprocessingDrawing" xmlns:wp="http://schemas.openxmlformats.org/drawingml/2006/wordprocessingDrawing" xmlns:w10="urn:schemas-microsoft-com:office:word" xmlns:w="http://schemas.openxmlformats.org/wordprocessingml/2006/main" xmlns:w14="http://schemas.microsoft.com/office/word/2010/wordml" xmlns:w15="http://schemas.microsoft.com/office/word/2012/wordml" xmlns:w16se="http://schemas.microsoft.com/office/word/2015/wordml/symex" xmlns:wpg="http://schemas.microsoft.com/office/word/2010/wordprocessingGroup" xmlns:wpi="http://schemas.microsoft.com/office/word/2010/wordprocessingInk" xmlns:wne="http://schemas.microsoft.com/office/word/2006/wordml" xmlns:wps="http://schemas.microsoft.com/office/word/2010/wordprocessingShape" mc:Ignorable="w14 w15 w16se wp14">
+<w:endnotes xmlns:wpc="http://schemas.microsoft.com/office/word/2010/wordprocessingCanvas" xmlns:cx="http://schemas.microsoft.com/office/drawing/2014/chartex" xmlns:cx1="http://schemas.microsoft.com/office/drawing/2015/9/8/chartex" xmlns:cx2="http://schemas.microsoft.com/office/drawing/2015/10/21/chartex" xmlns:cx3="http://schemas.microsoft.com/office/drawing/2016/5/9/chartex" xmlns:cx4="http://schemas.microsoft.com/office/drawing/2016/5/10/chartex" xmlns:cx5="http://schemas.microsoft.com/office/drawing/2016/5/11/chartex" xmlns:cx6="http://schemas.microsoft.com/office/drawing/2016/5/12/chartex" xmlns:cx7="http://schemas.microsoft.com/office/drawing/2016/5/13/chartex" xmlns:cx8="http://schemas.microsoft.com/office/drawing/2016/5/14/chartex" xmlns:mc="http://schemas.openxmlformats.org/markup-compatibility/2006" xmlns:aink="http://schemas.microsoft.com/office/drawing/2016/ink" xmlns:am3d="http://schemas.microsoft.com/office/drawing/2017/model3d" xmlns:o="urn:schemas-microsoft-com:office:office" xmlns:oel="http://schemas.microsoft.com/office/2019/extlst" xmlns:r="http://schemas.openxmlformats.org/officeDocument/2006/relationships" xmlns:m="http://schemas.openxmlformats.org/officeDocument/2006/math" xmlns:v="urn:schemas-microsoft-com:vml" xmlns:wp14="http://schemas.microsoft.com/office/word/2010/wordprocessingDrawing" xmlns:wp="http://schemas.openxmlformats.org/drawingml/2006/wordprocessingDrawing" xmlns:w10="urn:schemas-microsoft-com:office:word" xmlns:w="http://schemas.openxmlformats.org/wordprocessingml/2006/main" xmlns:w14="http://schemas.microsoft.com/office/word/2010/wordml" xmlns:w15="http://schemas.microsoft.com/office/word/2012/wordml" xmlns:w16cex="http://schemas.microsoft.com/office/word/2018/wordml/cex" xmlns:w16cid="http://schemas.microsoft.com/office/word/2016/wordml/cid" xmlns:w16="http://schemas.microsoft.com/office/word/2018/wordml" xmlns:w16du="http://schemas.microsoft.com/office/word/2023/wordml/word16du" xmlns:w16sdtdh="http://schemas.microsoft.com/office/word/2020/wordml/sdtdatahash" xmlns:w16sdtfl="http://schemas.microsoft.com/office/word/2024/wordml/sdtformatlock" xmlns:w16se="http://schemas.microsoft.com/office/word/2015/wordml/symex" xmlns:wpg="http://schemas.microsoft.com/office/word/2010/wordprocessingGroup" xmlns:wpi="http://schemas.microsoft.com/office/word/2010/wordprocessingInk" xmlns:wne="http://schemas.microsoft.com/office/word/2006/wordml" xmlns:wps="http://schemas.microsoft.com/office/word/2010/wordprocessingShape" mc:Ignorable="w14 w15 w16se w16cid w16 w16cex w16sdtdh w16sdtfl w16du wp14">
   <w:endnote w:type="separator" w:id="-1">
     <w:p>
       <w:r>
@@ -1745,40 +1716,40 @@
 </file>
 
 <file path=word/footer1.xml><?xml version="1.0" encoding="utf-8"?>
-<w:ftr xmlns:wpc="http://schemas.microsoft.com/office/word/2010/wordprocessingCanvas" xmlns:cx="http://schemas.microsoft.com/office/drawing/2014/chartex" xmlns:cx1="http://schemas.microsoft.com/office/drawing/2015/9/8/chartex" xmlns:mc="http://schemas.openxmlformats.org/markup-compatibility/2006" xmlns:o="urn:schemas-microsoft-com:office:office" xmlns:r="http://schemas.openxmlformats.org/officeDocument/2006/relationships" xmlns:m="http://schemas.openxmlformats.org/officeDocument/2006/math" xmlns:v="urn:schemas-microsoft-com:vml" xmlns:wp14="http://schemas.microsoft.com/office/word/2010/wordprocessingDrawing" xmlns:wp="http://schemas.openxmlformats.org/drawingml/2006/wordprocessingDrawing" xmlns:w10="urn:schemas-microsoft-com:office:word" xmlns:w="http://schemas.openxmlformats.org/wordprocessingml/2006/main" xmlns:w14="http://schemas.microsoft.com/office/word/2010/wordml" xmlns:w15="http://schemas.microsoft.com/office/word/2012/wordml" xmlns:w16se="http://schemas.microsoft.com/office/word/2015/wordml/symex" xmlns:wpg="http://schemas.microsoft.com/office/word/2010/wordprocessingGroup" xmlns:wpi="http://schemas.microsoft.com/office/word/2010/wordprocessingInk" xmlns:wne="http://schemas.microsoft.com/office/word/2006/wordml" xmlns:wps="http://schemas.microsoft.com/office/word/2010/wordprocessingShape" mc:Ignorable="w14 w15 w16se wp14">
+<w:ftr xmlns:wpc="http://schemas.microsoft.com/office/word/2010/wordprocessingCanvas" xmlns:cx="http://schemas.microsoft.com/office/drawing/2014/chartex" xmlns:cx1="http://schemas.microsoft.com/office/drawing/2015/9/8/chartex" xmlns:cx2="http://schemas.microsoft.com/office/drawing/2015/10/21/chartex" xmlns:cx3="http://schemas.microsoft.com/office/drawing/2016/5/9/chartex" xmlns:cx4="http://schemas.microsoft.com/office/drawing/2016/5/10/chartex" xmlns:cx5="http://schemas.microsoft.com/office/drawing/2016/5/11/chartex" xmlns:cx6="http://schemas.microsoft.com/office/drawing/2016/5/12/chartex" xmlns:cx7="http://schemas.microsoft.com/office/drawing/2016/5/13/chartex" xmlns:cx8="http://schemas.microsoft.com/office/drawing/2016/5/14/chartex" xmlns:mc="http://schemas.openxmlformats.org/markup-compatibility/2006" xmlns:aink="http://schemas.microsoft.com/office/drawing/2016/ink" xmlns:am3d="http://schemas.microsoft.com/office/drawing/2017/model3d" xmlns:o="urn:schemas-microsoft-com:office:office" xmlns:oel="http://schemas.microsoft.com/office/2019/extlst" xmlns:r="http://schemas.openxmlformats.org/officeDocument/2006/relationships" xmlns:m="http://schemas.openxmlformats.org/officeDocument/2006/math" xmlns:v="urn:schemas-microsoft-com:vml" xmlns:wp14="http://schemas.microsoft.com/office/word/2010/wordprocessingDrawing" xmlns:wp="http://schemas.openxmlformats.org/drawingml/2006/wordprocessingDrawing" xmlns:w10="urn:schemas-microsoft-com:office:word" xmlns:w="http://schemas.openxmlformats.org/wordprocessingml/2006/main" xmlns:w14="http://schemas.microsoft.com/office/word/2010/wordml" xmlns:w15="http://schemas.microsoft.com/office/word/2012/wordml" xmlns:w16cex="http://schemas.microsoft.com/office/word/2018/wordml/cex" xmlns:w16cid="http://schemas.microsoft.com/office/word/2016/wordml/cid" xmlns:w16="http://schemas.microsoft.com/office/word/2018/wordml" xmlns:w16du="http://schemas.microsoft.com/office/word/2023/wordml/word16du" xmlns:w16sdtdh="http://schemas.microsoft.com/office/word/2020/wordml/sdtdatahash" xmlns:w16sdtfl="http://schemas.microsoft.com/office/word/2024/wordml/sdtformatlock" xmlns:w16se="http://schemas.microsoft.com/office/word/2015/wordml/symex" xmlns:wpg="http://schemas.microsoft.com/office/word/2010/wordprocessingGroup" xmlns:wpi="http://schemas.microsoft.com/office/word/2010/wordprocessingInk" xmlns:wne="http://schemas.microsoft.com/office/word/2006/wordml" xmlns:wps="http://schemas.microsoft.com/office/word/2010/wordprocessingShape" mc:Ignorable="w14 w15 w16se w16cid w16 w16cex w16sdtdh w16sdtfl w16du wp14">
   <w:p>
     <w:pPr>
-      <w:pStyle w:val="Zpat"/>
+      <w:pStyle w:val="Footer"/>
       <w:ind w:right="360" w:firstLine="360"/>
     </w:pPr>
     <w:r>
       <w:rPr>
-        <w:rStyle w:val="slostrnky"/>
+        <w:rStyle w:val="PageNumber"/>
       </w:rPr>
       <w:fldChar w:fldCharType="begin"/>
     </w:r>
     <w:r>
       <w:rPr>
-        <w:rStyle w:val="slostrnky"/>
+        <w:rStyle w:val="PageNumber"/>
       </w:rPr>
       <w:instrText xml:space="preserve"> PAGE </w:instrText>
     </w:r>
     <w:r>
       <w:rPr>
-        <w:rStyle w:val="slostrnky"/>
+        <w:rStyle w:val="PageNumber"/>
       </w:rPr>
       <w:fldChar w:fldCharType="separate"/>
     </w:r>
     <w:r>
       <w:rPr>
-        <w:rStyle w:val="slostrnky"/>
+        <w:rStyle w:val="PageNumber"/>
         <w:noProof/>
       </w:rPr>
       <w:t>2</w:t>
     </w:r>
     <w:r>
       <w:rPr>
-        <w:rStyle w:val="slostrnky"/>
+        <w:rStyle w:val="PageNumber"/>
       </w:rPr>
       <w:fldChar w:fldCharType="end"/>
     </w:r>
@@ -1787,40 +1758,40 @@
 </file>
 
 <file path=word/footer2.xml><?xml version="1.0" encoding="utf-8"?>
-<w:ftr xmlns:wpc="http://schemas.microsoft.com/office/word/2010/wordprocessingCanvas" xmlns:cx="http://schemas.microsoft.com/office/drawing/2014/chartex" xmlns:cx1="http://schemas.microsoft.com/office/drawing/2015/9/8/chartex" xmlns:mc="http://schemas.openxmlformats.org/markup-compatibility/2006" xmlns:o="urn:schemas-microsoft-com:office:office" xmlns:r="http://schemas.openxmlformats.org/officeDocument/2006/relationships" xmlns:m="http://schemas.openxmlformats.org/officeDocument/2006/math" xmlns:v="urn:schemas-microsoft-com:vml" xmlns:wp14="http://schemas.microsoft.com/office/word/2010/wordprocessingDrawing" xmlns:wp="http://schemas.openxmlformats.org/drawingml/2006/wordprocessingDrawing" xmlns:w10="urn:schemas-microsoft-com:office:word" xmlns:w="http://schemas.openxmlformats.org/wordprocessingml/2006/main" xmlns:w14="http://schemas.microsoft.com/office/word/2010/wordml" xmlns:w15="http://schemas.microsoft.com/office/word/2012/wordml" xmlns:w16se="http://schemas.microsoft.com/office/word/2015/wordml/symex" xmlns:wpg="http://schemas.microsoft.com/office/word/2010/wordprocessingGroup" xmlns:wpi="http://schemas.microsoft.com/office/word/2010/wordprocessingInk" xmlns:wne="http://schemas.microsoft.com/office/word/2006/wordml" xmlns:wps="http://schemas.microsoft.com/office/word/2010/wordprocessingShape" mc:Ignorable="w14 w15 w16se wp14">
+<w:ftr xmlns:wpc="http://schemas.microsoft.com/office/word/2010/wordprocessingCanvas" xmlns:cx="http://schemas.microsoft.com/office/drawing/2014/chartex" xmlns:cx1="http://schemas.microsoft.com/office/drawing/2015/9/8/chartex" xmlns:cx2="http://schemas.microsoft.com/office/drawing/2015/10/21/chartex" xmlns:cx3="http://schemas.microsoft.com/office/drawing/2016/5/9/chartex" xmlns:cx4="http://schemas.microsoft.com/office/drawing/2016/5/10/chartex" xmlns:cx5="http://schemas.microsoft.com/office/drawing/2016/5/11/chartex" xmlns:cx6="http://schemas.microsoft.com/office/drawing/2016/5/12/chartex" xmlns:cx7="http://schemas.microsoft.com/office/drawing/2016/5/13/chartex" xmlns:cx8="http://schemas.microsoft.com/office/drawing/2016/5/14/chartex" xmlns:mc="http://schemas.openxmlformats.org/markup-compatibility/2006" xmlns:aink="http://schemas.microsoft.com/office/drawing/2016/ink" xmlns:am3d="http://schemas.microsoft.com/office/drawing/2017/model3d" xmlns:o="urn:schemas-microsoft-com:office:office" xmlns:oel="http://schemas.microsoft.com/office/2019/extlst" xmlns:r="http://schemas.openxmlformats.org/officeDocument/2006/relationships" xmlns:m="http://schemas.openxmlformats.org/officeDocument/2006/math" xmlns:v="urn:schemas-microsoft-com:vml" xmlns:wp14="http://schemas.microsoft.com/office/word/2010/wordprocessingDrawing" xmlns:wp="http://schemas.openxmlformats.org/drawingml/2006/wordprocessingDrawing" xmlns:w10="urn:schemas-microsoft-com:office:word" xmlns:w="http://schemas.openxmlformats.org/wordprocessingml/2006/main" xmlns:w14="http://schemas.microsoft.com/office/word/2010/wordml" xmlns:w15="http://schemas.microsoft.com/office/word/2012/wordml" xmlns:w16cex="http://schemas.microsoft.com/office/word/2018/wordml/cex" xmlns:w16cid="http://schemas.microsoft.com/office/word/2016/wordml/cid" xmlns:w16="http://schemas.microsoft.com/office/word/2018/wordml" xmlns:w16du="http://schemas.microsoft.com/office/word/2023/wordml/word16du" xmlns:w16sdtdh="http://schemas.microsoft.com/office/word/2020/wordml/sdtdatahash" xmlns:w16sdtfl="http://schemas.microsoft.com/office/word/2024/wordml/sdtformatlock" xmlns:w16se="http://schemas.microsoft.com/office/word/2015/wordml/symex" xmlns:wpg="http://schemas.microsoft.com/office/word/2010/wordprocessingGroup" xmlns:wpi="http://schemas.microsoft.com/office/word/2010/wordprocessingInk" xmlns:wne="http://schemas.microsoft.com/office/word/2006/wordml" xmlns:wps="http://schemas.microsoft.com/office/word/2010/wordprocessingShape" mc:Ignorable="w14 w15 w16se w16cid w16 w16cex w16sdtdh w16sdtfl w16du wp14">
   <w:p>
     <w:pPr>
-      <w:pStyle w:val="Zpat"/>
+      <w:pStyle w:val="Footer"/>
       <w:ind w:right="360" w:firstLine="360"/>
     </w:pPr>
     <w:r>
       <w:rPr>
-        <w:rStyle w:val="slostrnky"/>
+        <w:rStyle w:val="PageNumber"/>
       </w:rPr>
       <w:fldChar w:fldCharType="begin"/>
     </w:r>
     <w:r>
       <w:rPr>
-        <w:rStyle w:val="slostrnky"/>
+        <w:rStyle w:val="PageNumber"/>
       </w:rPr>
       <w:instrText xml:space="preserve"> PAGE </w:instrText>
     </w:r>
     <w:r>
       <w:rPr>
-        <w:rStyle w:val="slostrnky"/>
+        <w:rStyle w:val="PageNumber"/>
       </w:rPr>
       <w:fldChar w:fldCharType="separate"/>
     </w:r>
     <w:r>
       <w:rPr>
-        <w:rStyle w:val="slostrnky"/>
+        <w:rStyle w:val="PageNumber"/>
         <w:noProof/>
       </w:rPr>
       <w:t>1</w:t>
     </w:r>
     <w:r>
       <w:rPr>
-        <w:rStyle w:val="slostrnky"/>
+        <w:rStyle w:val="PageNumber"/>
       </w:rPr>
       <w:fldChar w:fldCharType="end"/>
     </w:r>
@@ -1829,38 +1800,38 @@
 </file>
 
 <file path=word/footer3.xml><?xml version="1.0" encoding="utf-8"?>
-<w:ftr xmlns:wpc="http://schemas.microsoft.com/office/word/2010/wordprocessingCanvas" xmlns:cx="http://schemas.microsoft.com/office/drawing/2014/chartex" xmlns:cx1="http://schemas.microsoft.com/office/drawing/2015/9/8/chartex" xmlns:mc="http://schemas.openxmlformats.org/markup-compatibility/2006" xmlns:o="urn:schemas-microsoft-com:office:office" xmlns:r="http://schemas.openxmlformats.org/officeDocument/2006/relationships" xmlns:m="http://schemas.openxmlformats.org/officeDocument/2006/math" xmlns:v="urn:schemas-microsoft-com:vml" xmlns:wp14="http://schemas.microsoft.com/office/word/2010/wordprocessingDrawing" xmlns:wp="http://schemas.openxmlformats.org/drawingml/2006/wordprocessingDrawing" xmlns:w10="urn:schemas-microsoft-com:office:word" xmlns:w="http://schemas.openxmlformats.org/wordprocessingml/2006/main" xmlns:w14="http://schemas.microsoft.com/office/word/2010/wordml" xmlns:w15="http://schemas.microsoft.com/office/word/2012/wordml" xmlns:w16se="http://schemas.microsoft.com/office/word/2015/wordml/symex" xmlns:wpg="http://schemas.microsoft.com/office/word/2010/wordprocessingGroup" xmlns:wpi="http://schemas.microsoft.com/office/word/2010/wordprocessingInk" xmlns:wne="http://schemas.microsoft.com/office/word/2006/wordml" xmlns:wps="http://schemas.microsoft.com/office/word/2010/wordprocessingShape" mc:Ignorable="w14 w15 w16se wp14">
+<w:ftr xmlns:wpc="http://schemas.microsoft.com/office/word/2010/wordprocessingCanvas" xmlns:cx="http://schemas.microsoft.com/office/drawing/2014/chartex" xmlns:cx1="http://schemas.microsoft.com/office/drawing/2015/9/8/chartex" xmlns:cx2="http://schemas.microsoft.com/office/drawing/2015/10/21/chartex" xmlns:cx3="http://schemas.microsoft.com/office/drawing/2016/5/9/chartex" xmlns:cx4="http://schemas.microsoft.com/office/drawing/2016/5/10/chartex" xmlns:cx5="http://schemas.microsoft.com/office/drawing/2016/5/11/chartex" xmlns:cx6="http://schemas.microsoft.com/office/drawing/2016/5/12/chartex" xmlns:cx7="http://schemas.microsoft.com/office/drawing/2016/5/13/chartex" xmlns:cx8="http://schemas.microsoft.com/office/drawing/2016/5/14/chartex" xmlns:mc="http://schemas.openxmlformats.org/markup-compatibility/2006" xmlns:aink="http://schemas.microsoft.com/office/drawing/2016/ink" xmlns:am3d="http://schemas.microsoft.com/office/drawing/2017/model3d" xmlns:o="urn:schemas-microsoft-com:office:office" xmlns:oel="http://schemas.microsoft.com/office/2019/extlst" xmlns:r="http://schemas.openxmlformats.org/officeDocument/2006/relationships" xmlns:m="http://schemas.openxmlformats.org/officeDocument/2006/math" xmlns:v="urn:schemas-microsoft-com:vml" xmlns:wp14="http://schemas.microsoft.com/office/word/2010/wordprocessingDrawing" xmlns:wp="http://schemas.openxmlformats.org/drawingml/2006/wordprocessingDrawing" xmlns:w10="urn:schemas-microsoft-com:office:word" xmlns:w="http://schemas.openxmlformats.org/wordprocessingml/2006/main" xmlns:w14="http://schemas.microsoft.com/office/word/2010/wordml" xmlns:w15="http://schemas.microsoft.com/office/word/2012/wordml" xmlns:w16cex="http://schemas.microsoft.com/office/word/2018/wordml/cex" xmlns:w16cid="http://schemas.microsoft.com/office/word/2016/wordml/cid" xmlns:w16="http://schemas.microsoft.com/office/word/2018/wordml" xmlns:w16du="http://schemas.microsoft.com/office/word/2023/wordml/word16du" xmlns:w16sdtdh="http://schemas.microsoft.com/office/word/2020/wordml/sdtdatahash" xmlns:w16sdtfl="http://schemas.microsoft.com/office/word/2024/wordml/sdtformatlock" xmlns:w16se="http://schemas.microsoft.com/office/word/2015/wordml/symex" xmlns:wpg="http://schemas.microsoft.com/office/word/2010/wordprocessingGroup" xmlns:wpi="http://schemas.microsoft.com/office/word/2010/wordprocessingInk" xmlns:wne="http://schemas.microsoft.com/office/word/2006/wordml" xmlns:wps="http://schemas.microsoft.com/office/word/2010/wordprocessingShape" mc:Ignorable="w14 w15 w16se w16cid w16 w16cex w16sdtdh w16sdtfl w16du wp14">
   <w:p>
     <w:pPr>
-      <w:pStyle w:val="Zpat"/>
+      <w:pStyle w:val="Footer"/>
     </w:pPr>
     <w:r>
       <w:rPr>
-        <w:rStyle w:val="slostrnky"/>
+        <w:rStyle w:val="PageNumber"/>
       </w:rPr>
       <w:fldChar w:fldCharType="begin"/>
     </w:r>
     <w:r>
       <w:rPr>
-        <w:rStyle w:val="slostrnky"/>
+        <w:rStyle w:val="PageNumber"/>
       </w:rPr>
       <w:instrText xml:space="preserve"> PAGE </w:instrText>
     </w:r>
     <w:r>
       <w:rPr>
-        <w:rStyle w:val="slostrnky"/>
+        <w:rStyle w:val="PageNumber"/>
       </w:rPr>
       <w:fldChar w:fldCharType="separate"/>
     </w:r>
     <w:r>
       <w:rPr>
-        <w:rStyle w:val="slostrnky"/>
+        <w:rStyle w:val="PageNumber"/>
       </w:rPr>
       <w:t>52</w:t>
     </w:r>
     <w:r>
       <w:rPr>
-        <w:rStyle w:val="slostrnky"/>
+        <w:rStyle w:val="PageNumber"/>
       </w:rPr>
       <w:fldChar w:fldCharType="end"/>
     </w:r>
@@ -1869,7 +1840,7 @@
 </file>
 
 <file path=word/footnotes.xml><?xml version="1.0" encoding="utf-8"?>
-<w:footnotes xmlns:wpc="http://schemas.microsoft.com/office/word/2010/wordprocessingCanvas" xmlns:cx="http://schemas.microsoft.com/office/drawing/2014/chartex" xmlns:cx1="http://schemas.microsoft.com/office/drawing/2015/9/8/chartex" xmlns:mc="http://schemas.openxmlformats.org/markup-compatibility/2006" xmlns:o="urn:schemas-microsoft-com:office:office" xmlns:r="http://schemas.openxmlformats.org/officeDocument/2006/relationships" xmlns:m="http://schemas.openxmlformats.org/officeDocument/2006/math" xmlns:v="urn:schemas-microsoft-com:vml" xmlns:wp14="http://schemas.microsoft.com/office/word/2010/wordprocessingDrawing" xmlns:wp="http://schemas.openxmlformats.org/drawingml/2006/wordprocessingDrawing" xmlns:w10="urn:schemas-microsoft-com:office:word" xmlns:w="http://schemas.openxmlformats.org/wordprocessingml/2006/main" xmlns:w14="http://schemas.microsoft.com/office/word/2010/wordml" xmlns:w15="http://schemas.microsoft.com/office/word/2012/wordml" xmlns:w16se="http://schemas.microsoft.com/office/word/2015/wordml/symex" xmlns:wpg="http://schemas.microsoft.com/office/word/2010/wordprocessingGroup" xmlns:wpi="http://schemas.microsoft.com/office/word/2010/wordprocessingInk" xmlns:wne="http://schemas.microsoft.com/office/word/2006/wordml" xmlns:wps="http://schemas.microsoft.com/office/word/2010/wordprocessingShape" mc:Ignorable="w14 w15 w16se wp14">
+<w:footnotes xmlns:wpc="http://schemas.microsoft.com/office/word/2010/wordprocessingCanvas" xmlns:cx="http://schemas.microsoft.com/office/drawing/2014/chartex" xmlns:cx1="http://schemas.microsoft.com/office/drawing/2015/9/8/chartex" xmlns:cx2="http://schemas.microsoft.com/office/drawing/2015/10/21/chartex" xmlns:cx3="http://schemas.microsoft.com/office/drawing/2016/5/9/chartex" xmlns:cx4="http://schemas.microsoft.com/office/drawing/2016/5/10/chartex" xmlns:cx5="http://schemas.microsoft.com/office/drawing/2016/5/11/chartex" xmlns:cx6="http://schemas.microsoft.com/office/drawing/2016/5/12/chartex" xmlns:cx7="http://schemas.microsoft.com/office/drawing/2016/5/13/chartex" xmlns:cx8="http://schemas.microsoft.com/office/drawing/2016/5/14/chartex" xmlns:mc="http://schemas.openxmlformats.org/markup-compatibility/2006" xmlns:aink="http://schemas.microsoft.com/office/drawing/2016/ink" xmlns:am3d="http://schemas.microsoft.com/office/drawing/2017/model3d" xmlns:o="urn:schemas-microsoft-com:office:office" xmlns:oel="http://schemas.microsoft.com/office/2019/extlst" xmlns:r="http://schemas.openxmlformats.org/officeDocument/2006/relationships" xmlns:m="http://schemas.openxmlformats.org/officeDocument/2006/math" xmlns:v="urn:schemas-microsoft-com:vml" xmlns:wp14="http://schemas.microsoft.com/office/word/2010/wordprocessingDrawing" xmlns:wp="http://schemas.openxmlformats.org/drawingml/2006/wordprocessingDrawing" xmlns:w10="urn:schemas-microsoft-com:office:word" xmlns:w="http://schemas.openxmlformats.org/wordprocessingml/2006/main" xmlns:w14="http://schemas.microsoft.com/office/word/2010/wordml" xmlns:w15="http://schemas.microsoft.com/office/word/2012/wordml" xmlns:w16cex="http://schemas.microsoft.com/office/word/2018/wordml/cex" xmlns:w16cid="http://schemas.microsoft.com/office/word/2016/wordml/cid" xmlns:w16="http://schemas.microsoft.com/office/word/2018/wordml" xmlns:w16du="http://schemas.microsoft.com/office/word/2023/wordml/word16du" xmlns:w16sdtdh="http://schemas.microsoft.com/office/word/2020/wordml/sdtdatahash" xmlns:w16sdtfl="http://schemas.microsoft.com/office/word/2024/wordml/sdtformatlock" xmlns:w16se="http://schemas.microsoft.com/office/word/2015/wordml/symex" xmlns:wpg="http://schemas.microsoft.com/office/word/2010/wordprocessingGroup" xmlns:wpi="http://schemas.microsoft.com/office/word/2010/wordprocessingInk" xmlns:wne="http://schemas.microsoft.com/office/word/2006/wordml" xmlns:wps="http://schemas.microsoft.com/office/word/2010/wordprocessingShape" mc:Ignorable="w14 w15 w16se w16cid w16 w16cex w16sdtdh w16sdtfl w16du wp14">
   <w:footnote w:type="separator" w:id="-1">
     <w:p>
       <w:r>
@@ -1888,27 +1859,27 @@
 </file>
 
 <file path=word/header1.xml><?xml version="1.0" encoding="utf-8"?>
-<w:hdr xmlns:wpc="http://schemas.microsoft.com/office/word/2010/wordprocessingCanvas" xmlns:cx="http://schemas.microsoft.com/office/drawing/2014/chartex" xmlns:cx1="http://schemas.microsoft.com/office/drawing/2015/9/8/chartex" xmlns:mc="http://schemas.openxmlformats.org/markup-compatibility/2006" xmlns:o="urn:schemas-microsoft-com:office:office" xmlns:r="http://schemas.openxmlformats.org/officeDocument/2006/relationships" xmlns:m="http://schemas.openxmlformats.org/officeDocument/2006/math" xmlns:v="urn:schemas-microsoft-com:vml" xmlns:wp14="http://schemas.microsoft.com/office/word/2010/wordprocessingDrawing" xmlns:wp="http://schemas.openxmlformats.org/drawingml/2006/wordprocessingDrawing" xmlns:w10="urn:schemas-microsoft-com:office:word" xmlns:w="http://schemas.openxmlformats.org/wordprocessingml/2006/main" xmlns:w14="http://schemas.microsoft.com/office/word/2010/wordml" xmlns:w15="http://schemas.microsoft.com/office/word/2012/wordml" xmlns:w16se="http://schemas.microsoft.com/office/word/2015/wordml/symex" xmlns:wpg="http://schemas.microsoft.com/office/word/2010/wordprocessingGroup" xmlns:wpi="http://schemas.microsoft.com/office/word/2010/wordprocessingInk" xmlns:wne="http://schemas.microsoft.com/office/word/2006/wordml" xmlns:wps="http://schemas.microsoft.com/office/word/2010/wordprocessingShape" mc:Ignorable="w14 w15 w16se wp14">
+<w:hdr xmlns:wpc="http://schemas.microsoft.com/office/word/2010/wordprocessingCanvas" xmlns:cx="http://schemas.microsoft.com/office/drawing/2014/chartex" xmlns:cx1="http://schemas.microsoft.com/office/drawing/2015/9/8/chartex" xmlns:cx2="http://schemas.microsoft.com/office/drawing/2015/10/21/chartex" xmlns:cx3="http://schemas.microsoft.com/office/drawing/2016/5/9/chartex" xmlns:cx4="http://schemas.microsoft.com/office/drawing/2016/5/10/chartex" xmlns:cx5="http://schemas.microsoft.com/office/drawing/2016/5/11/chartex" xmlns:cx6="http://schemas.microsoft.com/office/drawing/2016/5/12/chartex" xmlns:cx7="http://schemas.microsoft.com/office/drawing/2016/5/13/chartex" xmlns:cx8="http://schemas.microsoft.com/office/drawing/2016/5/14/chartex" xmlns:mc="http://schemas.openxmlformats.org/markup-compatibility/2006" xmlns:aink="http://schemas.microsoft.com/office/drawing/2016/ink" xmlns:am3d="http://schemas.microsoft.com/office/drawing/2017/model3d" xmlns:o="urn:schemas-microsoft-com:office:office" xmlns:oel="http://schemas.microsoft.com/office/2019/extlst" xmlns:r="http://schemas.openxmlformats.org/officeDocument/2006/relationships" xmlns:m="http://schemas.openxmlformats.org/officeDocument/2006/math" xmlns:v="urn:schemas-microsoft-com:vml" xmlns:wp14="http://schemas.microsoft.com/office/word/2010/wordprocessingDrawing" xmlns:wp="http://schemas.openxmlformats.org/drawingml/2006/wordprocessingDrawing" xmlns:w10="urn:schemas-microsoft-com:office:word" xmlns:w="http://schemas.openxmlformats.org/wordprocessingml/2006/main" xmlns:w14="http://schemas.microsoft.com/office/word/2010/wordml" xmlns:w15="http://schemas.microsoft.com/office/word/2012/wordml" xmlns:w16cex="http://schemas.microsoft.com/office/word/2018/wordml/cex" xmlns:w16cid="http://schemas.microsoft.com/office/word/2016/wordml/cid" xmlns:w16="http://schemas.microsoft.com/office/word/2018/wordml" xmlns:w16du="http://schemas.microsoft.com/office/word/2023/wordml/word16du" xmlns:w16sdtdh="http://schemas.microsoft.com/office/word/2020/wordml/sdtdatahash" xmlns:w16sdtfl="http://schemas.microsoft.com/office/word/2024/wordml/sdtformatlock" xmlns:w16se="http://schemas.microsoft.com/office/word/2015/wordml/symex" xmlns:wpg="http://schemas.microsoft.com/office/word/2010/wordprocessingGroup" xmlns:wpi="http://schemas.microsoft.com/office/word/2010/wordprocessingInk" xmlns:wne="http://schemas.microsoft.com/office/word/2006/wordml" xmlns:wps="http://schemas.microsoft.com/office/word/2010/wordprocessingShape" mc:Ignorable="w14 w15 w16se w16cid w16 w16cex w16sdtdh w16sdtfl w16du wp14">
   <w:p>
     <w:pPr>
-      <w:pStyle w:val="Zhlav"/>
+      <w:pStyle w:val="Header"/>
     </w:pPr>
   </w:p>
 </w:hdr>
 </file>
 
 <file path=word/header2.xml><?xml version="1.0" encoding="utf-8"?>
-<w:hdr xmlns:wpc="http://schemas.microsoft.com/office/word/2010/wordprocessingCanvas" xmlns:cx="http://schemas.microsoft.com/office/drawing/2014/chartex" xmlns:cx1="http://schemas.microsoft.com/office/drawing/2015/9/8/chartex" xmlns:mc="http://schemas.openxmlformats.org/markup-compatibility/2006" xmlns:o="urn:schemas-microsoft-com:office:office" xmlns:r="http://schemas.openxmlformats.org/officeDocument/2006/relationships" xmlns:m="http://schemas.openxmlformats.org/officeDocument/2006/math" xmlns:v="urn:schemas-microsoft-com:vml" xmlns:wp14="http://schemas.microsoft.com/office/word/2010/wordprocessingDrawing" xmlns:wp="http://schemas.openxmlformats.org/drawingml/2006/wordprocessingDrawing" xmlns:w10="urn:schemas-microsoft-com:office:word" xmlns:w="http://schemas.openxmlformats.org/wordprocessingml/2006/main" xmlns:w14="http://schemas.microsoft.com/office/word/2010/wordml" xmlns:w15="http://schemas.microsoft.com/office/word/2012/wordml" xmlns:w16se="http://schemas.microsoft.com/office/word/2015/wordml/symex" xmlns:wpg="http://schemas.microsoft.com/office/word/2010/wordprocessingGroup" xmlns:wpi="http://schemas.microsoft.com/office/word/2010/wordprocessingInk" xmlns:wne="http://schemas.microsoft.com/office/word/2006/wordml" xmlns:wps="http://schemas.microsoft.com/office/word/2010/wordprocessingShape" mc:Ignorable="w14 w15 w16se wp14">
+<w:hdr xmlns:wpc="http://schemas.microsoft.com/office/word/2010/wordprocessingCanvas" xmlns:cx="http://schemas.microsoft.com/office/drawing/2014/chartex" xmlns:cx1="http://schemas.microsoft.com/office/drawing/2015/9/8/chartex" xmlns:cx2="http://schemas.microsoft.com/office/drawing/2015/10/21/chartex" xmlns:cx3="http://schemas.microsoft.com/office/drawing/2016/5/9/chartex" xmlns:cx4="http://schemas.microsoft.com/office/drawing/2016/5/10/chartex" xmlns:cx5="http://schemas.microsoft.com/office/drawing/2016/5/11/chartex" xmlns:cx6="http://schemas.microsoft.com/office/drawing/2016/5/12/chartex" xmlns:cx7="http://schemas.microsoft.com/office/drawing/2016/5/13/chartex" xmlns:cx8="http://schemas.microsoft.com/office/drawing/2016/5/14/chartex" xmlns:mc="http://schemas.openxmlformats.org/markup-compatibility/2006" xmlns:aink="http://schemas.microsoft.com/office/drawing/2016/ink" xmlns:am3d="http://schemas.microsoft.com/office/drawing/2017/model3d" xmlns:o="urn:schemas-microsoft-com:office:office" xmlns:oel="http://schemas.microsoft.com/office/2019/extlst" xmlns:r="http://schemas.openxmlformats.org/officeDocument/2006/relationships" xmlns:m="http://schemas.openxmlformats.org/officeDocument/2006/math" xmlns:v="urn:schemas-microsoft-com:vml" xmlns:wp14="http://schemas.microsoft.com/office/word/2010/wordprocessingDrawing" xmlns:wp="http://schemas.openxmlformats.org/drawingml/2006/wordprocessingDrawing" xmlns:w10="urn:schemas-microsoft-com:office:word" xmlns:w="http://schemas.openxmlformats.org/wordprocessingml/2006/main" xmlns:w14="http://schemas.microsoft.com/office/word/2010/wordml" xmlns:w15="http://schemas.microsoft.com/office/word/2012/wordml" xmlns:w16cex="http://schemas.microsoft.com/office/word/2018/wordml/cex" xmlns:w16cid="http://schemas.microsoft.com/office/word/2016/wordml/cid" xmlns:w16="http://schemas.microsoft.com/office/word/2018/wordml" xmlns:w16du="http://schemas.microsoft.com/office/word/2023/wordml/word16du" xmlns:w16sdtdh="http://schemas.microsoft.com/office/word/2020/wordml/sdtdatahash" xmlns:w16sdtfl="http://schemas.microsoft.com/office/word/2024/wordml/sdtformatlock" xmlns:w16se="http://schemas.microsoft.com/office/word/2015/wordml/symex" xmlns:wpg="http://schemas.microsoft.com/office/word/2010/wordprocessingGroup" xmlns:wpi="http://schemas.microsoft.com/office/word/2010/wordprocessingInk" xmlns:wne="http://schemas.microsoft.com/office/word/2006/wordml" xmlns:wps="http://schemas.microsoft.com/office/word/2010/wordprocessingShape" mc:Ignorable="w14 w15 w16se w16cid w16 w16cex w16sdtdh w16sdtfl w16du wp14">
   <w:p>
     <w:pPr>
-      <w:pStyle w:val="Zhlav"/>
+      <w:pStyle w:val="Header"/>
     </w:pPr>
   </w:p>
 </w:hdr>
 </file>
 
 <file path=word/numbering.xml><?xml version="1.0" encoding="utf-8"?>
-<w:numbering xmlns:wpc="http://schemas.microsoft.com/office/word/2010/wordprocessingCanvas" xmlns:cx="http://schemas.microsoft.com/office/drawing/2014/chartex" xmlns:cx1="http://schemas.microsoft.com/office/drawing/2015/9/8/chartex" xmlns:mc="http://schemas.openxmlformats.org/markup-compatibility/2006" xmlns:o="urn:schemas-microsoft-com:office:office" xmlns:r="http://schemas.openxmlformats.org/officeDocument/2006/relationships" xmlns:m="http://schemas.openxmlformats.org/officeDocument/2006/math" xmlns:v="urn:schemas-microsoft-com:vml" xmlns:wp14="http://schemas.microsoft.com/office/word/2010/wordprocessingDrawing" xmlns:wp="http://schemas.openxmlformats.org/drawingml/2006/wordprocessingDrawing" xmlns:w10="urn:schemas-microsoft-com:office:word" xmlns:w="http://schemas.openxmlformats.org/wordprocessingml/2006/main" xmlns:w14="http://schemas.microsoft.com/office/word/2010/wordml" xmlns:w15="http://schemas.microsoft.com/office/word/2012/wordml" xmlns:w16se="http://schemas.microsoft.com/office/word/2015/wordml/symex" xmlns:wpg="http://schemas.microsoft.com/office/word/2010/wordprocessingGroup" xmlns:wpi="http://schemas.microsoft.com/office/word/2010/wordprocessingInk" xmlns:wne="http://schemas.microsoft.com/office/word/2006/wordml" xmlns:wps="http://schemas.microsoft.com/office/word/2010/wordprocessingShape" mc:Ignorable="w14 w15 w16se wp14">
+<w:numbering xmlns:wpc="http://schemas.microsoft.com/office/word/2010/wordprocessingCanvas" xmlns:cx="http://schemas.microsoft.com/office/drawing/2014/chartex" xmlns:cx1="http://schemas.microsoft.com/office/drawing/2015/9/8/chartex" xmlns:cx2="http://schemas.microsoft.com/office/drawing/2015/10/21/chartex" xmlns:cx3="http://schemas.microsoft.com/office/drawing/2016/5/9/chartex" xmlns:cx4="http://schemas.microsoft.com/office/drawing/2016/5/10/chartex" xmlns:cx5="http://schemas.microsoft.com/office/drawing/2016/5/11/chartex" xmlns:cx6="http://schemas.microsoft.com/office/drawing/2016/5/12/chartex" xmlns:cx7="http://schemas.microsoft.com/office/drawing/2016/5/13/chartex" xmlns:cx8="http://schemas.microsoft.com/office/drawing/2016/5/14/chartex" xmlns:mc="http://schemas.openxmlformats.org/markup-compatibility/2006" xmlns:aink="http://schemas.microsoft.com/office/drawing/2016/ink" xmlns:am3d="http://schemas.microsoft.com/office/drawing/2017/model3d" xmlns:o="urn:schemas-microsoft-com:office:office" xmlns:oel="http://schemas.microsoft.com/office/2019/extlst" xmlns:r="http://schemas.openxmlformats.org/officeDocument/2006/relationships" xmlns:m="http://schemas.openxmlformats.org/officeDocument/2006/math" xmlns:v="urn:schemas-microsoft-com:vml" xmlns:wp14="http://schemas.microsoft.com/office/word/2010/wordprocessingDrawing" xmlns:wp="http://schemas.openxmlformats.org/drawingml/2006/wordprocessingDrawing" xmlns:w10="urn:schemas-microsoft-com:office:word" xmlns:w="http://schemas.openxmlformats.org/wordprocessingml/2006/main" xmlns:w14="http://schemas.microsoft.com/office/word/2010/wordml" xmlns:w15="http://schemas.microsoft.com/office/word/2012/wordml" xmlns:w16cex="http://schemas.microsoft.com/office/word/2018/wordml/cex" xmlns:w16cid="http://schemas.microsoft.com/office/word/2016/wordml/cid" xmlns:w16="http://schemas.microsoft.com/office/word/2018/wordml" xmlns:w16du="http://schemas.microsoft.com/office/word/2023/wordml/word16du" xmlns:w16sdtdh="http://schemas.microsoft.com/office/word/2020/wordml/sdtdatahash" xmlns:w16sdtfl="http://schemas.microsoft.com/office/word/2024/wordml/sdtformatlock" xmlns:w16se="http://schemas.microsoft.com/office/word/2015/wordml/symex" xmlns:wpg="http://schemas.microsoft.com/office/word/2010/wordprocessingGroup" xmlns:wpi="http://schemas.microsoft.com/office/word/2010/wordprocessingInk" xmlns:wne="http://schemas.microsoft.com/office/word/2006/wordml" xmlns:wps="http://schemas.microsoft.com/office/word/2010/wordprocessingShape" mc:Ignorable="w14 w15 w16se w16cid w16 w16cex w16sdtdh w16sdtfl w16du wp14">
   <w:abstractNum w:abstractNumId="0" w15:restartNumberingAfterBreak="0">
     <w:nsid w:val="FFFFFF7C"/>
     <w:multiLevelType w:val="multilevel"/>
@@ -1916,7 +1887,7 @@
     <w:lvl w:ilvl="0">
       <w:start w:val="1"/>
       <w:numFmt w:val="decimal"/>
-      <w:pStyle w:val="slovanseznam5"/>
+      <w:pStyle w:val="ListNumber5"/>
       <w:lvlText w:val="%1."/>
       <w:lvlJc w:val="left"/>
       <w:pPr>
@@ -1974,7 +1945,7 @@
     <w:lvl w:ilvl="0">
       <w:start w:val="1"/>
       <w:numFmt w:val="decimal"/>
-      <w:pStyle w:val="slovanseznam4"/>
+      <w:pStyle w:val="ListNumber4"/>
       <w:lvlText w:val="%1."/>
       <w:lvlJc w:val="left"/>
       <w:pPr>
@@ -2032,7 +2003,7 @@
     <w:lvl w:ilvl="0">
       <w:start w:val="1"/>
       <w:numFmt w:val="decimal"/>
-      <w:pStyle w:val="slovanseznam3"/>
+      <w:pStyle w:val="ListNumber3"/>
       <w:lvlText w:val="%1."/>
       <w:lvlJc w:val="left"/>
       <w:pPr>
@@ -2090,7 +2061,7 @@
     <w:lvl w:ilvl="0">
       <w:start w:val="1"/>
       <w:numFmt w:val="decimal"/>
-      <w:pStyle w:val="slovanseznam2"/>
+      <w:pStyle w:val="ListNumber2"/>
       <w:lvlText w:val="%1."/>
       <w:lvlJc w:val="left"/>
       <w:pPr>
@@ -2148,7 +2119,7 @@
     <w:lvl w:ilvl="0">
       <w:start w:val="1"/>
       <w:numFmt w:val="bullet"/>
-      <w:pStyle w:val="Seznamsodrkami5"/>
+      <w:pStyle w:val="ListBullet5"/>
       <w:lvlText w:val=""/>
       <w:lvlJc w:val="left"/>
       <w:pPr>
@@ -2209,7 +2180,7 @@
     <w:lvl w:ilvl="0">
       <w:start w:val="1"/>
       <w:numFmt w:val="bullet"/>
-      <w:pStyle w:val="Seznamsodrkami4"/>
+      <w:pStyle w:val="ListBullet4"/>
       <w:lvlText w:val=""/>
       <w:lvlJc w:val="left"/>
       <w:pPr>
@@ -2270,7 +2241,7 @@
     <w:lvl w:ilvl="0">
       <w:start w:val="1"/>
       <w:numFmt w:val="bullet"/>
-      <w:pStyle w:val="Seznamsodrkami3"/>
+      <w:pStyle w:val="ListBullet3"/>
       <w:lvlText w:val=""/>
       <w:lvlJc w:val="left"/>
       <w:pPr>
@@ -2331,7 +2302,7 @@
     <w:lvl w:ilvl="0">
       <w:start w:val="1"/>
       <w:numFmt w:val="bullet"/>
-      <w:pStyle w:val="Seznamsodrkami2"/>
+      <w:pStyle w:val="ListBullet2"/>
       <w:lvlText w:val=""/>
       <w:lvlJc w:val="left"/>
       <w:pPr>
@@ -2392,7 +2363,7 @@
     <w:lvl w:ilvl="0">
       <w:start w:val="1"/>
       <w:numFmt w:val="bullet"/>
-      <w:pStyle w:val="Seznamsodrkami"/>
+      <w:pStyle w:val="ListBullet"/>
       <w:lvlText w:val=""/>
       <w:lvlJc w:val="left"/>
       <w:pPr>
@@ -3861,11 +3832,11 @@
     <w:nsid w:val="40036746"/>
     <w:multiLevelType w:val="multilevel"/>
     <w:tmpl w:val="E6D642FA"/>
-    <w:styleLink w:val="lnekoddl"/>
+    <w:styleLink w:val="ArticleSection"/>
     <w:lvl w:ilvl="0">
       <w:start w:val="1"/>
       <w:numFmt w:val="upperRoman"/>
-      <w:pStyle w:val="lnekoddl"/>
+      <w:pStyle w:val="ArticleSection"/>
       <w:lvlText w:val="Článek %1."/>
       <w:lvlJc w:val="left"/>
       <w:pPr>
@@ -4321,7 +4292,7 @@
     <w:lvl w:ilvl="0">
       <w:start w:val="1"/>
       <w:numFmt w:val="decimal"/>
-      <w:pStyle w:val="slovanseznam"/>
+      <w:pStyle w:val="ListNumber"/>
       <w:lvlText w:val="%1."/>
       <w:legacy w:legacy="1" w:legacySpace="0" w:legacyIndent="283"/>
       <w:lvlJc w:val="left"/>
@@ -5562,158 +5533,158 @@
       <w:lvlJc w:val="left"/>
     </w:lvl>
   </w:abstractNum>
-  <w:num w:numId="1">
+  <w:num w:numId="1" w16cid:durableId="1821920734">
     <w:abstractNumId w:val="10"/>
   </w:num>
-  <w:num w:numId="2">
+  <w:num w:numId="2" w16cid:durableId="1672096447">
     <w:abstractNumId w:val="29"/>
   </w:num>
-  <w:num w:numId="3">
+  <w:num w:numId="3" w16cid:durableId="273097349">
     <w:abstractNumId w:val="32"/>
   </w:num>
-  <w:num w:numId="4">
+  <w:num w:numId="4" w16cid:durableId="1622034538">
     <w:abstractNumId w:val="28"/>
   </w:num>
-  <w:num w:numId="5">
+  <w:num w:numId="5" w16cid:durableId="1299189570">
     <w:abstractNumId w:val="11"/>
   </w:num>
-  <w:num w:numId="6">
+  <w:num w:numId="6" w16cid:durableId="1086804069">
     <w:abstractNumId w:val="31"/>
   </w:num>
-  <w:num w:numId="7">
+  <w:num w:numId="7" w16cid:durableId="1362320799">
     <w:abstractNumId w:val="26"/>
   </w:num>
-  <w:num w:numId="8">
+  <w:num w:numId="8" w16cid:durableId="1599675582">
     <w:abstractNumId w:val="3"/>
   </w:num>
-  <w:num w:numId="9">
+  <w:num w:numId="9" w16cid:durableId="1643538818">
     <w:abstractNumId w:val="2"/>
   </w:num>
-  <w:num w:numId="10">
+  <w:num w:numId="10" w16cid:durableId="2109110563">
     <w:abstractNumId w:val="1"/>
   </w:num>
-  <w:num w:numId="11">
+  <w:num w:numId="11" w16cid:durableId="393161316">
     <w:abstractNumId w:val="0"/>
   </w:num>
-  <w:num w:numId="12">
+  <w:num w:numId="12" w16cid:durableId="951863448">
     <w:abstractNumId w:val="24"/>
   </w:num>
-  <w:num w:numId="13">
+  <w:num w:numId="13" w16cid:durableId="732235341">
     <w:abstractNumId w:val="8"/>
   </w:num>
-  <w:num w:numId="14">
+  <w:num w:numId="14" w16cid:durableId="389110408">
     <w:abstractNumId w:val="7"/>
   </w:num>
-  <w:num w:numId="15">
+  <w:num w:numId="15" w16cid:durableId="1573462231">
     <w:abstractNumId w:val="6"/>
   </w:num>
-  <w:num w:numId="16">
+  <w:num w:numId="16" w16cid:durableId="1486778146">
     <w:abstractNumId w:val="5"/>
   </w:num>
-  <w:num w:numId="17">
+  <w:num w:numId="17" w16cid:durableId="1039091459">
     <w:abstractNumId w:val="4"/>
   </w:num>
-  <w:num w:numId="18">
+  <w:num w:numId="18" w16cid:durableId="1164858409">
     <w:abstractNumId w:val="41"/>
     <w:lvlOverride w:ilvl="0">
       <w:startOverride w:val="1"/>
     </w:lvlOverride>
   </w:num>
-  <w:num w:numId="19">
+  <w:num w:numId="19" w16cid:durableId="227809748">
     <w:abstractNumId w:val="12"/>
   </w:num>
-  <w:num w:numId="20">
+  <w:num w:numId="20" w16cid:durableId="558134661">
     <w:abstractNumId w:val="15"/>
   </w:num>
-  <w:num w:numId="21">
+  <w:num w:numId="21" w16cid:durableId="2007056286">
     <w:abstractNumId w:val="32"/>
     <w:lvlOverride w:ilvl="0">
       <w:startOverride w:val="1"/>
     </w:lvlOverride>
   </w:num>
-  <w:num w:numId="22">
+  <w:num w:numId="22" w16cid:durableId="990475966">
     <w:abstractNumId w:val="32"/>
     <w:lvlOverride w:ilvl="0">
       <w:startOverride w:val="1"/>
     </w:lvlOverride>
   </w:num>
-  <w:num w:numId="23">
+  <w:num w:numId="23" w16cid:durableId="478544602">
     <w:abstractNumId w:val="32"/>
     <w:lvlOverride w:ilvl="0">
       <w:startOverride w:val="1"/>
     </w:lvlOverride>
   </w:num>
-  <w:num w:numId="24">
+  <w:num w:numId="24" w16cid:durableId="1082874231">
     <w:abstractNumId w:val="34"/>
   </w:num>
-  <w:num w:numId="25">
+  <w:num w:numId="25" w16cid:durableId="1226989226">
     <w:abstractNumId w:val="13"/>
   </w:num>
-  <w:num w:numId="26">
+  <w:num w:numId="26" w16cid:durableId="1484814956">
     <w:abstractNumId w:val="40"/>
   </w:num>
-  <w:num w:numId="27">
+  <w:num w:numId="27" w16cid:durableId="1213226382">
     <w:abstractNumId w:val="36"/>
   </w:num>
-  <w:num w:numId="28">
+  <w:num w:numId="28" w16cid:durableId="495070326">
     <w:abstractNumId w:val="39"/>
   </w:num>
-  <w:num w:numId="29">
+  <w:num w:numId="29" w16cid:durableId="222181277">
     <w:abstractNumId w:val="22"/>
   </w:num>
-  <w:num w:numId="30">
+  <w:num w:numId="30" w16cid:durableId="721170515">
     <w:abstractNumId w:val="37"/>
   </w:num>
-  <w:num w:numId="31">
+  <w:num w:numId="31" w16cid:durableId="462356489">
     <w:abstractNumId w:val="16"/>
   </w:num>
-  <w:num w:numId="32">
+  <w:num w:numId="32" w16cid:durableId="1017390416">
     <w:abstractNumId w:val="21"/>
   </w:num>
-  <w:num w:numId="33">
+  <w:num w:numId="33" w16cid:durableId="68574474">
     <w:abstractNumId w:val="23"/>
   </w:num>
-  <w:num w:numId="34">
+  <w:num w:numId="34" w16cid:durableId="892693826">
     <w:abstractNumId w:val="14"/>
   </w:num>
-  <w:num w:numId="35">
+  <w:num w:numId="35" w16cid:durableId="1359157586">
     <w:abstractNumId w:val="18"/>
   </w:num>
-  <w:num w:numId="36">
+  <w:num w:numId="36" w16cid:durableId="374622368">
     <w:abstractNumId w:val="38"/>
   </w:num>
-  <w:num w:numId="37">
+  <w:num w:numId="37" w16cid:durableId="5183164">
     <w:abstractNumId w:val="27"/>
   </w:num>
-  <w:num w:numId="38">
+  <w:num w:numId="38" w16cid:durableId="1063335591">
     <w:abstractNumId w:val="17"/>
   </w:num>
-  <w:num w:numId="39">
+  <w:num w:numId="39" w16cid:durableId="1413702376">
     <w:abstractNumId w:val="9"/>
   </w:num>
-  <w:num w:numId="40">
+  <w:num w:numId="40" w16cid:durableId="1804956036">
     <w:abstractNumId w:val="30"/>
   </w:num>
-  <w:num w:numId="41">
+  <w:num w:numId="41" w16cid:durableId="45027638">
     <w:abstractNumId w:val="35"/>
   </w:num>
-  <w:num w:numId="42">
+  <w:num w:numId="42" w16cid:durableId="2062552176">
     <w:abstractNumId w:val="19"/>
   </w:num>
-  <w:num w:numId="43">
+  <w:num w:numId="43" w16cid:durableId="2097970296">
     <w:abstractNumId w:val="20"/>
   </w:num>
-  <w:num w:numId="44">
+  <w:num w:numId="44" w16cid:durableId="1996298490">
     <w:abstractNumId w:val="33"/>
   </w:num>
-  <w:num w:numId="45">
+  <w:num w:numId="45" w16cid:durableId="332683584">
     <w:abstractNumId w:val="25"/>
   </w:num>
 </w:numbering>
 </file>
 
 <file path=word/styles.xml><?xml version="1.0" encoding="utf-8"?>
-<w:styles xmlns:mc="http://schemas.openxmlformats.org/markup-compatibility/2006" xmlns:r="http://schemas.openxmlformats.org/officeDocument/2006/relationships" xmlns:w="http://schemas.openxmlformats.org/wordprocessingml/2006/main" xmlns:w14="http://schemas.microsoft.com/office/word/2010/wordml" xmlns:w15="http://schemas.microsoft.com/office/word/2012/wordml" xmlns:w16se="http://schemas.microsoft.com/office/word/2015/wordml/symex" mc:Ignorable="w14 w15 w16se">
+<w:styles xmlns:mc="http://schemas.openxmlformats.org/markup-compatibility/2006" xmlns:r="http://schemas.openxmlformats.org/officeDocument/2006/relationships" xmlns:w="http://schemas.openxmlformats.org/wordprocessingml/2006/main" xmlns:w14="http://schemas.microsoft.com/office/word/2010/wordml" xmlns:w15="http://schemas.microsoft.com/office/word/2012/wordml" xmlns:w16cex="http://schemas.microsoft.com/office/word/2018/wordml/cex" xmlns:w16cid="http://schemas.microsoft.com/office/word/2016/wordml/cid" xmlns:w16="http://schemas.microsoft.com/office/word/2018/wordml" xmlns:w16du="http://schemas.microsoft.com/office/word/2023/wordml/word16du" xmlns:w16sdtdh="http://schemas.microsoft.com/office/word/2020/wordml/sdtdatahash" xmlns:w16sdtfl="http://schemas.microsoft.com/office/word/2024/wordml/sdtformatlock" xmlns:w16se="http://schemas.microsoft.com/office/word/2015/wordml/symex" mc:Ignorable="w14 w15 w16se w16cid w16 w16cex w16sdtdh w16sdtfl w16du">
   <w:docDefaults>
     <w:rPrDefault>
       <w:rPr>
@@ -5723,7 +5694,7 @@
     </w:rPrDefault>
     <w:pPrDefault/>
   </w:docDefaults>
-  <w:latentStyles w:defLockedState="0" w:defUIPriority="99" w:defSemiHidden="0" w:defUnhideWhenUsed="0" w:defQFormat="0" w:count="371">
+  <w:latentStyles w:defLockedState="0" w:defUIPriority="99" w:defSemiHidden="0" w:defUnhideWhenUsed="0" w:defQFormat="0" w:count="376">
     <w:lsdException w:name="Normal" w:uiPriority="0" w:qFormat="1"/>
     <w:lsdException w:name="heading 1" w:uiPriority="9" w:qFormat="1"/>
     <w:lsdException w:name="heading 2" w:semiHidden="1" w:uiPriority="9" w:unhideWhenUsed="1" w:qFormat="1"/>
@@ -6095,8 +6066,13 @@
     <w:lsdException w:name="List Table 5 Dark Accent 6" w:uiPriority="50"/>
     <w:lsdException w:name="List Table 6 Colorful Accent 6" w:uiPriority="51"/>
     <w:lsdException w:name="List Table 7 Colorful Accent 6" w:uiPriority="52"/>
+    <w:lsdException w:name="Mention" w:semiHidden="1" w:unhideWhenUsed="1"/>
+    <w:lsdException w:name="Smart Hyperlink" w:semiHidden="1" w:unhideWhenUsed="1"/>
+    <w:lsdException w:name="Hashtag" w:semiHidden="1" w:unhideWhenUsed="1"/>
+    <w:lsdException w:name="Unresolved Mention" w:semiHidden="1" w:unhideWhenUsed="1"/>
+    <w:lsdException w:name="Smart Link" w:semiHidden="1" w:unhideWhenUsed="1"/>
   </w:latentStyles>
-  <w:style w:type="paragraph" w:default="1" w:styleId="Normln">
+  <w:style w:type="paragraph" w:default="1" w:styleId="Normal">
     <w:name w:val="Normal"/>
     <w:qFormat/>
     <w:rsid w:val="00F447B3"/>
@@ -6116,11 +6092,11 @@
       <w:lang w:val="en-GB"/>
     </w:rPr>
   </w:style>
-  <w:style w:type="paragraph" w:styleId="Nadpis1">
+  <w:style w:type="paragraph" w:styleId="Heading1">
     <w:name w:val="heading 1"/>
     <w:basedOn w:val="Nadpiskapitoly"/>
     <w:next w:val="Textnormy"/>
-    <w:link w:val="Nadpis1Char"/>
+    <w:link w:val="Heading1Char1"/>
     <w:uiPriority w:val="99"/>
     <w:qFormat/>
     <w:rsid w:val="00A821AB"/>
@@ -6129,93 +6105,93 @@
       <w:lang w:val="en-US"/>
     </w:rPr>
   </w:style>
-  <w:style w:type="paragraph" w:styleId="Nadpis2">
+  <w:style w:type="paragraph" w:styleId="Heading2">
     <w:name w:val="heading 2"/>
     <w:basedOn w:val="Nadpislnku"/>
     <w:next w:val="Textnormy"/>
-    <w:link w:val="Nadpis2Char"/>
+    <w:link w:val="Heading2Char1"/>
     <w:qFormat/>
     <w:pPr>
       <w:outlineLvl w:val="1"/>
     </w:pPr>
   </w:style>
-  <w:style w:type="paragraph" w:styleId="Nadpis3">
+  <w:style w:type="paragraph" w:styleId="Heading3">
     <w:name w:val="heading 3"/>
     <w:basedOn w:val="Nadpislnku"/>
     <w:next w:val="Textnormy"/>
-    <w:link w:val="Nadpis3Char"/>
+    <w:link w:val="Heading3Char1"/>
     <w:qFormat/>
     <w:pPr>
       <w:outlineLvl w:val="2"/>
     </w:pPr>
   </w:style>
-  <w:style w:type="paragraph" w:styleId="Nadpis4">
+  <w:style w:type="paragraph" w:styleId="Heading4">
     <w:name w:val="heading 4"/>
     <w:basedOn w:val="Nadpislnku"/>
     <w:next w:val="Textnormy"/>
-    <w:link w:val="Nadpis4Char"/>
+    <w:link w:val="Heading4Char1"/>
     <w:qFormat/>
     <w:pPr>
       <w:outlineLvl w:val="3"/>
     </w:pPr>
   </w:style>
-  <w:style w:type="paragraph" w:styleId="Nadpis5">
+  <w:style w:type="paragraph" w:styleId="Heading5">
     <w:name w:val="heading 5"/>
     <w:basedOn w:val="Nadpislnku"/>
     <w:next w:val="Textnormy"/>
-    <w:link w:val="Nadpis5Char"/>
+    <w:link w:val="Heading5Char1"/>
     <w:qFormat/>
     <w:pPr>
       <w:outlineLvl w:val="4"/>
     </w:pPr>
   </w:style>
-  <w:style w:type="paragraph" w:styleId="Nadpis6">
+  <w:style w:type="paragraph" w:styleId="Heading6">
     <w:name w:val="heading 6"/>
     <w:basedOn w:val="Nadpislnku"/>
     <w:next w:val="Textnormy"/>
-    <w:link w:val="Nadpis6Char"/>
+    <w:link w:val="Heading6Char1"/>
     <w:qFormat/>
     <w:pPr>
       <w:outlineLvl w:val="5"/>
     </w:pPr>
   </w:style>
-  <w:style w:type="paragraph" w:styleId="Nadpis7">
+  <w:style w:type="paragraph" w:styleId="Heading7">
     <w:name w:val="heading 7"/>
     <w:basedOn w:val="Nadpislnku"/>
     <w:next w:val="Textnormy"/>
-    <w:link w:val="Nadpis7Char"/>
+    <w:link w:val="Heading7Char1"/>
     <w:qFormat/>
     <w:pPr>
       <w:outlineLvl w:val="6"/>
     </w:pPr>
   </w:style>
-  <w:style w:type="paragraph" w:styleId="Nadpis8">
+  <w:style w:type="paragraph" w:styleId="Heading8">
     <w:name w:val="heading 8"/>
     <w:basedOn w:val="Nadpislnku"/>
     <w:next w:val="Textnormy"/>
-    <w:link w:val="Nadpis8Char"/>
+    <w:link w:val="Heading8Char1"/>
     <w:qFormat/>
     <w:pPr>
       <w:outlineLvl w:val="7"/>
     </w:pPr>
   </w:style>
-  <w:style w:type="paragraph" w:styleId="Nadpis9">
+  <w:style w:type="paragraph" w:styleId="Heading9">
     <w:name w:val="heading 9"/>
     <w:basedOn w:val="Nadpislnku"/>
     <w:next w:val="Textnormy"/>
-    <w:link w:val="Nadpis9Char"/>
+    <w:link w:val="Heading9Char1"/>
     <w:qFormat/>
     <w:pPr>
       <w:outlineLvl w:val="8"/>
     </w:pPr>
   </w:style>
-  <w:style w:type="character" w:default="1" w:styleId="Standardnpsmoodstavce">
+  <w:style w:type="character" w:default="1" w:styleId="DefaultParagraphFont">
     <w:name w:val="Default Paragraph Font"/>
     <w:uiPriority w:val="1"/>
     <w:semiHidden/>
     <w:unhideWhenUsed/>
   </w:style>
-  <w:style w:type="table" w:default="1" w:styleId="Normlntabulka">
+  <w:style w:type="table" w:default="1" w:styleId="TableNormal">
     <w:name w:val="Normal Table"/>
     <w:uiPriority w:val="99"/>
     <w:semiHidden/>
@@ -6230,15 +6206,15 @@
       </w:tblCellMar>
     </w:tblPr>
   </w:style>
-  <w:style w:type="numbering" w:default="1" w:styleId="Bezseznamu">
+  <w:style w:type="numbering" w:default="1" w:styleId="NoList">
     <w:name w:val="No List"/>
     <w:uiPriority w:val="99"/>
     <w:semiHidden/>
     <w:unhideWhenUsed/>
   </w:style>
-  <w:style w:type="table" w:customStyle="1" w:styleId="TableGridLight">
-    <w:name w:val="Table Grid Light"/>
-    <w:basedOn w:val="Normlntabulka"/>
+  <w:style w:type="table" w:customStyle="1" w:styleId="TableGridLight1">
+    <w:name w:val="Table Grid Light1"/>
+    <w:basedOn w:val="TableNormal"/>
     <w:uiPriority w:val="59"/>
     <w:tblPr>
       <w:tblBorders>
@@ -6251,9 +6227,9 @@
       </w:tblBorders>
     </w:tblPr>
   </w:style>
-  <w:style w:type="table" w:styleId="Prosttabulka1">
+  <w:style w:type="table" w:styleId="PlainTable1">
     <w:name w:val="Plain Table 1"/>
-    <w:basedOn w:val="Normlntabulka"/>
+    <w:basedOn w:val="TableNormal"/>
     <w:uiPriority w:val="59"/>
     <w:tblPr>
       <w:tblBorders>
@@ -6310,9 +6286,9 @@
       </w:tcPr>
     </w:tblStylePr>
   </w:style>
-  <w:style w:type="table" w:styleId="Prosttabulka2">
+  <w:style w:type="table" w:styleId="PlainTable2">
     <w:name w:val="Plain Table 2"/>
-    <w:basedOn w:val="Normlntabulka"/>
+    <w:basedOn w:val="TableNormal"/>
     <w:uiPriority w:val="59"/>
     <w:tblPr>
       <w:tblBorders>
@@ -6389,9 +6365,9 @@
       </w:tcPr>
     </w:tblStylePr>
   </w:style>
-  <w:style w:type="table" w:styleId="Prosttabulka3">
+  <w:style w:type="table" w:styleId="PlainTable3">
     <w:name w:val="Plain Table 3"/>
-    <w:basedOn w:val="Normlntabulka"/>
+    <w:basedOn w:val="TableNormal"/>
     <w:uiPriority w:val="99"/>
     <w:tblPr>
       <w:tblStyleRowBandSize w:val="1"/>
@@ -6466,9 +6442,9 @@
       </w:tcPr>
     </w:tblStylePr>
   </w:style>
-  <w:style w:type="table" w:styleId="Prosttabulka4">
+  <w:style w:type="table" w:styleId="PlainTable4">
     <w:name w:val="Plain Table 4"/>
-    <w:basedOn w:val="Normlntabulka"/>
+    <w:basedOn w:val="TableNormal"/>
     <w:uiPriority w:val="99"/>
     <w:tblPr>
       <w:tblStyleRowBandSize w:val="1"/>
@@ -6521,9 +6497,9 @@
       </w:tcPr>
     </w:tblStylePr>
   </w:style>
-  <w:style w:type="table" w:styleId="Prosttabulka5">
+  <w:style w:type="table" w:styleId="PlainTable5">
     <w:name w:val="Plain Table 5"/>
-    <w:basedOn w:val="Normlntabulka"/>
+    <w:basedOn w:val="TableNormal"/>
     <w:uiPriority w:val="99"/>
     <w:tblPr>
       <w:tblStyleRowBandSize w:val="1"/>
@@ -6611,9 +6587,9 @@
       </w:tcPr>
     </w:tblStylePr>
   </w:style>
-  <w:style w:type="table" w:styleId="Svtltabulkasmkou1">
+  <w:style w:type="table" w:styleId="GridTable1Light">
     <w:name w:val="Grid Table 1 Light"/>
-    <w:basedOn w:val="Normlntabulka"/>
+    <w:basedOn w:val="TableNormal"/>
     <w:uiPriority w:val="99"/>
     <w:tblPr>
       <w:tblStyleRowBandSize w:val="1"/>
@@ -6674,9 +6650,9 @@
       </w:tcPr>
     </w:tblStylePr>
   </w:style>
-  <w:style w:type="table" w:customStyle="1" w:styleId="GridTable1Light-Accent1">
-    <w:name w:val="Grid Table 1 Light - Accent 1"/>
-    <w:basedOn w:val="Normlntabulka"/>
+  <w:style w:type="table" w:customStyle="1" w:styleId="GridTable1Light-Accent11">
+    <w:name w:val="Grid Table 1 Light - Accent 11"/>
+    <w:basedOn w:val="TableNormal"/>
     <w:uiPriority w:val="99"/>
     <w:tblPr>
       <w:tblStyleRowBandSize w:val="1"/>
@@ -6739,7 +6715,7 @@
   </w:style>
   <w:style w:type="table" w:customStyle="1" w:styleId="GridTable1Light-Accent2">
     <w:name w:val="Grid Table 1 Light - Accent 2"/>
-    <w:basedOn w:val="Normlntabulka"/>
+    <w:basedOn w:val="TableNormal"/>
     <w:uiPriority w:val="99"/>
     <w:tblPr>
       <w:tblStyleRowBandSize w:val="1"/>
@@ -6800,9 +6776,9 @@
       </w:tcPr>
     </w:tblStylePr>
   </w:style>
-  <w:style w:type="table" w:customStyle="1" w:styleId="GridTable1Light-Accent3">
-    <w:name w:val="Grid Table 1 Light - Accent 3"/>
-    <w:basedOn w:val="Normlntabulka"/>
+  <w:style w:type="table" w:customStyle="1" w:styleId="GridTable1Light-Accent31">
+    <w:name w:val="Grid Table 1 Light - Accent 31"/>
+    <w:basedOn w:val="TableNormal"/>
     <w:uiPriority w:val="99"/>
     <w:tblPr>
       <w:tblStyleRowBandSize w:val="1"/>
@@ -6863,9 +6839,9 @@
       </w:tcPr>
     </w:tblStylePr>
   </w:style>
-  <w:style w:type="table" w:customStyle="1" w:styleId="GridTable1Light-Accent4">
-    <w:name w:val="Grid Table 1 Light - Accent 4"/>
-    <w:basedOn w:val="Normlntabulka"/>
+  <w:style w:type="table" w:customStyle="1" w:styleId="GridTable1Light-Accent41">
+    <w:name w:val="Grid Table 1 Light - Accent 41"/>
+    <w:basedOn w:val="TableNormal"/>
     <w:uiPriority w:val="99"/>
     <w:tblPr>
       <w:tblStyleRowBandSize w:val="1"/>
@@ -6926,9 +6902,9 @@
       </w:tcPr>
     </w:tblStylePr>
   </w:style>
-  <w:style w:type="table" w:customStyle="1" w:styleId="GridTable1Light-Accent5">
-    <w:name w:val="Grid Table 1 Light - Accent 5"/>
-    <w:basedOn w:val="Normlntabulka"/>
+  <w:style w:type="table" w:customStyle="1" w:styleId="GridTable1Light-Accent51">
+    <w:name w:val="Grid Table 1 Light - Accent 51"/>
+    <w:basedOn w:val="TableNormal"/>
     <w:uiPriority w:val="99"/>
     <w:tblPr>
       <w:tblStyleRowBandSize w:val="1"/>
@@ -6989,9 +6965,9 @@
       </w:tcPr>
     </w:tblStylePr>
   </w:style>
-  <w:style w:type="table" w:customStyle="1" w:styleId="GridTable1Light-Accent6">
-    <w:name w:val="Grid Table 1 Light - Accent 6"/>
-    <w:basedOn w:val="Normlntabulka"/>
+  <w:style w:type="table" w:customStyle="1" w:styleId="GridTable1Light-Accent61">
+    <w:name w:val="Grid Table 1 Light - Accent 61"/>
+    <w:basedOn w:val="TableNormal"/>
     <w:uiPriority w:val="99"/>
     <w:tblPr>
       <w:tblStyleRowBandSize w:val="1"/>
@@ -7052,9 +7028,9 @@
       </w:tcPr>
     </w:tblStylePr>
   </w:style>
-  <w:style w:type="table" w:styleId="Tabulkasmkou2">
+  <w:style w:type="table" w:styleId="GridTable2">
     <w:name w:val="Grid Table 2"/>
-    <w:basedOn w:val="Normlntabulka"/>
+    <w:basedOn w:val="TableNormal"/>
     <w:uiPriority w:val="99"/>
     <w:tblPr>
       <w:tblStyleRowBandSize w:val="1"/>
@@ -7132,9 +7108,9 @@
       </w:tcPr>
     </w:tblStylePr>
   </w:style>
-  <w:style w:type="table" w:customStyle="1" w:styleId="GridTable2-Accent1">
-    <w:name w:val="Grid Table 2 - Accent 1"/>
-    <w:basedOn w:val="Normlntabulka"/>
+  <w:style w:type="table" w:customStyle="1" w:styleId="GridTable2-Accent11">
+    <w:name w:val="Grid Table 2 - Accent 11"/>
+    <w:basedOn w:val="TableNormal"/>
     <w:uiPriority w:val="99"/>
     <w:tblPr>
       <w:tblStyleRowBandSize w:val="1"/>
@@ -7212,9 +7188,9 @@
       </w:tcPr>
     </w:tblStylePr>
   </w:style>
-  <w:style w:type="table" w:customStyle="1" w:styleId="GridTable2-Accent2">
-    <w:name w:val="Grid Table 2 - Accent 2"/>
-    <w:basedOn w:val="Normlntabulka"/>
+  <w:style w:type="table" w:customStyle="1" w:styleId="GridTable2-Accent21">
+    <w:name w:val="Grid Table 2 - Accent 21"/>
+    <w:basedOn w:val="TableNormal"/>
     <w:uiPriority w:val="99"/>
     <w:tblPr>
       <w:tblStyleRowBandSize w:val="1"/>
@@ -7292,9 +7268,9 @@
       </w:tcPr>
     </w:tblStylePr>
   </w:style>
-  <w:style w:type="table" w:customStyle="1" w:styleId="GridTable2-Accent3">
-    <w:name w:val="Grid Table 2 - Accent 3"/>
-    <w:basedOn w:val="Normlntabulka"/>
+  <w:style w:type="table" w:customStyle="1" w:styleId="GridTable2-Accent31">
+    <w:name w:val="Grid Table 2 - Accent 31"/>
+    <w:basedOn w:val="TableNormal"/>
     <w:uiPriority w:val="99"/>
     <w:tblPr>
       <w:tblStyleRowBandSize w:val="1"/>
@@ -7372,9 +7348,9 @@
       </w:tcPr>
     </w:tblStylePr>
   </w:style>
-  <w:style w:type="table" w:customStyle="1" w:styleId="GridTable2-Accent4">
-    <w:name w:val="Grid Table 2 - Accent 4"/>
-    <w:basedOn w:val="Normlntabulka"/>
+  <w:style w:type="table" w:customStyle="1" w:styleId="GridTable2-Accent41">
+    <w:name w:val="Grid Table 2 - Accent 41"/>
+    <w:basedOn w:val="TableNormal"/>
     <w:uiPriority w:val="99"/>
     <w:tblPr>
       <w:tblStyleRowBandSize w:val="1"/>
@@ -7452,9 +7428,9 @@
       </w:tcPr>
     </w:tblStylePr>
   </w:style>
-  <w:style w:type="table" w:customStyle="1" w:styleId="GridTable2-Accent5">
-    <w:name w:val="Grid Table 2 - Accent 5"/>
-    <w:basedOn w:val="Normlntabulka"/>
+  <w:style w:type="table" w:customStyle="1" w:styleId="GridTable2-Accent51">
+    <w:name w:val="Grid Table 2 - Accent 51"/>
+    <w:basedOn w:val="TableNormal"/>
     <w:uiPriority w:val="99"/>
     <w:tblPr>
       <w:tblStyleRowBandSize w:val="1"/>
@@ -7532,9 +7508,9 @@
       </w:tcPr>
     </w:tblStylePr>
   </w:style>
-  <w:style w:type="table" w:customStyle="1" w:styleId="GridTable2-Accent6">
-    <w:name w:val="Grid Table 2 - Accent 6"/>
-    <w:basedOn w:val="Normlntabulka"/>
+  <w:style w:type="table" w:customStyle="1" w:styleId="GridTable2-Accent61">
+    <w:name w:val="Grid Table 2 - Accent 61"/>
+    <w:basedOn w:val="TableNormal"/>
     <w:uiPriority w:val="99"/>
     <w:tblPr>
       <w:tblStyleRowBandSize w:val="1"/>
@@ -7612,9 +7588,9 @@
       </w:tcPr>
     </w:tblStylePr>
   </w:style>
-  <w:style w:type="table" w:styleId="Tabulkasmkou3">
+  <w:style w:type="table" w:styleId="GridTable3">
     <w:name w:val="Grid Table 3"/>
-    <w:basedOn w:val="Normlntabulka"/>
+    <w:basedOn w:val="TableNormal"/>
     <w:uiPriority w:val="99"/>
     <w:tblPr>
       <w:tblStyleRowBandSize w:val="1"/>
@@ -7715,9 +7691,9 @@
       </w:tcPr>
     </w:tblStylePr>
   </w:style>
-  <w:style w:type="table" w:customStyle="1" w:styleId="GridTable3-Accent1">
-    <w:name w:val="Grid Table 3 - Accent 1"/>
-    <w:basedOn w:val="Normlntabulka"/>
+  <w:style w:type="table" w:customStyle="1" w:styleId="GridTable3-Accent11">
+    <w:name w:val="Grid Table 3 - Accent 11"/>
+    <w:basedOn w:val="TableNormal"/>
     <w:uiPriority w:val="99"/>
     <w:tblPr>
       <w:tblStyleRowBandSize w:val="1"/>
@@ -7818,9 +7794,9 @@
       </w:tcPr>
     </w:tblStylePr>
   </w:style>
-  <w:style w:type="table" w:customStyle="1" w:styleId="GridTable3-Accent2">
-    <w:name w:val="Grid Table 3 - Accent 2"/>
-    <w:basedOn w:val="Normlntabulka"/>
+  <w:style w:type="table" w:customStyle="1" w:styleId="GridTable3-Accent21">
+    <w:name w:val="Grid Table 3 - Accent 21"/>
+    <w:basedOn w:val="TableNormal"/>
     <w:uiPriority w:val="99"/>
     <w:tblPr>
       <w:tblStyleRowBandSize w:val="1"/>
@@ -7921,9 +7897,9 @@
       </w:tcPr>
     </w:tblStylePr>
   </w:style>
-  <w:style w:type="table" w:customStyle="1" w:styleId="GridTable3-Accent3">
-    <w:name w:val="Grid Table 3 - Accent 3"/>
-    <w:basedOn w:val="Normlntabulka"/>
+  <w:style w:type="table" w:customStyle="1" w:styleId="GridTable3-Accent31">
+    <w:name w:val="Grid Table 3 - Accent 31"/>
+    <w:basedOn w:val="TableNormal"/>
     <w:uiPriority w:val="99"/>
     <w:tblPr>
       <w:tblStyleRowBandSize w:val="1"/>
@@ -8024,9 +8000,9 @@
       </w:tcPr>
     </w:tblStylePr>
   </w:style>
-  <w:style w:type="table" w:customStyle="1" w:styleId="GridTable3-Accent4">
-    <w:name w:val="Grid Table 3 - Accent 4"/>
-    <w:basedOn w:val="Normlntabulka"/>
+  <w:style w:type="table" w:customStyle="1" w:styleId="GridTable3-Accent41">
+    <w:name w:val="Grid Table 3 - Accent 41"/>
+    <w:basedOn w:val="TableNormal"/>
     <w:uiPriority w:val="99"/>
     <w:tblPr>
       <w:tblStyleRowBandSize w:val="1"/>
@@ -8127,9 +8103,9 @@
       </w:tcPr>
     </w:tblStylePr>
   </w:style>
-  <w:style w:type="table" w:customStyle="1" w:styleId="GridTable3-Accent5">
-    <w:name w:val="Grid Table 3 - Accent 5"/>
-    <w:basedOn w:val="Normlntabulka"/>
+  <w:style w:type="table" w:customStyle="1" w:styleId="GridTable3-Accent51">
+    <w:name w:val="Grid Table 3 - Accent 51"/>
+    <w:basedOn w:val="TableNormal"/>
     <w:uiPriority w:val="99"/>
     <w:tblPr>
       <w:tblStyleRowBandSize w:val="1"/>
@@ -8230,9 +8206,9 @@
       </w:tcPr>
     </w:tblStylePr>
   </w:style>
-  <w:style w:type="table" w:customStyle="1" w:styleId="GridTable3-Accent6">
-    <w:name w:val="Grid Table 3 - Accent 6"/>
-    <w:basedOn w:val="Normlntabulka"/>
+  <w:style w:type="table" w:customStyle="1" w:styleId="GridTable3-Accent61">
+    <w:name w:val="Grid Table 3 - Accent 61"/>
+    <w:basedOn w:val="TableNormal"/>
     <w:uiPriority w:val="99"/>
     <w:tblPr>
       <w:tblStyleRowBandSize w:val="1"/>
@@ -8333,9 +8309,9 @@
       </w:tcPr>
     </w:tblStylePr>
   </w:style>
-  <w:style w:type="table" w:styleId="Tabulkasmkou4">
+  <w:style w:type="table" w:styleId="GridTable4">
     <w:name w:val="Grid Table 4"/>
-    <w:basedOn w:val="Normlntabulka"/>
+    <w:basedOn w:val="TableNormal"/>
     <w:uiPriority w:val="59"/>
     <w:tblPr>
       <w:tblStyleRowBandSize w:val="1"/>
@@ -8414,9 +8390,9 @@
       </w:tcPr>
     </w:tblStylePr>
   </w:style>
-  <w:style w:type="table" w:customStyle="1" w:styleId="GridTable4-Accent1">
-    <w:name w:val="Grid Table 4 - Accent 1"/>
-    <w:basedOn w:val="Normlntabulka"/>
+  <w:style w:type="table" w:customStyle="1" w:styleId="GridTable4-Accent11">
+    <w:name w:val="Grid Table 4 - Accent 11"/>
+    <w:basedOn w:val="TableNormal"/>
     <w:uiPriority w:val="59"/>
     <w:tblPr>
       <w:tblStyleRowBandSize w:val="1"/>
@@ -8495,9 +8471,9 @@
       </w:tcPr>
     </w:tblStylePr>
   </w:style>
-  <w:style w:type="table" w:customStyle="1" w:styleId="GridTable4-Accent2">
-    <w:name w:val="Grid Table 4 - Accent 2"/>
-    <w:basedOn w:val="Normlntabulka"/>
+  <w:style w:type="table" w:customStyle="1" w:styleId="GridTable4-Accent21">
+    <w:name w:val="Grid Table 4 - Accent 21"/>
+    <w:basedOn w:val="TableNormal"/>
     <w:uiPriority w:val="59"/>
     <w:tblPr>
       <w:tblStyleRowBandSize w:val="1"/>
@@ -8576,9 +8552,9 @@
       </w:tcPr>
     </w:tblStylePr>
   </w:style>
-  <w:style w:type="table" w:customStyle="1" w:styleId="GridTable4-Accent3">
-    <w:name w:val="Grid Table 4 - Accent 3"/>
-    <w:basedOn w:val="Normlntabulka"/>
+  <w:style w:type="table" w:customStyle="1" w:styleId="GridTable4-Accent31">
+    <w:name w:val="Grid Table 4 - Accent 31"/>
+    <w:basedOn w:val="TableNormal"/>
     <w:uiPriority w:val="59"/>
     <w:tblPr>
       <w:tblStyleRowBandSize w:val="1"/>
@@ -8657,9 +8633,9 @@
       </w:tcPr>
     </w:tblStylePr>
   </w:style>
-  <w:style w:type="table" w:customStyle="1" w:styleId="GridTable4-Accent4">
-    <w:name w:val="Grid Table 4 - Accent 4"/>
-    <w:basedOn w:val="Normlntabulka"/>
+  <w:style w:type="table" w:customStyle="1" w:styleId="GridTable4-Accent41">
+    <w:name w:val="Grid Table 4 - Accent 41"/>
+    <w:basedOn w:val="TableNormal"/>
     <w:uiPriority w:val="59"/>
     <w:tblPr>
       <w:tblStyleRowBandSize w:val="1"/>
@@ -8738,9 +8714,9 @@
       </w:tcPr>
     </w:tblStylePr>
   </w:style>
-  <w:style w:type="table" w:customStyle="1" w:styleId="GridTable4-Accent5">
-    <w:name w:val="Grid Table 4 - Accent 5"/>
-    <w:basedOn w:val="Normlntabulka"/>
+  <w:style w:type="table" w:customStyle="1" w:styleId="GridTable4-Accent51">
+    <w:name w:val="Grid Table 4 - Accent 51"/>
+    <w:basedOn w:val="TableNormal"/>
     <w:uiPriority w:val="59"/>
     <w:tblPr>
       <w:tblStyleRowBandSize w:val="1"/>
@@ -8819,9 +8795,9 @@
       </w:tcPr>
     </w:tblStylePr>
   </w:style>
-  <w:style w:type="table" w:customStyle="1" w:styleId="GridTable4-Accent6">
-    <w:name w:val="Grid Table 4 - Accent 6"/>
-    <w:basedOn w:val="Normlntabulka"/>
+  <w:style w:type="table" w:customStyle="1" w:styleId="GridTable4-Accent61">
+    <w:name w:val="Grid Table 4 - Accent 61"/>
+    <w:basedOn w:val="TableNormal"/>
     <w:uiPriority w:val="59"/>
     <w:tblPr>
       <w:tblStyleRowBandSize w:val="1"/>
@@ -8900,9 +8876,9 @@
       </w:tcPr>
     </w:tblStylePr>
   </w:style>
-  <w:style w:type="table" w:styleId="Tmavtabulkasmkou5">
+  <w:style w:type="table" w:styleId="GridTable5Dark">
     <w:name w:val="Grid Table 5 Dark"/>
-    <w:basedOn w:val="Normlntabulka"/>
+    <w:basedOn w:val="TableNormal"/>
     <w:uiPriority w:val="99"/>
     <w:tblPr>
       <w:tblStyleRowBandSize w:val="1"/>
@@ -8983,7 +8959,7 @@
   </w:style>
   <w:style w:type="table" w:customStyle="1" w:styleId="GridTable5Dark-Accent1">
     <w:name w:val="Grid Table 5 Dark- Accent 1"/>
-    <w:basedOn w:val="Normlntabulka"/>
+    <w:basedOn w:val="TableNormal"/>
     <w:uiPriority w:val="99"/>
     <w:tblPr>
       <w:tblStyleRowBandSize w:val="1"/>
@@ -9062,9 +9038,9 @@
       </w:tcPr>
     </w:tblStylePr>
   </w:style>
-  <w:style w:type="table" w:customStyle="1" w:styleId="GridTable5Dark-Accent2">
-    <w:name w:val="Grid Table 5 Dark - Accent 2"/>
-    <w:basedOn w:val="Normlntabulka"/>
+  <w:style w:type="table" w:customStyle="1" w:styleId="GridTable5Dark-Accent21">
+    <w:name w:val="Grid Table 5 Dark - Accent 21"/>
+    <w:basedOn w:val="TableNormal"/>
     <w:uiPriority w:val="99"/>
     <w:tblPr>
       <w:tblStyleRowBandSize w:val="1"/>
@@ -9143,9 +9119,9 @@
       </w:tcPr>
     </w:tblStylePr>
   </w:style>
-  <w:style w:type="table" w:customStyle="1" w:styleId="GridTable5Dark-Accent3">
-    <w:name w:val="Grid Table 5 Dark - Accent 3"/>
-    <w:basedOn w:val="Normlntabulka"/>
+  <w:style w:type="table" w:customStyle="1" w:styleId="GridTable5Dark-Accent31">
+    <w:name w:val="Grid Table 5 Dark - Accent 31"/>
+    <w:basedOn w:val="TableNormal"/>
     <w:uiPriority w:val="99"/>
     <w:tblPr>
       <w:tblStyleRowBandSize w:val="1"/>
@@ -9226,7 +9202,7 @@
   </w:style>
   <w:style w:type="table" w:customStyle="1" w:styleId="GridTable5Dark-Accent4">
     <w:name w:val="Grid Table 5 Dark- Accent 4"/>
-    <w:basedOn w:val="Normlntabulka"/>
+    <w:basedOn w:val="TableNormal"/>
     <w:uiPriority w:val="99"/>
     <w:tblPr>
       <w:tblStyleRowBandSize w:val="1"/>
@@ -9305,9 +9281,9 @@
       </w:tcPr>
     </w:tblStylePr>
   </w:style>
-  <w:style w:type="table" w:customStyle="1" w:styleId="GridTable5Dark-Accent5">
-    <w:name w:val="Grid Table 5 Dark - Accent 5"/>
-    <w:basedOn w:val="Normlntabulka"/>
+  <w:style w:type="table" w:customStyle="1" w:styleId="GridTable5Dark-Accent51">
+    <w:name w:val="Grid Table 5 Dark - Accent 51"/>
+    <w:basedOn w:val="TableNormal"/>
     <w:uiPriority w:val="99"/>
     <w:tblPr>
       <w:tblStyleRowBandSize w:val="1"/>
@@ -9386,9 +9362,9 @@
       </w:tcPr>
     </w:tblStylePr>
   </w:style>
-  <w:style w:type="table" w:customStyle="1" w:styleId="GridTable5Dark-Accent6">
-    <w:name w:val="Grid Table 5 Dark - Accent 6"/>
-    <w:basedOn w:val="Normlntabulka"/>
+  <w:style w:type="table" w:customStyle="1" w:styleId="GridTable5Dark-Accent61">
+    <w:name w:val="Grid Table 5 Dark - Accent 61"/>
+    <w:basedOn w:val="TableNormal"/>
     <w:uiPriority w:val="99"/>
     <w:tblPr>
       <w:tblStyleRowBandSize w:val="1"/>
@@ -9467,9 +9443,9 @@
       </w:tcPr>
     </w:tblStylePr>
   </w:style>
-  <w:style w:type="table" w:styleId="Barevntabulkasmkou6">
+  <w:style w:type="table" w:styleId="GridTable6Colourful">
     <w:name w:val="Grid Table 6 Colorful"/>
-    <w:basedOn w:val="Normlntabulka"/>
+    <w:basedOn w:val="TableNormal"/>
     <w:uiPriority w:val="99"/>
     <w:tblPr>
       <w:tblStyleRowBandSize w:val="1"/>
@@ -9540,7 +9516,7 @@
   </w:style>
   <w:style w:type="table" w:customStyle="1" w:styleId="GridTable6Colorful-Accent1">
     <w:name w:val="Grid Table 6 Colorful - Accent 1"/>
-    <w:basedOn w:val="Normlntabulka"/>
+    <w:basedOn w:val="TableNormal"/>
     <w:uiPriority w:val="99"/>
     <w:tblPr>
       <w:tblStyleRowBandSize w:val="1"/>
@@ -9611,7 +9587,7 @@
   </w:style>
   <w:style w:type="table" w:customStyle="1" w:styleId="GridTable6Colorful-Accent2">
     <w:name w:val="Grid Table 6 Colorful - Accent 2"/>
-    <w:basedOn w:val="Normlntabulka"/>
+    <w:basedOn w:val="TableNormal"/>
     <w:uiPriority w:val="99"/>
     <w:tblPr>
       <w:tblStyleRowBandSize w:val="1"/>
@@ -9682,7 +9658,7 @@
   </w:style>
   <w:style w:type="table" w:customStyle="1" w:styleId="GridTable6Colorful-Accent3">
     <w:name w:val="Grid Table 6 Colorful - Accent 3"/>
-    <w:basedOn w:val="Normlntabulka"/>
+    <w:basedOn w:val="TableNormal"/>
     <w:uiPriority w:val="99"/>
     <w:tblPr>
       <w:tblStyleRowBandSize w:val="1"/>
@@ -9753,7 +9729,7 @@
   </w:style>
   <w:style w:type="table" w:customStyle="1" w:styleId="GridTable6Colorful-Accent4">
     <w:name w:val="Grid Table 6 Colorful - Accent 4"/>
-    <w:basedOn w:val="Normlntabulka"/>
+    <w:basedOn w:val="TableNormal"/>
     <w:uiPriority w:val="99"/>
     <w:tblPr>
       <w:tblStyleRowBandSize w:val="1"/>
@@ -9824,7 +9800,7 @@
   </w:style>
   <w:style w:type="table" w:customStyle="1" w:styleId="GridTable6Colorful-Accent5">
     <w:name w:val="Grid Table 6 Colorful - Accent 5"/>
-    <w:basedOn w:val="Normlntabulka"/>
+    <w:basedOn w:val="TableNormal"/>
     <w:uiPriority w:val="99"/>
     <w:tblPr>
       <w:tblStyleRowBandSize w:val="1"/>
@@ -9895,7 +9871,7 @@
   </w:style>
   <w:style w:type="table" w:customStyle="1" w:styleId="GridTable6Colorful-Accent6">
     <w:name w:val="Grid Table 6 Colorful - Accent 6"/>
-    <w:basedOn w:val="Normlntabulka"/>
+    <w:basedOn w:val="TableNormal"/>
     <w:uiPriority w:val="99"/>
     <w:tblPr>
       <w:tblStyleRowBandSize w:val="1"/>
@@ -9964,9 +9940,9 @@
       </w:rPr>
     </w:tblStylePr>
   </w:style>
-  <w:style w:type="table" w:styleId="Barevntabulkasmkou7">
+  <w:style w:type="table" w:styleId="GridTable7Colourful">
     <w:name w:val="Grid Table 7 Colorful"/>
-    <w:basedOn w:val="Normlntabulka"/>
+    <w:basedOn w:val="TableNormal"/>
     <w:uiPriority w:val="99"/>
     <w:tblPr>
       <w:tblStyleRowBandSize w:val="1"/>
@@ -10080,7 +10056,7 @@
   </w:style>
   <w:style w:type="table" w:customStyle="1" w:styleId="GridTable7Colorful-Accent1">
     <w:name w:val="Grid Table 7 Colorful - Accent 1"/>
-    <w:basedOn w:val="Normlntabulka"/>
+    <w:basedOn w:val="TableNormal"/>
     <w:uiPriority w:val="99"/>
     <w:tblPr>
       <w:tblStyleRowBandSize w:val="1"/>
@@ -10194,7 +10170,7 @@
   </w:style>
   <w:style w:type="table" w:customStyle="1" w:styleId="GridTable7Colorful-Accent2">
     <w:name w:val="Grid Table 7 Colorful - Accent 2"/>
-    <w:basedOn w:val="Normlntabulka"/>
+    <w:basedOn w:val="TableNormal"/>
     <w:uiPriority w:val="99"/>
     <w:tblPr>
       <w:tblStyleRowBandSize w:val="1"/>
@@ -10308,7 +10284,7 @@
   </w:style>
   <w:style w:type="table" w:customStyle="1" w:styleId="GridTable7Colorful-Accent3">
     <w:name w:val="Grid Table 7 Colorful - Accent 3"/>
-    <w:basedOn w:val="Normlntabulka"/>
+    <w:basedOn w:val="TableNormal"/>
     <w:uiPriority w:val="99"/>
     <w:tblPr>
       <w:tblStyleRowBandSize w:val="1"/>
@@ -10422,7 +10398,7 @@
   </w:style>
   <w:style w:type="table" w:customStyle="1" w:styleId="GridTable7Colorful-Accent4">
     <w:name w:val="Grid Table 7 Colorful - Accent 4"/>
-    <w:basedOn w:val="Normlntabulka"/>
+    <w:basedOn w:val="TableNormal"/>
     <w:uiPriority w:val="99"/>
     <w:tblPr>
       <w:tblStyleRowBandSize w:val="1"/>
@@ -10536,7 +10512,7 @@
   </w:style>
   <w:style w:type="table" w:customStyle="1" w:styleId="GridTable7Colorful-Accent5">
     <w:name w:val="Grid Table 7 Colorful - Accent 5"/>
-    <w:basedOn w:val="Normlntabulka"/>
+    <w:basedOn w:val="TableNormal"/>
     <w:uiPriority w:val="99"/>
     <w:tblPr>
       <w:tblStyleRowBandSize w:val="1"/>
@@ -10650,7 +10626,7 @@
   </w:style>
   <w:style w:type="table" w:customStyle="1" w:styleId="GridTable7Colorful-Accent6">
     <w:name w:val="Grid Table 7 Colorful - Accent 6"/>
-    <w:basedOn w:val="Normlntabulka"/>
+    <w:basedOn w:val="TableNormal"/>
     <w:uiPriority w:val="99"/>
     <w:tblPr>
       <w:tblStyleRowBandSize w:val="1"/>
@@ -10762,9 +10738,9 @@
       </w:rPr>
     </w:tblStylePr>
   </w:style>
-  <w:style w:type="table" w:styleId="Svtltabulkaseznamu1">
+  <w:style w:type="table" w:styleId="ListTable1Light">
     <w:name w:val="List Table 1 Light"/>
-    <w:basedOn w:val="Normlntabulka"/>
+    <w:basedOn w:val="TableNormal"/>
     <w:uiPriority w:val="99"/>
     <w:tblPr>
       <w:tblStyleRowBandSize w:val="1"/>
@@ -10825,9 +10801,9 @@
       </w:tcPr>
     </w:tblStylePr>
   </w:style>
-  <w:style w:type="table" w:customStyle="1" w:styleId="ListTable1Light-Accent1">
-    <w:name w:val="List Table 1 Light - Accent 1"/>
-    <w:basedOn w:val="Normlntabulka"/>
+  <w:style w:type="table" w:customStyle="1" w:styleId="ListTable1Light-Accent11">
+    <w:name w:val="List Table 1 Light - Accent 11"/>
+    <w:basedOn w:val="TableNormal"/>
     <w:uiPriority w:val="99"/>
     <w:tblPr>
       <w:tblStyleRowBandSize w:val="1"/>
@@ -10888,9 +10864,9 @@
       </w:tcPr>
     </w:tblStylePr>
   </w:style>
-  <w:style w:type="table" w:customStyle="1" w:styleId="ListTable1Light-Accent2">
-    <w:name w:val="List Table 1 Light - Accent 2"/>
-    <w:basedOn w:val="Normlntabulka"/>
+  <w:style w:type="table" w:customStyle="1" w:styleId="ListTable1Light-Accent21">
+    <w:name w:val="List Table 1 Light - Accent 21"/>
+    <w:basedOn w:val="TableNormal"/>
     <w:uiPriority w:val="99"/>
     <w:tblPr>
       <w:tblStyleRowBandSize w:val="1"/>
@@ -10951,9 +10927,9 @@
       </w:tcPr>
     </w:tblStylePr>
   </w:style>
-  <w:style w:type="table" w:customStyle="1" w:styleId="ListTable1Light-Accent3">
-    <w:name w:val="List Table 1 Light - Accent 3"/>
-    <w:basedOn w:val="Normlntabulka"/>
+  <w:style w:type="table" w:customStyle="1" w:styleId="ListTable1Light-Accent31">
+    <w:name w:val="List Table 1 Light - Accent 31"/>
+    <w:basedOn w:val="TableNormal"/>
     <w:uiPriority w:val="99"/>
     <w:tblPr>
       <w:tblStyleRowBandSize w:val="1"/>
@@ -11014,9 +10990,9 @@
       </w:tcPr>
     </w:tblStylePr>
   </w:style>
-  <w:style w:type="table" w:customStyle="1" w:styleId="ListTable1Light-Accent4">
-    <w:name w:val="List Table 1 Light - Accent 4"/>
-    <w:basedOn w:val="Normlntabulka"/>
+  <w:style w:type="table" w:customStyle="1" w:styleId="ListTable1Light-Accent41">
+    <w:name w:val="List Table 1 Light - Accent 41"/>
+    <w:basedOn w:val="TableNormal"/>
     <w:uiPriority w:val="99"/>
     <w:tblPr>
       <w:tblStyleRowBandSize w:val="1"/>
@@ -11077,9 +11053,9 @@
       </w:tcPr>
     </w:tblStylePr>
   </w:style>
-  <w:style w:type="table" w:customStyle="1" w:styleId="ListTable1Light-Accent5">
-    <w:name w:val="List Table 1 Light - Accent 5"/>
-    <w:basedOn w:val="Normlntabulka"/>
+  <w:style w:type="table" w:customStyle="1" w:styleId="ListTable1Light-Accent51">
+    <w:name w:val="List Table 1 Light - Accent 51"/>
+    <w:basedOn w:val="TableNormal"/>
     <w:uiPriority w:val="99"/>
     <w:tblPr>
       <w:tblStyleRowBandSize w:val="1"/>
@@ -11140,9 +11116,9 @@
       </w:tcPr>
     </w:tblStylePr>
   </w:style>
-  <w:style w:type="table" w:customStyle="1" w:styleId="ListTable1Light-Accent6">
-    <w:name w:val="List Table 1 Light - Accent 6"/>
-    <w:basedOn w:val="Normlntabulka"/>
+  <w:style w:type="table" w:customStyle="1" w:styleId="ListTable1Light-Accent61">
+    <w:name w:val="List Table 1 Light - Accent 61"/>
+    <w:basedOn w:val="TableNormal"/>
     <w:uiPriority w:val="99"/>
     <w:tblPr>
       <w:tblStyleRowBandSize w:val="1"/>
@@ -11203,9 +11179,9 @@
       </w:tcPr>
     </w:tblStylePr>
   </w:style>
-  <w:style w:type="table" w:styleId="Tabulkaseznamu2">
+  <w:style w:type="table" w:styleId="ListTable2">
     <w:name w:val="List Table 2"/>
-    <w:basedOn w:val="Normlntabulka"/>
+    <w:basedOn w:val="TableNormal"/>
     <w:uiPriority w:val="99"/>
     <w:tblPr>
       <w:tblStyleRowBandSize w:val="1"/>
@@ -11289,9 +11265,9 @@
       </w:tcPr>
     </w:tblStylePr>
   </w:style>
-  <w:style w:type="table" w:customStyle="1" w:styleId="ListTable2-Accent1">
-    <w:name w:val="List Table 2 - Accent 1"/>
-    <w:basedOn w:val="Normlntabulka"/>
+  <w:style w:type="table" w:customStyle="1" w:styleId="ListTable2-Accent11">
+    <w:name w:val="List Table 2 - Accent 11"/>
+    <w:basedOn w:val="TableNormal"/>
     <w:uiPriority w:val="99"/>
     <w:tblPr>
       <w:tblStyleRowBandSize w:val="1"/>
@@ -11375,9 +11351,9 @@
       </w:tcPr>
     </w:tblStylePr>
   </w:style>
-  <w:style w:type="table" w:customStyle="1" w:styleId="ListTable2-Accent2">
-    <w:name w:val="List Table 2 - Accent 2"/>
-    <w:basedOn w:val="Normlntabulka"/>
+  <w:style w:type="table" w:customStyle="1" w:styleId="ListTable2-Accent21">
+    <w:name w:val="List Table 2 - Accent 21"/>
+    <w:basedOn w:val="TableNormal"/>
     <w:uiPriority w:val="99"/>
     <w:tblPr>
       <w:tblStyleRowBandSize w:val="1"/>
@@ -11461,9 +11437,9 @@
       </w:tcPr>
     </w:tblStylePr>
   </w:style>
-  <w:style w:type="table" w:customStyle="1" w:styleId="ListTable2-Accent3">
-    <w:name w:val="List Table 2 - Accent 3"/>
-    <w:basedOn w:val="Normlntabulka"/>
+  <w:style w:type="table" w:customStyle="1" w:styleId="ListTable2-Accent31">
+    <w:name w:val="List Table 2 - Accent 31"/>
+    <w:basedOn w:val="TableNormal"/>
     <w:uiPriority w:val="99"/>
     <w:tblPr>
       <w:tblStyleRowBandSize w:val="1"/>
@@ -11547,9 +11523,9 @@
       </w:tcPr>
     </w:tblStylePr>
   </w:style>
-  <w:style w:type="table" w:customStyle="1" w:styleId="ListTable2-Accent4">
-    <w:name w:val="List Table 2 - Accent 4"/>
-    <w:basedOn w:val="Normlntabulka"/>
+  <w:style w:type="table" w:customStyle="1" w:styleId="ListTable2-Accent41">
+    <w:name w:val="List Table 2 - Accent 41"/>
+    <w:basedOn w:val="TableNormal"/>
     <w:uiPriority w:val="99"/>
     <w:tblPr>
       <w:tblStyleRowBandSize w:val="1"/>
@@ -11633,9 +11609,9 @@
       </w:tcPr>
     </w:tblStylePr>
   </w:style>
-  <w:style w:type="table" w:customStyle="1" w:styleId="ListTable2-Accent5">
-    <w:name w:val="List Table 2 - Accent 5"/>
-    <w:basedOn w:val="Normlntabulka"/>
+  <w:style w:type="table" w:customStyle="1" w:styleId="ListTable2-Accent51">
+    <w:name w:val="List Table 2 - Accent 51"/>
+    <w:basedOn w:val="TableNormal"/>
     <w:uiPriority w:val="99"/>
     <w:tblPr>
       <w:tblStyleRowBandSize w:val="1"/>
@@ -11719,9 +11695,9 @@
       </w:tcPr>
     </w:tblStylePr>
   </w:style>
-  <w:style w:type="table" w:customStyle="1" w:styleId="ListTable2-Accent6">
-    <w:name w:val="List Table 2 - Accent 6"/>
-    <w:basedOn w:val="Normlntabulka"/>
+  <w:style w:type="table" w:customStyle="1" w:styleId="ListTable2-Accent61">
+    <w:name w:val="List Table 2 - Accent 61"/>
+    <w:basedOn w:val="TableNormal"/>
     <w:uiPriority w:val="99"/>
     <w:tblPr>
       <w:tblStyleRowBandSize w:val="1"/>
@@ -11805,9 +11781,9 @@
       </w:tcPr>
     </w:tblStylePr>
   </w:style>
-  <w:style w:type="table" w:styleId="Tabulkaseznamu3">
+  <w:style w:type="table" w:styleId="ListTable3">
     <w:name w:val="List Table 3"/>
-    <w:basedOn w:val="Normlntabulka"/>
+    <w:basedOn w:val="TableNormal"/>
     <w:uiPriority w:val="99"/>
     <w:tblPr>
       <w:tblStyleRowBandSize w:val="1"/>
@@ -11878,9 +11854,9 @@
       </w:tcPr>
     </w:tblStylePr>
   </w:style>
-  <w:style w:type="table" w:customStyle="1" w:styleId="ListTable3-Accent1">
-    <w:name w:val="List Table 3 - Accent 1"/>
-    <w:basedOn w:val="Normlntabulka"/>
+  <w:style w:type="table" w:customStyle="1" w:styleId="ListTable3-Accent11">
+    <w:name w:val="List Table 3 - Accent 11"/>
+    <w:basedOn w:val="TableNormal"/>
     <w:uiPriority w:val="99"/>
     <w:tblPr>
       <w:tblStyleRowBandSize w:val="1"/>
@@ -11951,9 +11927,9 @@
       </w:tcPr>
     </w:tblStylePr>
   </w:style>
-  <w:style w:type="table" w:customStyle="1" w:styleId="ListTable3-Accent2">
-    <w:name w:val="List Table 3 - Accent 2"/>
-    <w:basedOn w:val="Normlntabulka"/>
+  <w:style w:type="table" w:customStyle="1" w:styleId="ListTable3-Accent21">
+    <w:name w:val="List Table 3 - Accent 21"/>
+    <w:basedOn w:val="TableNormal"/>
     <w:uiPriority w:val="99"/>
     <w:tblPr>
       <w:tblStyleRowBandSize w:val="1"/>
@@ -12024,9 +12000,9 @@
       </w:tcPr>
     </w:tblStylePr>
   </w:style>
-  <w:style w:type="table" w:customStyle="1" w:styleId="ListTable3-Accent3">
-    <w:name w:val="List Table 3 - Accent 3"/>
-    <w:basedOn w:val="Normlntabulka"/>
+  <w:style w:type="table" w:customStyle="1" w:styleId="ListTable3-Accent31">
+    <w:name w:val="List Table 3 - Accent 31"/>
+    <w:basedOn w:val="TableNormal"/>
     <w:uiPriority w:val="99"/>
     <w:tblPr>
       <w:tblStyleRowBandSize w:val="1"/>
@@ -12097,9 +12073,9 @@
       </w:tcPr>
     </w:tblStylePr>
   </w:style>
-  <w:style w:type="table" w:customStyle="1" w:styleId="ListTable3-Accent4">
-    <w:name w:val="List Table 3 - Accent 4"/>
-    <w:basedOn w:val="Normlntabulka"/>
+  <w:style w:type="table" w:customStyle="1" w:styleId="ListTable3-Accent41">
+    <w:name w:val="List Table 3 - Accent 41"/>
+    <w:basedOn w:val="TableNormal"/>
     <w:uiPriority w:val="99"/>
     <w:tblPr>
       <w:tblStyleRowBandSize w:val="1"/>
@@ -12170,9 +12146,9 @@
       </w:tcPr>
     </w:tblStylePr>
   </w:style>
-  <w:style w:type="table" w:customStyle="1" w:styleId="ListTable3-Accent5">
-    <w:name w:val="List Table 3 - Accent 5"/>
-    <w:basedOn w:val="Normlntabulka"/>
+  <w:style w:type="table" w:customStyle="1" w:styleId="ListTable3-Accent51">
+    <w:name w:val="List Table 3 - Accent 51"/>
+    <w:basedOn w:val="TableNormal"/>
     <w:uiPriority w:val="99"/>
     <w:tblPr>
       <w:tblStyleRowBandSize w:val="1"/>
@@ -12243,9 +12219,9 @@
       </w:tcPr>
     </w:tblStylePr>
   </w:style>
-  <w:style w:type="table" w:customStyle="1" w:styleId="ListTable3-Accent6">
-    <w:name w:val="List Table 3 - Accent 6"/>
-    <w:basedOn w:val="Normlntabulka"/>
+  <w:style w:type="table" w:customStyle="1" w:styleId="ListTable3-Accent61">
+    <w:name w:val="List Table 3 - Accent 61"/>
+    <w:basedOn w:val="TableNormal"/>
     <w:uiPriority w:val="99"/>
     <w:tblPr>
       <w:tblStyleRowBandSize w:val="1"/>
@@ -12316,9 +12292,9 @@
       </w:tcPr>
     </w:tblStylePr>
   </w:style>
-  <w:style w:type="table" w:styleId="Tabulkaseznamu4">
+  <w:style w:type="table" w:styleId="ListTable4">
     <w:name w:val="List Table 4"/>
-    <w:basedOn w:val="Normlntabulka"/>
+    <w:basedOn w:val="TableNormal"/>
     <w:uiPriority w:val="99"/>
     <w:tblPr>
       <w:tblStyleRowBandSize w:val="1"/>
@@ -12384,9 +12360,9 @@
       </w:tcPr>
     </w:tblStylePr>
   </w:style>
-  <w:style w:type="table" w:customStyle="1" w:styleId="ListTable4-Accent1">
-    <w:name w:val="List Table 4 - Accent 1"/>
-    <w:basedOn w:val="Normlntabulka"/>
+  <w:style w:type="table" w:customStyle="1" w:styleId="ListTable4-Accent11">
+    <w:name w:val="List Table 4 - Accent 11"/>
+    <w:basedOn w:val="TableNormal"/>
     <w:uiPriority w:val="99"/>
     <w:tblPr>
       <w:tblStyleRowBandSize w:val="1"/>
@@ -12452,9 +12428,9 @@
       </w:tcPr>
     </w:tblStylePr>
   </w:style>
-  <w:style w:type="table" w:customStyle="1" w:styleId="ListTable4-Accent2">
-    <w:name w:val="List Table 4 - Accent 2"/>
-    <w:basedOn w:val="Normlntabulka"/>
+  <w:style w:type="table" w:customStyle="1" w:styleId="ListTable4-Accent21">
+    <w:name w:val="List Table 4 - Accent 21"/>
+    <w:basedOn w:val="TableNormal"/>
     <w:uiPriority w:val="99"/>
     <w:tblPr>
       <w:tblStyleRowBandSize w:val="1"/>
@@ -12520,9 +12496,9 @@
       </w:tcPr>
     </w:tblStylePr>
   </w:style>
-  <w:style w:type="table" w:customStyle="1" w:styleId="ListTable4-Accent3">
-    <w:name w:val="List Table 4 - Accent 3"/>
-    <w:basedOn w:val="Normlntabulka"/>
+  <w:style w:type="table" w:customStyle="1" w:styleId="ListTable4-Accent31">
+    <w:name w:val="List Table 4 - Accent 31"/>
+    <w:basedOn w:val="TableNormal"/>
     <w:uiPriority w:val="99"/>
     <w:tblPr>
       <w:tblStyleRowBandSize w:val="1"/>
@@ -12588,9 +12564,9 @@
       </w:tcPr>
     </w:tblStylePr>
   </w:style>
-  <w:style w:type="table" w:customStyle="1" w:styleId="ListTable4-Accent4">
-    <w:name w:val="List Table 4 - Accent 4"/>
-    <w:basedOn w:val="Normlntabulka"/>
+  <w:style w:type="table" w:customStyle="1" w:styleId="ListTable4-Accent41">
+    <w:name w:val="List Table 4 - Accent 41"/>
+    <w:basedOn w:val="TableNormal"/>
     <w:uiPriority w:val="99"/>
     <w:tblPr>
       <w:tblStyleRowBandSize w:val="1"/>
@@ -12656,9 +12632,9 @@
       </w:tcPr>
     </w:tblStylePr>
   </w:style>
-  <w:style w:type="table" w:customStyle="1" w:styleId="ListTable4-Accent5">
-    <w:name w:val="List Table 4 - Accent 5"/>
-    <w:basedOn w:val="Normlntabulka"/>
+  <w:style w:type="table" w:customStyle="1" w:styleId="ListTable4-Accent51">
+    <w:name w:val="List Table 4 - Accent 51"/>
+    <w:basedOn w:val="TableNormal"/>
     <w:uiPriority w:val="99"/>
     <w:tblPr>
       <w:tblStyleRowBandSize w:val="1"/>
@@ -12724,9 +12700,9 @@
       </w:tcPr>
     </w:tblStylePr>
   </w:style>
-  <w:style w:type="table" w:customStyle="1" w:styleId="ListTable4-Accent6">
-    <w:name w:val="List Table 4 - Accent 6"/>
-    <w:basedOn w:val="Normlntabulka"/>
+  <w:style w:type="table" w:customStyle="1" w:styleId="ListTable4-Accent61">
+    <w:name w:val="List Table 4 - Accent 61"/>
+    <w:basedOn w:val="TableNormal"/>
     <w:uiPriority w:val="99"/>
     <w:tblPr>
       <w:tblStyleRowBandSize w:val="1"/>
@@ -12792,9 +12768,9 @@
       </w:tcPr>
     </w:tblStylePr>
   </w:style>
-  <w:style w:type="table" w:styleId="Tmavtabulkaseznamu5">
+  <w:style w:type="table" w:styleId="ListTable5Dark">
     <w:name w:val="List Table 5 Dark"/>
-    <w:basedOn w:val="Normlntabulka"/>
+    <w:basedOn w:val="TableNormal"/>
     <w:uiPriority w:val="99"/>
     <w:tblPr>
       <w:tblStyleRowBandSize w:val="1"/>
@@ -12895,9 +12871,9 @@
       </w:tcPr>
     </w:tblStylePr>
   </w:style>
-  <w:style w:type="table" w:customStyle="1" w:styleId="ListTable5Dark-Accent1">
-    <w:name w:val="List Table 5 Dark - Accent 1"/>
-    <w:basedOn w:val="Normlntabulka"/>
+  <w:style w:type="table" w:customStyle="1" w:styleId="ListTable5Dark-Accent11">
+    <w:name w:val="List Table 5 Dark - Accent 11"/>
+    <w:basedOn w:val="TableNormal"/>
     <w:uiPriority w:val="99"/>
     <w:tblPr>
       <w:tblStyleRowBandSize w:val="1"/>
@@ -12998,9 +12974,9 @@
       </w:tcPr>
     </w:tblStylePr>
   </w:style>
-  <w:style w:type="table" w:customStyle="1" w:styleId="ListTable5Dark-Accent2">
-    <w:name w:val="List Table 5 Dark - Accent 2"/>
-    <w:basedOn w:val="Normlntabulka"/>
+  <w:style w:type="table" w:customStyle="1" w:styleId="ListTable5Dark-Accent21">
+    <w:name w:val="List Table 5 Dark - Accent 21"/>
+    <w:basedOn w:val="TableNormal"/>
     <w:uiPriority w:val="99"/>
     <w:tblPr>
       <w:tblStyleRowBandSize w:val="1"/>
@@ -13101,9 +13077,9 @@
       </w:tcPr>
     </w:tblStylePr>
   </w:style>
-  <w:style w:type="table" w:customStyle="1" w:styleId="ListTable5Dark-Accent3">
-    <w:name w:val="List Table 5 Dark - Accent 3"/>
-    <w:basedOn w:val="Normlntabulka"/>
+  <w:style w:type="table" w:customStyle="1" w:styleId="ListTable5Dark-Accent31">
+    <w:name w:val="List Table 5 Dark - Accent 31"/>
+    <w:basedOn w:val="TableNormal"/>
     <w:uiPriority w:val="99"/>
     <w:tblPr>
       <w:tblStyleRowBandSize w:val="1"/>
@@ -13204,9 +13180,9 @@
       </w:tcPr>
     </w:tblStylePr>
   </w:style>
-  <w:style w:type="table" w:customStyle="1" w:styleId="ListTable5Dark-Accent4">
-    <w:name w:val="List Table 5 Dark - Accent 4"/>
-    <w:basedOn w:val="Normlntabulka"/>
+  <w:style w:type="table" w:customStyle="1" w:styleId="ListTable5Dark-Accent41">
+    <w:name w:val="List Table 5 Dark - Accent 41"/>
+    <w:basedOn w:val="TableNormal"/>
     <w:uiPriority w:val="99"/>
     <w:tblPr>
       <w:tblStyleRowBandSize w:val="1"/>
@@ -13307,9 +13283,9 @@
       </w:tcPr>
     </w:tblStylePr>
   </w:style>
-  <w:style w:type="table" w:customStyle="1" w:styleId="ListTable5Dark-Accent5">
-    <w:name w:val="List Table 5 Dark - Accent 5"/>
-    <w:basedOn w:val="Normlntabulka"/>
+  <w:style w:type="table" w:customStyle="1" w:styleId="ListTable5Dark-Accent51">
+    <w:name w:val="List Table 5 Dark - Accent 51"/>
+    <w:basedOn w:val="TableNormal"/>
     <w:uiPriority w:val="99"/>
     <w:tblPr>
       <w:tblStyleRowBandSize w:val="1"/>
@@ -13410,9 +13386,9 @@
       </w:tcPr>
     </w:tblStylePr>
   </w:style>
-  <w:style w:type="table" w:customStyle="1" w:styleId="ListTable5Dark-Accent6">
-    <w:name w:val="List Table 5 Dark - Accent 6"/>
-    <w:basedOn w:val="Normlntabulka"/>
+  <w:style w:type="table" w:customStyle="1" w:styleId="ListTable5Dark-Accent61">
+    <w:name w:val="List Table 5 Dark - Accent 61"/>
+    <w:basedOn w:val="TableNormal"/>
     <w:uiPriority w:val="99"/>
     <w:tblPr>
       <w:tblStyleRowBandSize w:val="1"/>
@@ -13513,9 +13489,9 @@
       </w:tcPr>
     </w:tblStylePr>
   </w:style>
-  <w:style w:type="table" w:styleId="Barevntabulkaseznamu6">
+  <w:style w:type="table" w:styleId="ListTable6Colourful">
     <w:name w:val="List Table 6 Colorful"/>
-    <w:basedOn w:val="Normlntabulka"/>
+    <w:basedOn w:val="TableNormal"/>
     <w:uiPriority w:val="99"/>
     <w:tblPr>
       <w:tblStyleRowBandSize w:val="1"/>
@@ -13588,7 +13564,7 @@
   </w:style>
   <w:style w:type="table" w:customStyle="1" w:styleId="ListTable6Colorful-Accent1">
     <w:name w:val="List Table 6 Colorful - Accent 1"/>
-    <w:basedOn w:val="Normlntabulka"/>
+    <w:basedOn w:val="TableNormal"/>
     <w:uiPriority w:val="99"/>
     <w:tblPr>
       <w:tblStyleRowBandSize w:val="1"/>
@@ -13661,7 +13637,7 @@
   </w:style>
   <w:style w:type="table" w:customStyle="1" w:styleId="ListTable6Colorful-Accent2">
     <w:name w:val="List Table 6 Colorful - Accent 2"/>
-    <w:basedOn w:val="Normlntabulka"/>
+    <w:basedOn w:val="TableNormal"/>
     <w:uiPriority w:val="99"/>
     <w:tblPr>
       <w:tblStyleRowBandSize w:val="1"/>
@@ -13734,7 +13710,7 @@
   </w:style>
   <w:style w:type="table" w:customStyle="1" w:styleId="ListTable6Colorful-Accent3">
     <w:name w:val="List Table 6 Colorful - Accent 3"/>
-    <w:basedOn w:val="Normlntabulka"/>
+    <w:basedOn w:val="TableNormal"/>
     <w:uiPriority w:val="99"/>
     <w:tblPr>
       <w:tblStyleRowBandSize w:val="1"/>
@@ -13807,7 +13783,7 @@
   </w:style>
   <w:style w:type="table" w:customStyle="1" w:styleId="ListTable6Colorful-Accent4">
     <w:name w:val="List Table 6 Colorful - Accent 4"/>
-    <w:basedOn w:val="Normlntabulka"/>
+    <w:basedOn w:val="TableNormal"/>
     <w:uiPriority w:val="99"/>
     <w:tblPr>
       <w:tblStyleRowBandSize w:val="1"/>
@@ -13880,7 +13856,7 @@
   </w:style>
   <w:style w:type="table" w:customStyle="1" w:styleId="ListTable6Colorful-Accent5">
     <w:name w:val="List Table 6 Colorful - Accent 5"/>
-    <w:basedOn w:val="Normlntabulka"/>
+    <w:basedOn w:val="TableNormal"/>
     <w:uiPriority w:val="99"/>
     <w:tblPr>
       <w:tblStyleRowBandSize w:val="1"/>
@@ -13953,7 +13929,7 @@
   </w:style>
   <w:style w:type="table" w:customStyle="1" w:styleId="ListTable6Colorful-Accent6">
     <w:name w:val="List Table 6 Colorful - Accent 6"/>
-    <w:basedOn w:val="Normlntabulka"/>
+    <w:basedOn w:val="TableNormal"/>
     <w:uiPriority w:val="99"/>
     <w:tblPr>
       <w:tblStyleRowBandSize w:val="1"/>
@@ -14024,9 +14000,9 @@
       </w:rPr>
     </w:tblStylePr>
   </w:style>
-  <w:style w:type="table" w:styleId="Barevntabulkaseznamu7">
+  <w:style w:type="table" w:styleId="ListTable7Colourful">
     <w:name w:val="List Table 7 Colorful"/>
-    <w:basedOn w:val="Normlntabulka"/>
+    <w:basedOn w:val="TableNormal"/>
     <w:uiPriority w:val="99"/>
     <w:tblPr>
       <w:tblStyleRowBandSize w:val="1"/>
@@ -14137,7 +14113,7 @@
   </w:style>
   <w:style w:type="table" w:customStyle="1" w:styleId="ListTable7Colorful-Accent1">
     <w:name w:val="List Table 7 Colorful - Accent 1"/>
-    <w:basedOn w:val="Normlntabulka"/>
+    <w:basedOn w:val="TableNormal"/>
     <w:uiPriority w:val="99"/>
     <w:tblPr>
       <w:tblStyleRowBandSize w:val="1"/>
@@ -14248,7 +14224,7 @@
   </w:style>
   <w:style w:type="table" w:customStyle="1" w:styleId="ListTable7Colorful-Accent2">
     <w:name w:val="List Table 7 Colorful - Accent 2"/>
-    <w:basedOn w:val="Normlntabulka"/>
+    <w:basedOn w:val="TableNormal"/>
     <w:uiPriority w:val="99"/>
     <w:tblPr>
       <w:tblStyleRowBandSize w:val="1"/>
@@ -14359,7 +14335,7 @@
   </w:style>
   <w:style w:type="table" w:customStyle="1" w:styleId="ListTable7Colorful-Accent3">
     <w:name w:val="List Table 7 Colorful - Accent 3"/>
-    <w:basedOn w:val="Normlntabulka"/>
+    <w:basedOn w:val="TableNormal"/>
     <w:uiPriority w:val="99"/>
     <w:tblPr>
       <w:tblStyleRowBandSize w:val="1"/>
@@ -14470,7 +14446,7 @@
   </w:style>
   <w:style w:type="table" w:customStyle="1" w:styleId="ListTable7Colorful-Accent4">
     <w:name w:val="List Table 7 Colorful - Accent 4"/>
-    <w:basedOn w:val="Normlntabulka"/>
+    <w:basedOn w:val="TableNormal"/>
     <w:uiPriority w:val="99"/>
     <w:tblPr>
       <w:tblStyleRowBandSize w:val="1"/>
@@ -14581,7 +14557,7 @@
   </w:style>
   <w:style w:type="table" w:customStyle="1" w:styleId="ListTable7Colorful-Accent5">
     <w:name w:val="List Table 7 Colorful - Accent 5"/>
-    <w:basedOn w:val="Normlntabulka"/>
+    <w:basedOn w:val="TableNormal"/>
     <w:uiPriority w:val="99"/>
     <w:tblPr>
       <w:tblStyleRowBandSize w:val="1"/>
@@ -14692,7 +14668,7 @@
   </w:style>
   <w:style w:type="table" w:customStyle="1" w:styleId="ListTable7Colorful-Accent6">
     <w:name w:val="List Table 7 Colorful - Accent 6"/>
-    <w:basedOn w:val="Normlntabulka"/>
+    <w:basedOn w:val="TableNormal"/>
     <w:uiPriority w:val="99"/>
     <w:tblPr>
       <w:tblStyleRowBandSize w:val="1"/>
@@ -14803,7 +14779,7 @@
   </w:style>
   <w:style w:type="table" w:customStyle="1" w:styleId="Lined-Accent">
     <w:name w:val="Lined - Accent"/>
-    <w:basedOn w:val="Normlntabulka"/>
+    <w:basedOn w:val="TableNormal"/>
     <w:uiPriority w:val="99"/>
     <w:rPr>
       <w:color w:val="404040"/>
@@ -14895,7 +14871,7 @@
   </w:style>
   <w:style w:type="table" w:customStyle="1" w:styleId="Lined-Accent1">
     <w:name w:val="Lined - Accent 1"/>
-    <w:basedOn w:val="Normlntabulka"/>
+    <w:basedOn w:val="TableNormal"/>
     <w:uiPriority w:val="99"/>
     <w:rPr>
       <w:color w:val="404040"/>
@@ -14987,7 +14963,7 @@
   </w:style>
   <w:style w:type="table" w:customStyle="1" w:styleId="Lined-Accent2">
     <w:name w:val="Lined - Accent 2"/>
-    <w:basedOn w:val="Normlntabulka"/>
+    <w:basedOn w:val="TableNormal"/>
     <w:uiPriority w:val="99"/>
     <w:rPr>
       <w:color w:val="404040"/>
@@ -15079,7 +15055,7 @@
   </w:style>
   <w:style w:type="table" w:customStyle="1" w:styleId="Lined-Accent3">
     <w:name w:val="Lined - Accent 3"/>
-    <w:basedOn w:val="Normlntabulka"/>
+    <w:basedOn w:val="TableNormal"/>
     <w:uiPriority w:val="99"/>
     <w:rPr>
       <w:color w:val="404040"/>
@@ -15171,7 +15147,7 @@
   </w:style>
   <w:style w:type="table" w:customStyle="1" w:styleId="Lined-Accent4">
     <w:name w:val="Lined - Accent 4"/>
-    <w:basedOn w:val="Normlntabulka"/>
+    <w:basedOn w:val="TableNormal"/>
     <w:uiPriority w:val="99"/>
     <w:rPr>
       <w:color w:val="404040"/>
@@ -15263,7 +15239,7 @@
   </w:style>
   <w:style w:type="table" w:customStyle="1" w:styleId="Lined-Accent5">
     <w:name w:val="Lined - Accent 5"/>
-    <w:basedOn w:val="Normlntabulka"/>
+    <w:basedOn w:val="TableNormal"/>
     <w:uiPriority w:val="99"/>
     <w:rPr>
       <w:color w:val="404040"/>
@@ -15355,7 +15331,7 @@
   </w:style>
   <w:style w:type="table" w:customStyle="1" w:styleId="Lined-Accent6">
     <w:name w:val="Lined - Accent 6"/>
-    <w:basedOn w:val="Normlntabulka"/>
+    <w:basedOn w:val="TableNormal"/>
     <w:uiPriority w:val="99"/>
     <w:rPr>
       <w:color w:val="404040"/>
@@ -15447,7 +15423,7 @@
   </w:style>
   <w:style w:type="table" w:customStyle="1" w:styleId="BorderedLined-Accent">
     <w:name w:val="Bordered &amp; Lined - Accent"/>
-    <w:basedOn w:val="Normlntabulka"/>
+    <w:basedOn w:val="TableNormal"/>
     <w:uiPriority w:val="99"/>
     <w:rPr>
       <w:color w:val="404040"/>
@@ -15547,7 +15523,7 @@
   </w:style>
   <w:style w:type="table" w:customStyle="1" w:styleId="BorderedLined-Accent1">
     <w:name w:val="Bordered &amp; Lined - Accent 1"/>
-    <w:basedOn w:val="Normlntabulka"/>
+    <w:basedOn w:val="TableNormal"/>
     <w:uiPriority w:val="99"/>
     <w:rPr>
       <w:color w:val="404040"/>
@@ -15647,7 +15623,7 @@
   </w:style>
   <w:style w:type="table" w:customStyle="1" w:styleId="BorderedLined-Accent2">
     <w:name w:val="Bordered &amp; Lined - Accent 2"/>
-    <w:basedOn w:val="Normlntabulka"/>
+    <w:basedOn w:val="TableNormal"/>
     <w:uiPriority w:val="99"/>
     <w:rPr>
       <w:color w:val="404040"/>
@@ -15747,7 +15723,7 @@
   </w:style>
   <w:style w:type="table" w:customStyle="1" w:styleId="BorderedLined-Accent3">
     <w:name w:val="Bordered &amp; Lined - Accent 3"/>
-    <w:basedOn w:val="Normlntabulka"/>
+    <w:basedOn w:val="TableNormal"/>
     <w:uiPriority w:val="99"/>
     <w:rPr>
       <w:color w:val="404040"/>
@@ -15847,7 +15823,7 @@
   </w:style>
   <w:style w:type="table" w:customStyle="1" w:styleId="BorderedLined-Accent4">
     <w:name w:val="Bordered &amp; Lined - Accent 4"/>
-    <w:basedOn w:val="Normlntabulka"/>
+    <w:basedOn w:val="TableNormal"/>
     <w:uiPriority w:val="99"/>
     <w:rPr>
       <w:color w:val="404040"/>
@@ -15947,7 +15923,7 @@
   </w:style>
   <w:style w:type="table" w:customStyle="1" w:styleId="BorderedLined-Accent5">
     <w:name w:val="Bordered &amp; Lined - Accent 5"/>
-    <w:basedOn w:val="Normlntabulka"/>
+    <w:basedOn w:val="TableNormal"/>
     <w:uiPriority w:val="99"/>
     <w:rPr>
       <w:color w:val="404040"/>
@@ -16047,7 +16023,7 @@
   </w:style>
   <w:style w:type="table" w:customStyle="1" w:styleId="BorderedLined-Accent6">
     <w:name w:val="Bordered &amp; Lined - Accent 6"/>
-    <w:basedOn w:val="Normlntabulka"/>
+    <w:basedOn w:val="TableNormal"/>
     <w:uiPriority w:val="99"/>
     <w:rPr>
       <w:color w:val="404040"/>
@@ -16147,7 +16123,7 @@
   </w:style>
   <w:style w:type="table" w:customStyle="1" w:styleId="Bordered">
     <w:name w:val="Bordered"/>
-    <w:basedOn w:val="Normlntabulka"/>
+    <w:basedOn w:val="TableNormal"/>
     <w:uiPriority w:val="99"/>
     <w:tblPr>
       <w:tblStyleRowBandSize w:val="1"/>
@@ -16226,7 +16202,7 @@
   </w:style>
   <w:style w:type="table" w:customStyle="1" w:styleId="Bordered-Accent1">
     <w:name w:val="Bordered - Accent 1"/>
-    <w:basedOn w:val="Normlntabulka"/>
+    <w:basedOn w:val="TableNormal"/>
     <w:uiPriority w:val="99"/>
     <w:tblPr>
       <w:tblStyleRowBandSize w:val="1"/>
@@ -16305,7 +16281,7 @@
   </w:style>
   <w:style w:type="table" w:customStyle="1" w:styleId="Bordered-Accent2">
     <w:name w:val="Bordered - Accent 2"/>
-    <w:basedOn w:val="Normlntabulka"/>
+    <w:basedOn w:val="TableNormal"/>
     <w:uiPriority w:val="99"/>
     <w:tblPr>
       <w:tblStyleRowBandSize w:val="1"/>
@@ -16384,7 +16360,7 @@
   </w:style>
   <w:style w:type="table" w:customStyle="1" w:styleId="Bordered-Accent3">
     <w:name w:val="Bordered - Accent 3"/>
-    <w:basedOn w:val="Normlntabulka"/>
+    <w:basedOn w:val="TableNormal"/>
     <w:uiPriority w:val="99"/>
     <w:tblPr>
       <w:tblStyleRowBandSize w:val="1"/>
@@ -16463,7 +16439,7 @@
   </w:style>
   <w:style w:type="table" w:customStyle="1" w:styleId="Bordered-Accent4">
     <w:name w:val="Bordered - Accent 4"/>
-    <w:basedOn w:val="Normlntabulka"/>
+    <w:basedOn w:val="TableNormal"/>
     <w:uiPriority w:val="99"/>
     <w:tblPr>
       <w:tblStyleRowBandSize w:val="1"/>
@@ -16542,7 +16518,7 @@
   </w:style>
   <w:style w:type="table" w:customStyle="1" w:styleId="Bordered-Accent5">
     <w:name w:val="Bordered - Accent 5"/>
-    <w:basedOn w:val="Normlntabulka"/>
+    <w:basedOn w:val="TableNormal"/>
     <w:uiPriority w:val="99"/>
     <w:tblPr>
       <w:tblStyleRowBandSize w:val="1"/>
@@ -16621,7 +16597,7 @@
   </w:style>
   <w:style w:type="table" w:customStyle="1" w:styleId="Bordered-Accent6">
     <w:name w:val="Bordered - Accent 6"/>
-    <w:basedOn w:val="Normlntabulka"/>
+    <w:basedOn w:val="TableNormal"/>
     <w:uiPriority w:val="99"/>
     <w:tblPr>
       <w:tblStyleRowBandSize w:val="1"/>
@@ -16700,7 +16676,7 @@
   </w:style>
   <w:style w:type="character" w:customStyle="1" w:styleId="Heading1Char">
     <w:name w:val="Heading 1 Char"/>
-    <w:basedOn w:val="Standardnpsmoodstavce"/>
+    <w:basedOn w:val="DefaultParagraphFont"/>
     <w:uiPriority w:val="9"/>
     <w:rPr>
       <w:rFonts w:ascii="Arial" w:eastAsia="Arial" w:hAnsi="Arial" w:cs="Arial"/>
@@ -16711,7 +16687,7 @@
   </w:style>
   <w:style w:type="character" w:customStyle="1" w:styleId="Heading2Char">
     <w:name w:val="Heading 2 Char"/>
-    <w:basedOn w:val="Standardnpsmoodstavce"/>
+    <w:basedOn w:val="DefaultParagraphFont"/>
     <w:uiPriority w:val="9"/>
     <w:rPr>
       <w:rFonts w:ascii="Arial" w:eastAsia="Arial" w:hAnsi="Arial" w:cs="Arial"/>
@@ -16722,7 +16698,7 @@
   </w:style>
   <w:style w:type="character" w:customStyle="1" w:styleId="Heading3Char">
     <w:name w:val="Heading 3 Char"/>
-    <w:basedOn w:val="Standardnpsmoodstavce"/>
+    <w:basedOn w:val="DefaultParagraphFont"/>
     <w:uiPriority w:val="9"/>
     <w:rPr>
       <w:rFonts w:ascii="Arial" w:eastAsia="Arial" w:hAnsi="Arial" w:cs="Arial"/>
@@ -16733,7 +16709,7 @@
   </w:style>
   <w:style w:type="character" w:customStyle="1" w:styleId="Heading4Char">
     <w:name w:val="Heading 4 Char"/>
-    <w:basedOn w:val="Standardnpsmoodstavce"/>
+    <w:basedOn w:val="DefaultParagraphFont"/>
     <w:uiPriority w:val="9"/>
     <w:rPr>
       <w:rFonts w:ascii="Arial" w:eastAsia="Arial" w:hAnsi="Arial" w:cs="Arial"/>
@@ -16744,7 +16720,7 @@
   </w:style>
   <w:style w:type="character" w:customStyle="1" w:styleId="Heading5Char">
     <w:name w:val="Heading 5 Char"/>
-    <w:basedOn w:val="Standardnpsmoodstavce"/>
+    <w:basedOn w:val="DefaultParagraphFont"/>
     <w:uiPriority w:val="9"/>
     <w:rPr>
       <w:rFonts w:ascii="Arial" w:eastAsia="Arial" w:hAnsi="Arial" w:cs="Arial"/>
@@ -16753,7 +16729,7 @@
   </w:style>
   <w:style w:type="character" w:customStyle="1" w:styleId="Heading6Char">
     <w:name w:val="Heading 6 Char"/>
-    <w:basedOn w:val="Standardnpsmoodstavce"/>
+    <w:basedOn w:val="DefaultParagraphFont"/>
     <w:uiPriority w:val="9"/>
     <w:rPr>
       <w:rFonts w:ascii="Arial" w:eastAsia="Arial" w:hAnsi="Arial" w:cs="Arial"/>
@@ -16764,7 +16740,7 @@
   </w:style>
   <w:style w:type="character" w:customStyle="1" w:styleId="Heading7Char">
     <w:name w:val="Heading 7 Char"/>
-    <w:basedOn w:val="Standardnpsmoodstavce"/>
+    <w:basedOn w:val="DefaultParagraphFont"/>
     <w:uiPriority w:val="9"/>
     <w:rPr>
       <w:rFonts w:ascii="Arial" w:eastAsia="Arial" w:hAnsi="Arial" w:cs="Arial"/>
@@ -16773,7 +16749,7 @@
   </w:style>
   <w:style w:type="character" w:customStyle="1" w:styleId="Heading8Char">
     <w:name w:val="Heading 8 Char"/>
-    <w:basedOn w:val="Standardnpsmoodstavce"/>
+    <w:basedOn w:val="DefaultParagraphFont"/>
     <w:uiPriority w:val="9"/>
     <w:rPr>
       <w:rFonts w:ascii="Arial" w:eastAsia="Arial" w:hAnsi="Arial" w:cs="Arial"/>
@@ -16784,7 +16760,7 @@
   </w:style>
   <w:style w:type="character" w:customStyle="1" w:styleId="Heading9Char">
     <w:name w:val="Heading 9 Char"/>
-    <w:basedOn w:val="Standardnpsmoodstavce"/>
+    <w:basedOn w:val="DefaultParagraphFont"/>
     <w:uiPriority w:val="9"/>
     <w:rPr>
       <w:rFonts w:ascii="Arial" w:eastAsia="Arial" w:hAnsi="Arial" w:cs="Arial"/>
@@ -16795,7 +16771,7 @@
   </w:style>
   <w:style w:type="character" w:customStyle="1" w:styleId="TitleChar">
     <w:name w:val="Title Char"/>
-    <w:basedOn w:val="Standardnpsmoodstavce"/>
+    <w:basedOn w:val="DefaultParagraphFont"/>
     <w:uiPriority w:val="10"/>
     <w:rPr>
       <w:rFonts w:ascii="Arial" w:eastAsia="Arial" w:hAnsi="Arial" w:cs="Arial"/>
@@ -16804,10 +16780,10 @@
       <w:szCs w:val="56"/>
     </w:rPr>
   </w:style>
-  <w:style w:type="character" w:customStyle="1" w:styleId="PodnadpisChar">
-    <w:name w:val="Podnadpis Char"/>
-    <w:basedOn w:val="Standardnpsmoodstavce"/>
-    <w:link w:val="Podnadpis"/>
+  <w:style w:type="character" w:customStyle="1" w:styleId="SubtitleChar">
+    <w:name w:val="Subtitle Char"/>
+    <w:basedOn w:val="DefaultParagraphFont"/>
+    <w:link w:val="Subtitle"/>
     <w:uiPriority w:val="11"/>
     <w:rPr>
       <w:color w:val="595959" w:themeColor="text1" w:themeTint="A6"/>
@@ -16816,11 +16792,11 @@
       <w:szCs w:val="28"/>
     </w:rPr>
   </w:style>
-  <w:style w:type="paragraph" w:styleId="Citt">
+  <w:style w:type="paragraph" w:styleId="Quote">
     <w:name w:val="Quote"/>
-    <w:basedOn w:val="Normln"/>
-    <w:next w:val="Normln"/>
-    <w:link w:val="CittChar"/>
+    <w:basedOn w:val="Normal"/>
+    <w:next w:val="Normal"/>
+    <w:link w:val="QuoteChar"/>
     <w:uiPriority w:val="29"/>
     <w:qFormat/>
     <w:pPr>
@@ -16833,10 +16809,10 @@
       <w:color w:val="404040" w:themeColor="text1" w:themeTint="BF"/>
     </w:rPr>
   </w:style>
-  <w:style w:type="character" w:customStyle="1" w:styleId="CittChar">
-    <w:name w:val="Citát Char"/>
-    <w:basedOn w:val="Standardnpsmoodstavce"/>
-    <w:link w:val="Citt"/>
+  <w:style w:type="character" w:customStyle="1" w:styleId="QuoteChar">
+    <w:name w:val="Quote Char"/>
+    <w:basedOn w:val="DefaultParagraphFont"/>
+    <w:link w:val="Quote"/>
     <w:uiPriority w:val="29"/>
     <w:rPr>
       <w:i/>
@@ -16844,9 +16820,9 @@
       <w:color w:val="404040" w:themeColor="text1" w:themeTint="BF"/>
     </w:rPr>
   </w:style>
-  <w:style w:type="paragraph" w:styleId="Odstavecseseznamem">
+  <w:style w:type="paragraph" w:styleId="ListParagraph">
     <w:name w:val="List Paragraph"/>
-    <w:basedOn w:val="Normln"/>
+    <w:basedOn w:val="Normal"/>
     <w:uiPriority w:val="34"/>
     <w:qFormat/>
     <w:pPr>
@@ -16854,9 +16830,9 @@
       <w:contextualSpacing/>
     </w:pPr>
   </w:style>
-  <w:style w:type="character" w:styleId="Zdraznnintenzivn">
+  <w:style w:type="character" w:styleId="IntenseEmphasis">
     <w:name w:val="Intense Emphasis"/>
-    <w:basedOn w:val="Standardnpsmoodstavce"/>
+    <w:basedOn w:val="DefaultParagraphFont"/>
     <w:uiPriority w:val="21"/>
     <w:qFormat/>
     <w:rPr>
@@ -16865,11 +16841,11 @@
       <w:color w:val="365F91" w:themeColor="accent1" w:themeShade="BF"/>
     </w:rPr>
   </w:style>
-  <w:style w:type="paragraph" w:styleId="Vrazncitt">
+  <w:style w:type="paragraph" w:styleId="IntenseQuote">
     <w:name w:val="Intense Quote"/>
-    <w:basedOn w:val="Normln"/>
-    <w:next w:val="Normln"/>
-    <w:link w:val="VrazncittChar"/>
+    <w:basedOn w:val="Normal"/>
+    <w:next w:val="Normal"/>
+    <w:link w:val="IntenseQuoteChar"/>
     <w:uiPriority w:val="30"/>
     <w:qFormat/>
     <w:pPr>
@@ -16887,10 +16863,10 @@
       <w:color w:val="365F91" w:themeColor="accent1" w:themeShade="BF"/>
     </w:rPr>
   </w:style>
-  <w:style w:type="character" w:customStyle="1" w:styleId="VrazncittChar">
-    <w:name w:val="Výrazný citát Char"/>
-    <w:basedOn w:val="Standardnpsmoodstavce"/>
-    <w:link w:val="Vrazncitt"/>
+  <w:style w:type="character" w:customStyle="1" w:styleId="IntenseQuoteChar">
+    <w:name w:val="Intense Quote Char"/>
+    <w:basedOn w:val="DefaultParagraphFont"/>
+    <w:link w:val="IntenseQuote"/>
     <w:uiPriority w:val="30"/>
     <w:rPr>
       <w:i/>
@@ -16898,9 +16874,9 @@
       <w:color w:val="365F91" w:themeColor="accent1" w:themeShade="BF"/>
     </w:rPr>
   </w:style>
-  <w:style w:type="character" w:styleId="Odkazintenzivn">
+  <w:style w:type="character" w:styleId="IntenseReference">
     <w:name w:val="Intense Reference"/>
-    <w:basedOn w:val="Standardnpsmoodstavce"/>
+    <w:basedOn w:val="DefaultParagraphFont"/>
     <w:uiPriority w:val="32"/>
     <w:qFormat/>
     <w:rPr>
@@ -16911,15 +16887,15 @@
       <w:spacing w:val="5"/>
     </w:rPr>
   </w:style>
-  <w:style w:type="paragraph" w:styleId="Bezmezer">
+  <w:style w:type="paragraph" w:styleId="NoSpacing">
     <w:name w:val="No Spacing"/>
-    <w:basedOn w:val="Normln"/>
+    <w:basedOn w:val="Normal"/>
     <w:uiPriority w:val="1"/>
     <w:qFormat/>
   </w:style>
-  <w:style w:type="character" w:styleId="Zdraznnjemn">
+  <w:style w:type="character" w:styleId="SubtleEmphasis">
     <w:name w:val="Subtle Emphasis"/>
-    <w:basedOn w:val="Standardnpsmoodstavce"/>
+    <w:basedOn w:val="DefaultParagraphFont"/>
     <w:uiPriority w:val="19"/>
     <w:qFormat/>
     <w:rPr>
@@ -16928,9 +16904,9 @@
       <w:color w:val="404040" w:themeColor="text1" w:themeTint="BF"/>
     </w:rPr>
   </w:style>
-  <w:style w:type="character" w:styleId="Odkazjemn">
+  <w:style w:type="character" w:styleId="SubtleReference">
     <w:name w:val="Subtle Reference"/>
-    <w:basedOn w:val="Standardnpsmoodstavce"/>
+    <w:basedOn w:val="DefaultParagraphFont"/>
     <w:uiPriority w:val="31"/>
     <w:qFormat/>
     <w:rPr>
@@ -16938,9 +16914,9 @@
       <w:color w:val="5A5A5A" w:themeColor="text1" w:themeTint="A5"/>
     </w:rPr>
   </w:style>
-  <w:style w:type="character" w:styleId="Nzevknihy">
+  <w:style w:type="character" w:styleId="BookTitle">
     <w:name w:val="Book Title"/>
-    <w:basedOn w:val="Standardnpsmoodstavce"/>
+    <w:basedOn w:val="DefaultParagraphFont"/>
     <w:uiPriority w:val="33"/>
     <w:qFormat/>
     <w:rPr>
@@ -16953,17 +16929,17 @@
   </w:style>
   <w:style w:type="character" w:customStyle="1" w:styleId="HeaderChar">
     <w:name w:val="Header Char"/>
-    <w:basedOn w:val="Standardnpsmoodstavce"/>
+    <w:basedOn w:val="DefaultParagraphFont"/>
     <w:uiPriority w:val="99"/>
   </w:style>
   <w:style w:type="character" w:customStyle="1" w:styleId="FooterChar">
     <w:name w:val="Footer Char"/>
-    <w:basedOn w:val="Standardnpsmoodstavce"/>
+    <w:basedOn w:val="DefaultParagraphFont"/>
     <w:uiPriority w:val="99"/>
   </w:style>
   <w:style w:type="character" w:customStyle="1" w:styleId="FootnoteTextChar">
     <w:name w:val="Footnote Text Char"/>
-    <w:basedOn w:val="Standardnpsmoodstavce"/>
+    <w:basedOn w:val="DefaultParagraphFont"/>
     <w:uiPriority w:val="99"/>
     <w:semiHidden/>
     <w:rPr>
@@ -16971,18 +16947,18 @@
       <w:szCs w:val="20"/>
     </w:rPr>
   </w:style>
-  <w:style w:type="paragraph" w:styleId="Textvysvtlivek">
+  <w:style w:type="paragraph" w:styleId="EndnoteText">
     <w:name w:val="endnote text"/>
-    <w:basedOn w:val="Normln"/>
-    <w:link w:val="TextvysvtlivekChar"/>
+    <w:basedOn w:val="Normal"/>
+    <w:link w:val="EndnoteTextChar"/>
     <w:uiPriority w:val="99"/>
     <w:semiHidden/>
     <w:unhideWhenUsed/>
   </w:style>
-  <w:style w:type="character" w:customStyle="1" w:styleId="TextvysvtlivekChar">
-    <w:name w:val="Text vysvětlivek Char"/>
-    <w:basedOn w:val="Standardnpsmoodstavce"/>
-    <w:link w:val="Textvysvtlivek"/>
+  <w:style w:type="character" w:customStyle="1" w:styleId="EndnoteTextChar">
+    <w:name w:val="Endnote Text Char"/>
+    <w:basedOn w:val="DefaultParagraphFont"/>
+    <w:link w:val="EndnoteText"/>
     <w:uiPriority w:val="99"/>
     <w:semiHidden/>
     <w:rPr>
@@ -16990,9 +16966,9 @@
       <w:szCs w:val="20"/>
     </w:rPr>
   </w:style>
-  <w:style w:type="character" w:styleId="Odkaznavysvtlivky">
+  <w:style w:type="character" w:styleId="EndnoteReference">
     <w:name w:val="endnote reference"/>
-    <w:basedOn w:val="Standardnpsmoodstavce"/>
+    <w:basedOn w:val="DefaultParagraphFont"/>
     <w:uiPriority w:val="99"/>
     <w:semiHidden/>
     <w:unhideWhenUsed/>
@@ -17000,30 +16976,30 @@
       <w:vertAlign w:val="superscript"/>
     </w:rPr>
   </w:style>
-  <w:style w:type="character" w:styleId="Zstupntext">
+  <w:style w:type="character" w:styleId="PlaceholderText">
     <w:name w:val="Placeholder Text"/>
-    <w:basedOn w:val="Standardnpsmoodstavce"/>
+    <w:basedOn w:val="DefaultParagraphFont"/>
     <w:uiPriority w:val="99"/>
     <w:semiHidden/>
     <w:rPr>
       <w:color w:val="666666"/>
     </w:rPr>
   </w:style>
-  <w:style w:type="paragraph" w:styleId="Nadpisobsahu">
+  <w:style w:type="paragraph" w:styleId="TOCHeading">
     <w:name w:val="TOC Heading"/>
     <w:uiPriority w:val="39"/>
     <w:unhideWhenUsed/>
   </w:style>
-  <w:style w:type="paragraph" w:styleId="Seznamobrzk">
+  <w:style w:type="paragraph" w:styleId="TableofFigures">
     <w:name w:val="table of figures"/>
-    <w:basedOn w:val="Normln"/>
-    <w:next w:val="Normln"/>
+    <w:basedOn w:val="Normal"/>
+    <w:next w:val="Normal"/>
     <w:uiPriority w:val="99"/>
     <w:unhideWhenUsed/>
   </w:style>
   <w:style w:type="paragraph" w:customStyle="1" w:styleId="Nadpiskapitoly">
     <w:name w:val="Nadpis kapitoly"/>
-    <w:basedOn w:val="Normln"/>
+    <w:basedOn w:val="Normal"/>
     <w:next w:val="Textnormy"/>
     <w:pPr>
       <w:keepNext/>
@@ -17108,7 +17084,7 @@
       <w:lang w:val="en-GB"/>
     </w:rPr>
   </w:style>
-  <w:style w:type="paragraph" w:styleId="slovanseznam">
+  <w:style w:type="paragraph" w:styleId="ListNumber">
     <w:name w:val="List Number"/>
     <w:basedOn w:val="Textnormy"/>
     <w:pPr>
@@ -17118,7 +17094,7 @@
       <w:ind w:left="284" w:hanging="284"/>
     </w:pPr>
   </w:style>
-  <w:style w:type="paragraph" w:styleId="Rejstk1">
+  <w:style w:type="paragraph" w:styleId="Index1">
     <w:name w:val="index 1"/>
     <w:basedOn w:val="Textnormy"/>
     <w:next w:val="Textnormy"/>
@@ -17151,7 +17127,7 @@
       <w:sz w:val="28"/>
     </w:rPr>
   </w:style>
-  <w:style w:type="character" w:styleId="slostrnky">
+  <w:style w:type="character" w:styleId="PageNumber">
     <w:name w:val="page number"/>
     <w:rPr>
       <w:rFonts w:ascii="Arial" w:hAnsi="Arial"/>
@@ -17178,18 +17154,18 @@
       <w:ind w:left="284" w:hanging="284"/>
     </w:pPr>
   </w:style>
-  <w:style w:type="paragraph" w:styleId="Zhlav">
+  <w:style w:type="paragraph" w:styleId="Header">
     <w:name w:val="header"/>
     <w:basedOn w:val="Textnormy"/>
-    <w:link w:val="ZhlavChar"/>
+    <w:link w:val="HeaderChar1"/>
     <w:rPr>
       <w:sz w:val="18"/>
     </w:rPr>
   </w:style>
-  <w:style w:type="paragraph" w:styleId="Zpat">
+  <w:style w:type="paragraph" w:styleId="Footer">
     <w:name w:val="footer"/>
     <w:basedOn w:val="Textnormy"/>
-    <w:link w:val="ZpatChar"/>
+    <w:link w:val="FooterChar1"/>
     <w:pPr>
       <w:jc w:val="center"/>
     </w:pPr>
@@ -17197,18 +17173,18 @@
       <w:sz w:val="18"/>
     </w:rPr>
   </w:style>
-  <w:style w:type="paragraph" w:styleId="Zkladntext">
+  <w:style w:type="paragraph" w:styleId="BodyText">
     <w:name w:val="Body Text"/>
-    <w:basedOn w:val="Normln"/>
-    <w:link w:val="ZkladntextChar"/>
-  </w:style>
-  <w:style w:type="paragraph" w:styleId="Obsah2">
+    <w:basedOn w:val="Normal"/>
+    <w:link w:val="BodyTextChar"/>
+  </w:style>
+  <w:style w:type="paragraph" w:styleId="TOC2">
     <w:name w:val="toc 2"/>
-    <w:basedOn w:val="Obsah1"/>
+    <w:basedOn w:val="TOC1"/>
     <w:next w:val="Textnormy"/>
     <w:uiPriority w:val="39"/>
   </w:style>
-  <w:style w:type="paragraph" w:styleId="Obsah1">
+  <w:style w:type="paragraph" w:styleId="TOC1">
     <w:name w:val="toc 1"/>
     <w:basedOn w:val="Textnormy"/>
     <w:next w:val="Textnormy"/>
@@ -17225,43 +17201,43 @@
       <w:sz w:val="18"/>
     </w:rPr>
   </w:style>
-  <w:style w:type="paragraph" w:styleId="Obsah5">
+  <w:style w:type="paragraph" w:styleId="TOC5">
     <w:name w:val="toc 5"/>
-    <w:basedOn w:val="Obsah1"/>
+    <w:basedOn w:val="TOC1"/>
     <w:next w:val="Textnormy"/>
     <w:semiHidden/>
   </w:style>
-  <w:style w:type="paragraph" w:styleId="Obsah3">
+  <w:style w:type="paragraph" w:styleId="TOC3">
     <w:name w:val="toc 3"/>
-    <w:basedOn w:val="Obsah1"/>
+    <w:basedOn w:val="TOC1"/>
     <w:next w:val="Textnormy"/>
   </w:style>
-  <w:style w:type="paragraph" w:styleId="Obsah4">
+  <w:style w:type="paragraph" w:styleId="TOC4">
     <w:name w:val="toc 4"/>
-    <w:basedOn w:val="Obsah1"/>
+    <w:basedOn w:val="TOC1"/>
     <w:next w:val="Textnormy"/>
   </w:style>
-  <w:style w:type="paragraph" w:styleId="Obsah6">
+  <w:style w:type="paragraph" w:styleId="TOC6">
     <w:name w:val="toc 6"/>
-    <w:basedOn w:val="Obsah1"/>
+    <w:basedOn w:val="TOC1"/>
     <w:next w:val="Textnormy"/>
   </w:style>
-  <w:style w:type="paragraph" w:styleId="Obsah7">
+  <w:style w:type="paragraph" w:styleId="TOC7">
     <w:name w:val="toc 7"/>
-    <w:basedOn w:val="Obsah1"/>
+    <w:basedOn w:val="TOC1"/>
     <w:next w:val="Textnormy"/>
     <w:semiHidden/>
   </w:style>
-  <w:style w:type="paragraph" w:styleId="Obsah8">
+  <w:style w:type="paragraph" w:styleId="TOC8">
     <w:name w:val="toc 8"/>
-    <w:basedOn w:val="Obsah1"/>
+    <w:basedOn w:val="TOC1"/>
     <w:next w:val="Textnormy"/>
     <w:semiHidden/>
   </w:style>
-  <w:style w:type="paragraph" w:styleId="Obsah9">
+  <w:style w:type="paragraph" w:styleId="TOC9">
     <w:name w:val="toc 9"/>
-    <w:basedOn w:val="Normln"/>
-    <w:next w:val="Normln"/>
+    <w:basedOn w:val="Normal"/>
+    <w:next w:val="Normal"/>
     <w:semiHidden/>
     <w:pPr>
       <w:ind w:left="1600"/>
@@ -17323,10 +17299,10 @@
       <w:jc w:val="center"/>
     </w:pPr>
   </w:style>
-  <w:style w:type="paragraph" w:styleId="Titulek">
+  <w:style w:type="paragraph" w:styleId="Caption">
     <w:name w:val="caption"/>
-    <w:basedOn w:val="Normln"/>
-    <w:next w:val="Normln"/>
+    <w:basedOn w:val="Normal"/>
+    <w:next w:val="Normal"/>
     <w:qFormat/>
     <w:pPr>
       <w:spacing w:before="120"/>
@@ -17337,10 +17313,10 @@
       <w:szCs w:val="22"/>
     </w:rPr>
   </w:style>
-  <w:style w:type="paragraph" w:styleId="Textpoznpodarou">
+  <w:style w:type="paragraph" w:styleId="FootnoteText">
     <w:name w:val="footnote text"/>
     <w:basedOn w:val="Poznmka"/>
-    <w:link w:val="TextpoznpodarouChar"/>
+    <w:link w:val="FootnoteTextChar1"/>
     <w:pPr>
       <w:spacing w:before="60" w:after="0"/>
     </w:pPr>
@@ -17381,14 +17357,14 @@
       <w:sz w:val="28"/>
     </w:rPr>
   </w:style>
-  <w:style w:type="paragraph" w:styleId="Zptenadresanaoblku">
+  <w:style w:type="paragraph" w:styleId="EnvelopeReturn">
     <w:name w:val="envelope return"/>
-    <w:basedOn w:val="Normln"/>
-  </w:style>
-  <w:style w:type="paragraph" w:styleId="Hlavikarejstku">
+    <w:basedOn w:val="Normal"/>
+  </w:style>
+  <w:style w:type="paragraph" w:styleId="IndexHeading">
     <w:name w:val="index heading"/>
     <w:basedOn w:val="Textnormy"/>
-    <w:next w:val="Rejstk1"/>
+    <w:next w:val="Index1"/>
     <w:pPr>
       <w:spacing w:before="120" w:after="60"/>
       <w:jc w:val="left"/>
@@ -17411,7 +17387,7 @@
   </w:style>
   <w:style w:type="numbering" w:styleId="111111">
     <w:name w:val="Outline List 2"/>
-    <w:basedOn w:val="Bezseznamu"/>
+    <w:basedOn w:val="NoList"/>
     <w:semiHidden/>
     <w:pPr>
       <w:numPr>
@@ -17556,7 +17532,7 @@
       <w:spacing w:after="0"/>
     </w:pPr>
   </w:style>
-  <w:style w:type="character" w:styleId="Znakapoznpodarou">
+  <w:style w:type="character" w:styleId="FootnoteReference">
     <w:name w:val="footnote reference"/>
     <w:rPr>
       <w:vertAlign w:val="superscript"/>
@@ -17573,7 +17549,7 @@
   </w:style>
   <w:style w:type="paragraph" w:customStyle="1" w:styleId="Tir">
     <w:name w:val="Tiráž"/>
-    <w:basedOn w:val="Normln"/>
+    <w:basedOn w:val="Normal"/>
     <w:pPr>
       <w:framePr w:w="9356" w:hSpace="142" w:wrap="around" w:hAnchor="margin" w:yAlign="bottom"/>
     </w:pPr>
@@ -17583,7 +17559,7 @@
   </w:style>
   <w:style w:type="paragraph" w:customStyle="1" w:styleId="1StrCopyright">
     <w:name w:val="1StrCopyright"/>
-    <w:basedOn w:val="Zpat"/>
+    <w:basedOn w:val="Footer"/>
     <w:pPr>
       <w:tabs>
         <w:tab w:val="left" w:pos="2155"/>
@@ -17625,7 +17601,7 @@
   </w:style>
   <w:style w:type="paragraph" w:customStyle="1" w:styleId="Upozornn">
     <w:name w:val="Upozornění"/>
-    <w:basedOn w:val="Normln"/>
+    <w:basedOn w:val="Normal"/>
     <w:pPr>
       <w:framePr w:w="9356" w:hSpace="142" w:wrap="around" w:hAnchor="margin" w:yAlign="bottom"/>
     </w:pPr>
@@ -17633,7 +17609,7 @@
       <w:sz w:val="18"/>
     </w:rPr>
   </w:style>
-  <w:style w:type="character" w:styleId="Hypertextovodkaz">
+  <w:style w:type="character" w:styleId="Hyperlink">
     <w:name w:val="Hyperlink"/>
     <w:uiPriority w:val="99"/>
     <w:rPr>
@@ -17643,7 +17619,7 @@
   </w:style>
   <w:style w:type="numbering" w:styleId="1ai">
     <w:name w:val="Outline List 1"/>
-    <w:basedOn w:val="Bezseznamu"/>
+    <w:basedOn w:val="NoList"/>
     <w:semiHidden/>
     <w:pPr>
       <w:numPr>
@@ -17651,18 +17627,18 @@
       </w:numPr>
     </w:pPr>
   </w:style>
-  <w:style w:type="paragraph" w:styleId="AdresaHTML">
+  <w:style w:type="paragraph" w:styleId="HTMLAddress">
     <w:name w:val="HTML Address"/>
-    <w:basedOn w:val="Normln"/>
+    <w:basedOn w:val="Normal"/>
     <w:semiHidden/>
     <w:rPr>
       <w:i/>
       <w:iCs/>
     </w:rPr>
   </w:style>
-  <w:style w:type="paragraph" w:styleId="Adresanaoblku">
+  <w:style w:type="paragraph" w:styleId="EnvelopeAddress">
     <w:name w:val="envelope address"/>
-    <w:basedOn w:val="Normln"/>
+    <w:basedOn w:val="Normal"/>
     <w:semiHidden/>
     <w:pPr>
       <w:framePr w:w="7920" w:h="1980" w:hRule="exact" w:hSpace="141" w:wrap="auto" w:hAnchor="page" w:xAlign="center" w:yAlign="bottom"/>
@@ -17674,14 +17650,14 @@
       <w:szCs w:val="24"/>
     </w:rPr>
   </w:style>
-  <w:style w:type="character" w:styleId="AkronymHTML">
+  <w:style w:type="character" w:styleId="HTMLAcronym">
     <w:name w:val="HTML Acronym"/>
-    <w:basedOn w:val="Standardnpsmoodstavce"/>
+    <w:basedOn w:val="DefaultParagraphFont"/>
     <w:semiHidden/>
   </w:style>
-  <w:style w:type="table" w:styleId="Barevntabulka1">
+  <w:style w:type="table" w:styleId="TableColourful1">
     <w:name w:val="Table Colorful 1"/>
-    <w:basedOn w:val="Normlntabulka"/>
+    <w:basedOn w:val="TableNormal"/>
     <w:semiHidden/>
     <w:rPr>
       <w:color w:val="FFFFFF"/>
@@ -17737,9 +17713,9 @@
       </w:rPr>
     </w:tblStylePr>
   </w:style>
-  <w:style w:type="table" w:styleId="Barevntabulka2">
+  <w:style w:type="table" w:styleId="TableColourful2">
     <w:name w:val="Table Colorful 2"/>
-    <w:basedOn w:val="Normlntabulka"/>
+    <w:basedOn w:val="TableNormal"/>
     <w:semiHidden/>
     <w:tblPr>
       <w:tblBorders>
@@ -17788,9 +17764,9 @@
       </w:rPr>
     </w:tblStylePr>
   </w:style>
-  <w:style w:type="table" w:styleId="Barevntabulka3">
+  <w:style w:type="table" w:styleId="TableColourful3">
     <w:name w:val="Table Colorful 3"/>
-    <w:basedOn w:val="Normlntabulka"/>
+    <w:basedOn w:val="TableNormal"/>
     <w:semiHidden/>
     <w:tblPr>
       <w:tblBorders>
@@ -17835,7 +17811,7 @@
       </w:tcPr>
     </w:tblStylePr>
   </w:style>
-  <w:style w:type="character" w:styleId="CittHTML">
+  <w:style w:type="character" w:styleId="HTMLCite">
     <w:name w:val="HTML Cite"/>
     <w:semiHidden/>
     <w:rPr>
@@ -17843,41 +17819,41 @@
       <w:iCs/>
     </w:rPr>
   </w:style>
-  <w:style w:type="character" w:styleId="slodku">
+  <w:style w:type="character" w:styleId="LineNumber">
     <w:name w:val="line number"/>
-    <w:basedOn w:val="Standardnpsmoodstavce"/>
+    <w:basedOn w:val="DefaultParagraphFont"/>
     <w:semiHidden/>
   </w:style>
-  <w:style w:type="paragraph" w:styleId="slovanseznam2">
+  <w:style w:type="paragraph" w:styleId="ListNumber2">
     <w:name w:val="List Number 2"/>
-    <w:basedOn w:val="Normln"/>
+    <w:basedOn w:val="Normal"/>
     <w:pPr>
       <w:numPr>
         <w:numId w:val="8"/>
       </w:numPr>
     </w:pPr>
   </w:style>
-  <w:style w:type="paragraph" w:styleId="slovanseznam3">
+  <w:style w:type="paragraph" w:styleId="ListNumber3">
     <w:name w:val="List Number 3"/>
-    <w:basedOn w:val="Normln"/>
+    <w:basedOn w:val="Normal"/>
     <w:pPr>
       <w:numPr>
         <w:numId w:val="9"/>
       </w:numPr>
     </w:pPr>
   </w:style>
-  <w:style w:type="paragraph" w:styleId="slovanseznam4">
+  <w:style w:type="paragraph" w:styleId="ListNumber4">
     <w:name w:val="List Number 4"/>
-    <w:basedOn w:val="Normln"/>
+    <w:basedOn w:val="Normal"/>
     <w:pPr>
       <w:numPr>
         <w:numId w:val="10"/>
       </w:numPr>
     </w:pPr>
   </w:style>
-  <w:style w:type="paragraph" w:styleId="slovanseznam5">
+  <w:style w:type="paragraph" w:styleId="ListNumber5">
     <w:name w:val="List Number 5"/>
-    <w:basedOn w:val="Normln"/>
+    <w:basedOn w:val="Normal"/>
     <w:semiHidden/>
     <w:pPr>
       <w:numPr>
@@ -17885,9 +17861,9 @@
       </w:numPr>
     </w:pPr>
   </w:style>
-  <w:style w:type="numbering" w:styleId="lnekoddl">
+  <w:style w:type="numbering" w:styleId="ArticleSection">
     <w:name w:val="Outline List 3"/>
-    <w:basedOn w:val="Bezseznamu"/>
+    <w:basedOn w:val="NoList"/>
     <w:semiHidden/>
     <w:pPr>
       <w:numPr>
@@ -17895,13 +17871,13 @@
       </w:numPr>
     </w:pPr>
   </w:style>
-  <w:style w:type="paragraph" w:styleId="Datum">
+  <w:style w:type="paragraph" w:styleId="Date">
     <w:name w:val="Date"/>
-    <w:basedOn w:val="Normln"/>
-    <w:next w:val="Normln"/>
+    <w:basedOn w:val="Normal"/>
+    <w:next w:val="Normal"/>
     <w:semiHidden/>
   </w:style>
-  <w:style w:type="character" w:styleId="DefiniceHTML">
+  <w:style w:type="character" w:styleId="HTMLDefinition">
     <w:name w:val="HTML Definition"/>
     <w:semiHidden/>
     <w:rPr>
@@ -17909,9 +17885,9 @@
       <w:iCs/>
     </w:rPr>
   </w:style>
-  <w:style w:type="table" w:styleId="Elegantntabulka">
+  <w:style w:type="table" w:styleId="TableElegant">
     <w:name w:val="Table Elegant"/>
-    <w:basedOn w:val="Normlntabulka"/>
+    <w:basedOn w:val="TableNormal"/>
     <w:semiHidden/>
     <w:tblPr>
       <w:tblBorders>
@@ -17933,17 +17909,17 @@
       </w:rPr>
     </w:tblStylePr>
   </w:style>
-  <w:style w:type="paragraph" w:styleId="FormtovanvHTML">
+  <w:style w:type="paragraph" w:styleId="HTMLPreformatted">
     <w:name w:val="HTML Preformatted"/>
-    <w:basedOn w:val="Normln"/>
+    <w:basedOn w:val="Normal"/>
     <w:semiHidden/>
     <w:rPr>
       <w:rFonts w:ascii="Courier New" w:hAnsi="Courier New" w:cs="Courier New"/>
     </w:rPr>
   </w:style>
-  <w:style w:type="table" w:styleId="Jednoduchtabulka1">
+  <w:style w:type="table" w:styleId="TableSimple1">
     <w:name w:val="Table Simple 1"/>
-    <w:basedOn w:val="Normlntabulka"/>
+    <w:basedOn w:val="TableNormal"/>
     <w:semiHidden/>
     <w:tblPr>
       <w:tblBorders>
@@ -17971,9 +17947,9 @@
       </w:tcPr>
     </w:tblStylePr>
   </w:style>
-  <w:style w:type="table" w:styleId="Jednoduchtabulka2">
+  <w:style w:type="table" w:styleId="TableSimple2">
     <w:name w:val="Table Simple 2"/>
-    <w:basedOn w:val="Normlntabulka"/>
+    <w:basedOn w:val="TableNormal"/>
     <w:semiHidden/>
     <w:tblPr/>
     <w:tblStylePr w:type="firstRow">
@@ -18050,9 +18026,9 @@
       </w:tcPr>
     </w:tblStylePr>
   </w:style>
-  <w:style w:type="table" w:styleId="Jednoduchtabulka3">
+  <w:style w:type="table" w:styleId="TableSimple3">
     <w:name w:val="Table Simple 3"/>
-    <w:basedOn w:val="Normlntabulka"/>
+    <w:basedOn w:val="TableNormal"/>
     <w:semiHidden/>
     <w:tblPr>
       <w:tblBorders>
@@ -18077,9 +18053,9 @@
       </w:tcPr>
     </w:tblStylePr>
   </w:style>
-  <w:style w:type="table" w:styleId="Klasicktabulka1">
+  <w:style w:type="table" w:styleId="TableClassic1">
     <w:name w:val="Table Classic 1"/>
-    <w:basedOn w:val="Normlntabulka"/>
+    <w:basedOn w:val="TableNormal"/>
     <w:semiHidden/>
     <w:tblPr>
       <w:tblBorders>
@@ -18136,9 +18112,9 @@
       </w:rPr>
     </w:tblStylePr>
   </w:style>
-  <w:style w:type="table" w:styleId="Klasicktabulka2">
+  <w:style w:type="table" w:styleId="TableClassic2">
     <w:name w:val="Table Classic 2"/>
-    <w:basedOn w:val="Normlntabulka"/>
+    <w:basedOn w:val="TableNormal"/>
     <w:semiHidden/>
     <w:tblPr>
       <w:tblBorders>
@@ -18197,9 +18173,9 @@
       </w:rPr>
     </w:tblStylePr>
   </w:style>
-  <w:style w:type="table" w:styleId="Klasicktabulka3">
+  <w:style w:type="table" w:styleId="TableClassic3">
     <w:name w:val="Table Classic 3"/>
-    <w:basedOn w:val="Normlntabulka"/>
+    <w:basedOn w:val="TableNormal"/>
     <w:semiHidden/>
     <w:rPr>
       <w:color w:val="000080"/>
@@ -18251,9 +18227,9 @@
       </w:rPr>
     </w:tblStylePr>
   </w:style>
-  <w:style w:type="table" w:styleId="Klasicktabulka4">
+  <w:style w:type="table" w:styleId="TableClassic4">
     <w:name w:val="Table Classic 4"/>
-    <w:basedOn w:val="Normlntabulka"/>
+    <w:basedOn w:val="TableNormal"/>
     <w:semiHidden/>
     <w:tblPr>
       <w:tblBorders>
@@ -18312,7 +18288,7 @@
       </w:rPr>
     </w:tblStylePr>
   </w:style>
-  <w:style w:type="character" w:styleId="KlvesniceHTML">
+  <w:style w:type="character" w:styleId="HTMLKeyboard">
     <w:name w:val="HTML Keyboard"/>
     <w:semiHidden/>
     <w:rPr>
@@ -18321,7 +18297,7 @@
       <w:szCs w:val="20"/>
     </w:rPr>
   </w:style>
-  <w:style w:type="character" w:styleId="KdHTML">
+  <w:style w:type="character" w:styleId="HTMLCode">
     <w:name w:val="HTML Code"/>
     <w:semiHidden/>
     <w:rPr>
@@ -18330,9 +18306,9 @@
       <w:szCs w:val="20"/>
     </w:rPr>
   </w:style>
-  <w:style w:type="table" w:styleId="Moderntabulka">
+  <w:style w:type="table" w:styleId="TableContemporary">
     <w:name w:val="Table Contemporary"/>
-    <w:basedOn w:val="Normlntabulka"/>
+    <w:basedOn w:val="TableNormal"/>
     <w:semiHidden/>
     <w:tblPr>
       <w:tblStyleRowBandSize w:val="1"/>
@@ -18371,9 +18347,9 @@
       </w:tcPr>
     </w:tblStylePr>
   </w:style>
-  <w:style w:type="table" w:styleId="Motivtabulky">
+  <w:style w:type="table" w:styleId="TableTheme">
     <w:name w:val="Table Theme"/>
-    <w:basedOn w:val="Normlntabulka"/>
+    <w:basedOn w:val="TableNormal"/>
     <w:semiHidden/>
     <w:tblPr>
       <w:tblBorders>
@@ -18386,9 +18362,9 @@
       </w:tblBorders>
     </w:tblPr>
   </w:style>
-  <w:style w:type="table" w:styleId="Mkatabulky">
+  <w:style w:type="table" w:styleId="TableGrid">
     <w:name w:val="Table Grid"/>
-    <w:basedOn w:val="Normlntabulka"/>
+    <w:basedOn w:val="TableNormal"/>
     <w:tblPr>
       <w:tblBorders>
         <w:top w:val="single" w:sz="4" w:space="0" w:color="000000"/>
@@ -18400,9 +18376,9 @@
       </w:tblBorders>
     </w:tblPr>
   </w:style>
-  <w:style w:type="table" w:styleId="Mkatabulky1">
+  <w:style w:type="table" w:styleId="TableGrid1">
     <w:name w:val="Table Grid 1"/>
-    <w:basedOn w:val="Normlntabulka"/>
+    <w:basedOn w:val="TableNormal"/>
     <w:semiHidden/>
     <w:tblPr>
       <w:tblBorders>
@@ -18430,9 +18406,9 @@
       </w:rPr>
     </w:tblStylePr>
   </w:style>
-  <w:style w:type="table" w:styleId="Mkatabulky2">
+  <w:style w:type="table" w:styleId="TableGrid2">
     <w:name w:val="Table Grid 2"/>
-    <w:basedOn w:val="Normlntabulka"/>
+    <w:basedOn w:val="TableNormal"/>
     <w:semiHidden/>
     <w:tblPr>
       <w:tblBorders>
@@ -18474,9 +18450,9 @@
       </w:rPr>
     </w:tblStylePr>
   </w:style>
-  <w:style w:type="table" w:styleId="Mkatabulky4">
+  <w:style w:type="table" w:styleId="TableGrid4">
     <w:name w:val="Table Grid 4"/>
-    <w:basedOn w:val="Normlntabulka"/>
+    <w:basedOn w:val="TableNormal"/>
     <w:semiHidden/>
     <w:tblPr>
       <w:tblBorders>
@@ -18523,9 +18499,9 @@
       </w:rPr>
     </w:tblStylePr>
   </w:style>
-  <w:style w:type="table" w:styleId="Mkatabulky5">
+  <w:style w:type="table" w:styleId="TableGrid5">
     <w:name w:val="Table Grid 5"/>
-    <w:basedOn w:val="Normlntabulka"/>
+    <w:basedOn w:val="TableNormal"/>
     <w:semiHidden/>
     <w:tblPr>
       <w:tblBorders>
@@ -18561,9 +18537,9 @@
       </w:rPr>
     </w:tblStylePr>
   </w:style>
-  <w:style w:type="table" w:styleId="Mkatabulky6">
+  <w:style w:type="table" w:styleId="TableGrid6">
     <w:name w:val="Table Grid 6"/>
-    <w:basedOn w:val="Normlntabulka"/>
+    <w:basedOn w:val="TableNormal"/>
     <w:semiHidden/>
     <w:tblPr>
       <w:tblBorders>
@@ -18607,9 +18583,9 @@
       </w:rPr>
     </w:tblStylePr>
   </w:style>
-  <w:style w:type="table" w:styleId="Mkatabulky7">
+  <w:style w:type="table" w:styleId="TableGrid7">
     <w:name w:val="Table Grid 7"/>
-    <w:basedOn w:val="Normlntabulka"/>
+    <w:basedOn w:val="TableNormal"/>
     <w:semiHidden/>
     <w:rPr>
       <w:b/>
@@ -18665,9 +18641,9 @@
       </w:rPr>
     </w:tblStylePr>
   </w:style>
-  <w:style w:type="table" w:styleId="Mkatabulky8">
+  <w:style w:type="table" w:styleId="TableGrid8">
     <w:name w:val="Table Grid 8"/>
-    <w:basedOn w:val="Normlntabulka"/>
+    <w:basedOn w:val="TableNormal"/>
     <w:semiHidden/>
     <w:tblPr>
       <w:tblBorders>
@@ -18708,16 +18684,16 @@
       </w:rPr>
     </w:tblStylePr>
   </w:style>
-  <w:style w:type="paragraph" w:styleId="Nadpispoznmky">
+  <w:style w:type="paragraph" w:styleId="NoteHeading">
     <w:name w:val="Note Heading"/>
-    <w:basedOn w:val="Normln"/>
-    <w:next w:val="Normln"/>
+    <w:basedOn w:val="Normal"/>
+    <w:next w:val="Normal"/>
     <w:semiHidden/>
   </w:style>
-  <w:style w:type="paragraph" w:styleId="Nzev">
+  <w:style w:type="paragraph" w:styleId="Title">
     <w:name w:val="Title"/>
-    <w:basedOn w:val="Normln"/>
-    <w:link w:val="NzevChar"/>
+    <w:basedOn w:val="Normal"/>
+    <w:link w:val="TitleChar1"/>
     <w:qFormat/>
     <w:pPr>
       <w:jc w:val="center"/>
@@ -18730,9 +18706,9 @@
       <w:szCs w:val="40"/>
     </w:rPr>
   </w:style>
-  <w:style w:type="paragraph" w:styleId="Normlnweb">
+  <w:style w:type="paragraph" w:styleId="NormalWeb">
     <w:name w:val="Normal (Web)"/>
-    <w:basedOn w:val="Normln"/>
+    <w:basedOn w:val="Normal"/>
     <w:semiHidden/>
     <w:rPr>
       <w:rFonts w:ascii="Times New Roman" w:hAnsi="Times New Roman"/>
@@ -18740,37 +18716,37 @@
       <w:szCs w:val="24"/>
     </w:rPr>
   </w:style>
-  <w:style w:type="paragraph" w:styleId="Normlnodsazen">
+  <w:style w:type="paragraph" w:styleId="NormalIndent">
     <w:name w:val="Normal Indent"/>
-    <w:basedOn w:val="Normln"/>
+    <w:basedOn w:val="Normal"/>
     <w:semiHidden/>
     <w:pPr>
       <w:ind w:left="708"/>
     </w:pPr>
   </w:style>
-  <w:style w:type="paragraph" w:styleId="Osloven">
+  <w:style w:type="paragraph" w:styleId="Salutation">
     <w:name w:val="Salutation"/>
-    <w:basedOn w:val="Normln"/>
-    <w:next w:val="Normln"/>
+    <w:basedOn w:val="Normal"/>
+    <w:next w:val="Normal"/>
     <w:semiHidden/>
   </w:style>
-  <w:style w:type="paragraph" w:styleId="Podpis">
+  <w:style w:type="paragraph" w:styleId="Signature">
     <w:name w:val="Signature"/>
-    <w:basedOn w:val="Normln"/>
+    <w:basedOn w:val="Normal"/>
     <w:semiHidden/>
     <w:pPr>
       <w:ind w:left="4252"/>
     </w:pPr>
   </w:style>
-  <w:style w:type="paragraph" w:styleId="Podpise-mailu">
+  <w:style w:type="paragraph" w:styleId="EmailSignature">
     <w:name w:val="E-mail Signature"/>
-    <w:basedOn w:val="Normln"/>
+    <w:basedOn w:val="Normal"/>
     <w:semiHidden/>
   </w:style>
-  <w:style w:type="paragraph" w:styleId="Podnadpis">
+  <w:style w:type="paragraph" w:styleId="Subtitle">
     <w:name w:val="Subtitle"/>
-    <w:basedOn w:val="Normln"/>
-    <w:link w:val="PodnadpisChar"/>
+    <w:basedOn w:val="Normal"/>
+    <w:link w:val="SubtitleChar"/>
     <w:qFormat/>
     <w:pPr>
       <w:spacing w:after="60"/>
@@ -18783,45 +18759,45 @@
       <w:szCs w:val="24"/>
     </w:rPr>
   </w:style>
-  <w:style w:type="paragraph" w:styleId="Pokraovnseznamu">
+  <w:style w:type="paragraph" w:styleId="ListContinue">
     <w:name w:val="List Continue"/>
-    <w:basedOn w:val="Normln"/>
+    <w:basedOn w:val="Normal"/>
     <w:pPr>
       <w:ind w:left="283"/>
     </w:pPr>
   </w:style>
-  <w:style w:type="paragraph" w:styleId="Pokraovnseznamu2">
+  <w:style w:type="paragraph" w:styleId="ListContinue2">
     <w:name w:val="List Continue 2"/>
-    <w:basedOn w:val="Normln"/>
+    <w:basedOn w:val="Normal"/>
     <w:pPr>
       <w:ind w:left="566"/>
     </w:pPr>
   </w:style>
-  <w:style w:type="paragraph" w:styleId="Pokraovnseznamu3">
+  <w:style w:type="paragraph" w:styleId="ListContinue3">
     <w:name w:val="List Continue 3"/>
-    <w:basedOn w:val="Normln"/>
+    <w:basedOn w:val="Normal"/>
     <w:pPr>
       <w:ind w:left="849"/>
     </w:pPr>
   </w:style>
-  <w:style w:type="paragraph" w:styleId="Pokraovnseznamu4">
+  <w:style w:type="paragraph" w:styleId="ListContinue4">
     <w:name w:val="List Continue 4"/>
-    <w:basedOn w:val="Normln"/>
+    <w:basedOn w:val="Normal"/>
     <w:pPr>
       <w:ind w:left="1132"/>
     </w:pPr>
   </w:style>
-  <w:style w:type="paragraph" w:styleId="Pokraovnseznamu5">
+  <w:style w:type="paragraph" w:styleId="ListContinue5">
     <w:name w:val="List Continue 5"/>
-    <w:basedOn w:val="Normln"/>
+    <w:basedOn w:val="Normal"/>
     <w:semiHidden/>
     <w:pPr>
       <w:ind w:left="1415"/>
     </w:pPr>
   </w:style>
-  <w:style w:type="table" w:styleId="Profesionlntabulka">
+  <w:style w:type="table" w:styleId="TableProfessional">
     <w:name w:val="Table Professional"/>
-    <w:basedOn w:val="Normlntabulka"/>
+    <w:basedOn w:val="TableNormal"/>
     <w:semiHidden/>
     <w:tblPr>
       <w:tblBorders>
@@ -18848,7 +18824,7 @@
       </w:tcPr>
     </w:tblStylePr>
   </w:style>
-  <w:style w:type="character" w:styleId="PromnnHTML">
+  <w:style w:type="character" w:styleId="HTMLVariable">
     <w:name w:val="HTML Variable"/>
     <w:semiHidden/>
     <w:rPr>
@@ -18856,15 +18832,15 @@
       <w:iCs/>
     </w:rPr>
   </w:style>
-  <w:style w:type="paragraph" w:styleId="Prosttext">
+  <w:style w:type="paragraph" w:styleId="PlainText">
     <w:name w:val="Plain Text"/>
-    <w:basedOn w:val="Normln"/>
+    <w:basedOn w:val="Normal"/>
     <w:semiHidden/>
     <w:rPr>
       <w:rFonts w:ascii="Courier New" w:hAnsi="Courier New" w:cs="Courier New"/>
     </w:rPr>
   </w:style>
-  <w:style w:type="character" w:styleId="PsacstrojHTML">
+  <w:style w:type="character" w:styleId="HTMLTypewriter">
     <w:name w:val="HTML Typewriter"/>
     <w:semiHidden/>
     <w:rPr>
@@ -18873,49 +18849,49 @@
       <w:szCs w:val="20"/>
     </w:rPr>
   </w:style>
-  <w:style w:type="paragraph" w:styleId="Seznam">
+  <w:style w:type="paragraph" w:styleId="List">
     <w:name w:val="List"/>
-    <w:basedOn w:val="Normln"/>
+    <w:basedOn w:val="Normal"/>
     <w:semiHidden/>
     <w:pPr>
       <w:ind w:left="283" w:hanging="283"/>
     </w:pPr>
   </w:style>
-  <w:style w:type="paragraph" w:styleId="Seznam2">
+  <w:style w:type="paragraph" w:styleId="List2">
     <w:name w:val="List 2"/>
-    <w:basedOn w:val="Normln"/>
+    <w:basedOn w:val="Normal"/>
     <w:semiHidden/>
     <w:pPr>
       <w:ind w:left="566" w:hanging="283"/>
     </w:pPr>
   </w:style>
-  <w:style w:type="paragraph" w:styleId="Seznam3">
+  <w:style w:type="paragraph" w:styleId="List3">
     <w:name w:val="List 3"/>
-    <w:basedOn w:val="Normln"/>
+    <w:basedOn w:val="Normal"/>
     <w:semiHidden/>
     <w:pPr>
       <w:ind w:left="849" w:hanging="283"/>
     </w:pPr>
   </w:style>
-  <w:style w:type="paragraph" w:styleId="Seznam4">
+  <w:style w:type="paragraph" w:styleId="List4">
     <w:name w:val="List 4"/>
-    <w:basedOn w:val="Normln"/>
+    <w:basedOn w:val="Normal"/>
     <w:semiHidden/>
     <w:pPr>
       <w:ind w:left="1132" w:hanging="283"/>
     </w:pPr>
   </w:style>
-  <w:style w:type="paragraph" w:styleId="Seznam5">
+  <w:style w:type="paragraph" w:styleId="List5">
     <w:name w:val="List 5"/>
-    <w:basedOn w:val="Normln"/>
+    <w:basedOn w:val="Normal"/>
     <w:semiHidden/>
     <w:pPr>
       <w:ind w:left="1415" w:hanging="283"/>
     </w:pPr>
   </w:style>
-  <w:style w:type="paragraph" w:styleId="Seznamsodrkami">
+  <w:style w:type="paragraph" w:styleId="ListBullet">
     <w:name w:val="List Bullet"/>
-    <w:basedOn w:val="Normln"/>
+    <w:basedOn w:val="Normal"/>
     <w:semiHidden/>
     <w:pPr>
       <w:numPr>
@@ -18923,9 +18899,9 @@
       </w:numPr>
     </w:pPr>
   </w:style>
-  <w:style w:type="paragraph" w:styleId="Seznamsodrkami2">
+  <w:style w:type="paragraph" w:styleId="ListBullet2">
     <w:name w:val="List Bullet 2"/>
-    <w:basedOn w:val="Normln"/>
+    <w:basedOn w:val="Normal"/>
     <w:semiHidden/>
     <w:pPr>
       <w:numPr>
@@ -18933,9 +18909,9 @@
       </w:numPr>
     </w:pPr>
   </w:style>
-  <w:style w:type="paragraph" w:styleId="Seznamsodrkami3">
+  <w:style w:type="paragraph" w:styleId="ListBullet3">
     <w:name w:val="List Bullet 3"/>
-    <w:basedOn w:val="Normln"/>
+    <w:basedOn w:val="Normal"/>
     <w:semiHidden/>
     <w:pPr>
       <w:numPr>
@@ -18943,9 +18919,9 @@
       </w:numPr>
     </w:pPr>
   </w:style>
-  <w:style w:type="paragraph" w:styleId="Seznamsodrkami4">
+  <w:style w:type="paragraph" w:styleId="ListBullet4">
     <w:name w:val="List Bullet 4"/>
-    <w:basedOn w:val="Normln"/>
+    <w:basedOn w:val="Normal"/>
     <w:pPr>
       <w:numPr>
         <w:numId w:val="16"/>
@@ -18954,9 +18930,9 @@
       <w:ind w:left="1208" w:hanging="357"/>
     </w:pPr>
   </w:style>
-  <w:style w:type="paragraph" w:styleId="Seznamsodrkami5">
+  <w:style w:type="paragraph" w:styleId="ListBullet5">
     <w:name w:val="List Bullet 5"/>
-    <w:basedOn w:val="Normln"/>
+    <w:basedOn w:val="Normal"/>
     <w:semiHidden/>
     <w:pPr>
       <w:numPr>
@@ -18964,7 +18940,7 @@
       </w:numPr>
     </w:pPr>
   </w:style>
-  <w:style w:type="character" w:styleId="Siln">
+  <w:style w:type="character" w:styleId="Strong">
     <w:name w:val="Strong"/>
     <w:qFormat/>
     <w:rPr>
@@ -18972,7 +18948,7 @@
       <w:bCs/>
     </w:rPr>
   </w:style>
-  <w:style w:type="character" w:styleId="Sledovanodkaz">
+  <w:style w:type="character" w:styleId="FollowedHyperlink">
     <w:name w:val="FollowedHyperlink"/>
     <w:semiHidden/>
     <w:rPr>
@@ -18980,9 +18956,9 @@
       <w:u w:val="single"/>
     </w:rPr>
   </w:style>
-  <w:style w:type="table" w:styleId="Sloupcetabulky1">
+  <w:style w:type="table" w:styleId="TableColumns1">
     <w:name w:val="Table Columns 1"/>
-    <w:basedOn w:val="Normlntabulka"/>
+    <w:basedOn w:val="TableNormal"/>
     <w:semiHidden/>
     <w:rPr>
       <w:b/>
@@ -19058,9 +19034,9 @@
       </w:rPr>
     </w:tblStylePr>
   </w:style>
-  <w:style w:type="table" w:styleId="Sloupcetabulky2">
+  <w:style w:type="table" w:styleId="TableColumns2">
     <w:name w:val="Table Columns 2"/>
-    <w:basedOn w:val="Normlntabulka"/>
+    <w:basedOn w:val="TableNormal"/>
     <w:semiHidden/>
     <w:rPr>
       <w:b/>
@@ -19128,9 +19104,9 @@
       </w:rPr>
     </w:tblStylePr>
   </w:style>
-  <w:style w:type="table" w:styleId="Sloupcetabulky3">
+  <w:style w:type="table" w:styleId="TableColumns3">
     <w:name w:val="Table Columns 3"/>
-    <w:basedOn w:val="Normlntabulka"/>
+    <w:basedOn w:val="TableNormal"/>
     <w:semiHidden/>
     <w:rPr>
       <w:b/>
@@ -19204,9 +19180,9 @@
       </w:rPr>
     </w:tblStylePr>
   </w:style>
-  <w:style w:type="table" w:styleId="Sloupcetabulky4">
+  <w:style w:type="table" w:styleId="TableColumns4">
     <w:name w:val="Table Columns 4"/>
-    <w:basedOn w:val="Normlntabulka"/>
+    <w:basedOn w:val="TableNormal"/>
     <w:semiHidden/>
     <w:tblPr>
       <w:tblStyleColBandSize w:val="1"/>
@@ -19251,9 +19227,9 @@
       </w:tcPr>
     </w:tblStylePr>
   </w:style>
-  <w:style w:type="table" w:styleId="Sloupcetabulky5">
+  <w:style w:type="table" w:styleId="TableColumns5">
     <w:name w:val="Table Columns 5"/>
-    <w:basedOn w:val="Normlntabulka"/>
+    <w:basedOn w:val="TableNormal"/>
     <w:semiHidden/>
     <w:tblPr>
       <w:tblStyleColBandSize w:val="1"/>
@@ -19318,9 +19294,9 @@
       </w:rPr>
     </w:tblStylePr>
   </w:style>
-  <w:style w:type="table" w:styleId="Tabulkajakoseznam1">
+  <w:style w:type="table" w:styleId="TableList1">
     <w:name w:val="Table List 1"/>
-    <w:basedOn w:val="Normlntabulka"/>
+    <w:basedOn w:val="TableNormal"/>
     <w:semiHidden/>
     <w:tblPr>
       <w:tblStyleRowBandSize w:val="1"/>
@@ -19376,9 +19352,9 @@
       </w:rPr>
     </w:tblStylePr>
   </w:style>
-  <w:style w:type="table" w:styleId="Tabulkajakoseznam2">
+  <w:style w:type="table" w:styleId="TableList2">
     <w:name w:val="Table List 2"/>
-    <w:basedOn w:val="Normlntabulka"/>
+    <w:basedOn w:val="TableNormal"/>
     <w:semiHidden/>
     <w:tblPr>
       <w:tblStyleRowBandSize w:val="2"/>
@@ -19429,9 +19405,9 @@
       </w:rPr>
     </w:tblStylePr>
   </w:style>
-  <w:style w:type="table" w:styleId="Tabulkajakoseznam3">
+  <w:style w:type="table" w:styleId="TableList3">
     <w:name w:val="Table List 3"/>
-    <w:basedOn w:val="Normlntabulka"/>
+    <w:basedOn w:val="TableNormal"/>
     <w:semiHidden/>
     <w:tblPr>
       <w:tblBorders>
@@ -19472,9 +19448,9 @@
       </w:rPr>
     </w:tblStylePr>
   </w:style>
-  <w:style w:type="table" w:styleId="Tabulkajakoseznam4">
+  <w:style w:type="table" w:styleId="TableList4">
     <w:name w:val="Table List 4"/>
-    <w:basedOn w:val="Normlntabulka"/>
+    <w:basedOn w:val="TableNormal"/>
     <w:semiHidden/>
     <w:tblPr>
       <w:tblBorders>
@@ -19503,9 +19479,9 @@
       </w:tcPr>
     </w:tblStylePr>
   </w:style>
-  <w:style w:type="table" w:styleId="Tabulkajakoseznam5">
+  <w:style w:type="table" w:styleId="TableList5">
     <w:name w:val="Table List 5"/>
-    <w:basedOn w:val="Normlntabulka"/>
+    <w:basedOn w:val="TableNormal"/>
     <w:semiHidden/>
     <w:tblPr>
       <w:tblBorders>
@@ -19538,9 +19514,9 @@
       </w:rPr>
     </w:tblStylePr>
   </w:style>
-  <w:style w:type="table" w:styleId="Tabulkajakoseznam6">
+  <w:style w:type="table" w:styleId="TableList6">
     <w:name w:val="Table List 6"/>
-    <w:basedOn w:val="Normlntabulka"/>
+    <w:basedOn w:val="TableNormal"/>
     <w:semiHidden/>
     <w:tblPr>
       <w:tblStyleRowBandSize w:val="1"/>
@@ -19585,9 +19561,9 @@
       </w:tcPr>
     </w:tblStylePr>
   </w:style>
-  <w:style w:type="table" w:styleId="Tabulkajakoseznam7">
+  <w:style w:type="table" w:styleId="TableList7">
     <w:name w:val="Table List 7"/>
-    <w:basedOn w:val="Normlntabulka"/>
+    <w:basedOn w:val="TableNormal"/>
     <w:semiHidden/>
     <w:tblPr>
       <w:tblStyleRowBandSize w:val="1"/>
@@ -19652,9 +19628,9 @@
       </w:tcPr>
     </w:tblStylePr>
   </w:style>
-  <w:style w:type="table" w:styleId="Tabulkajakoseznam8">
+  <w:style w:type="table" w:styleId="TableList8">
     <w:name w:val="Table List 8"/>
-    <w:basedOn w:val="Normlntabulka"/>
+    <w:basedOn w:val="TableNormal"/>
     <w:semiHidden/>
     <w:tblPr>
       <w:tblStyleRowBandSize w:val="1"/>
@@ -19721,9 +19697,9 @@
       </w:tcPr>
     </w:tblStylePr>
   </w:style>
-  <w:style w:type="table" w:styleId="Tabulkasprostorovmiefekty1">
+  <w:style w:type="table" w:styleId="Table3Deffects1">
     <w:name w:val="Table 3D effects 1"/>
-    <w:basedOn w:val="Normlntabulka"/>
+    <w:basedOn w:val="TableNormal"/>
     <w:semiHidden/>
     <w:tblPr/>
     <w:tcPr>
@@ -19810,9 +19786,9 @@
       </w:tcPr>
     </w:tblStylePr>
   </w:style>
-  <w:style w:type="table" w:styleId="Tabulkasprostorovmiefekty2">
+  <w:style w:type="table" w:styleId="Table3Deffects2">
     <w:name w:val="Table 3D effects 2"/>
-    <w:basedOn w:val="Normlntabulka"/>
+    <w:basedOn w:val="TableNormal"/>
     <w:semiHidden/>
     <w:tblPr>
       <w:tblStyleRowBandSize w:val="1"/>
@@ -19860,9 +19836,9 @@
       </w:rPr>
     </w:tblStylePr>
   </w:style>
-  <w:style w:type="table" w:styleId="Tabulkasprostorovmiefekty3">
+  <w:style w:type="table" w:styleId="Table3Deffects3">
     <w:name w:val="Table 3D effects 3"/>
-    <w:basedOn w:val="Normlntabulka"/>
+    <w:basedOn w:val="TableNormal"/>
     <w:semiHidden/>
     <w:tblPr>
       <w:tblStyleRowBandSize w:val="1"/>
@@ -19926,9 +19902,9 @@
       </w:rPr>
     </w:tblStylePr>
   </w:style>
-  <w:style w:type="table" w:styleId="Tabulkastlumenmibarvami1">
+  <w:style w:type="table" w:styleId="TableSubtle1">
     <w:name w:val="Table Subtle 1"/>
-    <w:basedOn w:val="Normlntabulka"/>
+    <w:basedOn w:val="TableNormal"/>
     <w:semiHidden/>
     <w:tblPr>
       <w:tblStyleRowBandSize w:val="1"/>
@@ -19989,9 +19965,9 @@
       </w:rPr>
     </w:tblStylePr>
   </w:style>
-  <w:style w:type="table" w:styleId="Tabulkastlumenmibarvami2">
+  <w:style w:type="table" w:styleId="TableSubtle2">
     <w:name w:val="Table Subtle 2"/>
-    <w:basedOn w:val="Normlntabulka"/>
+    <w:basedOn w:val="TableNormal"/>
     <w:semiHidden/>
     <w:tblPr>
       <w:tblBorders>
@@ -20046,24 +20022,24 @@
       </w:rPr>
     </w:tblStylePr>
   </w:style>
-  <w:style w:type="paragraph" w:styleId="Textvbloku">
+  <w:style w:type="paragraph" w:styleId="BlockText">
     <w:name w:val="Block Text"/>
-    <w:basedOn w:val="Normln"/>
+    <w:basedOn w:val="Normal"/>
     <w:semiHidden/>
     <w:pPr>
       <w:ind w:left="1440" w:right="1440"/>
     </w:pPr>
   </w:style>
-  <w:style w:type="character" w:styleId="UkzkaHTML">
+  <w:style w:type="character" w:styleId="HTMLSample">
     <w:name w:val="HTML Sample"/>
     <w:semiHidden/>
     <w:rPr>
       <w:rFonts w:ascii="Courier New" w:hAnsi="Courier New" w:cs="Courier New"/>
     </w:rPr>
   </w:style>
-  <w:style w:type="table" w:styleId="Webovtabulka1">
+  <w:style w:type="table" w:styleId="TableWeb1">
     <w:name w:val="Table Web 1"/>
-    <w:basedOn w:val="Normlntabulka"/>
+    <w:basedOn w:val="TableNormal"/>
     <w:semiHidden/>
     <w:tblPr>
       <w:tblCellSpacing w:w="20" w:type="dxa"/>
@@ -20088,9 +20064,9 @@
       </w:rPr>
     </w:tblStylePr>
   </w:style>
-  <w:style w:type="table" w:styleId="Webovtabulka2">
+  <w:style w:type="table" w:styleId="TableWeb2">
     <w:name w:val="Table Web 2"/>
-    <w:basedOn w:val="Normlntabulka"/>
+    <w:basedOn w:val="TableNormal"/>
     <w:semiHidden/>
     <w:tblPr>
       <w:tblCellSpacing w:w="20" w:type="dxa"/>
@@ -20115,9 +20091,9 @@
       </w:rPr>
     </w:tblStylePr>
   </w:style>
-  <w:style w:type="table" w:styleId="Webovtabulka3">
+  <w:style w:type="table" w:styleId="TableWeb3">
     <w:name w:val="Table Web 3"/>
-    <w:basedOn w:val="Normlntabulka"/>
+    <w:basedOn w:val="TableNormal"/>
     <w:semiHidden/>
     <w:tblPr>
       <w:tblCellSpacing w:w="20" w:type="dxa"/>
@@ -20142,9 +20118,9 @@
       </w:rPr>
     </w:tblStylePr>
   </w:style>
-  <w:style w:type="paragraph" w:styleId="Zhlavzprvy">
+  <w:style w:type="paragraph" w:styleId="MessageHeader">
     <w:name w:val="Message Header"/>
-    <w:basedOn w:val="Normln"/>
+    <w:basedOn w:val="Normal"/>
     <w:semiHidden/>
     <w:pPr>
       <w:pBdr>
@@ -20162,59 +20138,59 @@
       <w:szCs w:val="24"/>
     </w:rPr>
   </w:style>
-  <w:style w:type="paragraph" w:styleId="Zkladntext-prvnodsazen">
+  <w:style w:type="paragraph" w:styleId="BodyTextFirstIndent">
     <w:name w:val="Body Text First Indent"/>
-    <w:basedOn w:val="Zkladntext"/>
+    <w:basedOn w:val="BodyText"/>
     <w:semiHidden/>
     <w:pPr>
       <w:ind w:firstLine="210"/>
     </w:pPr>
   </w:style>
-  <w:style w:type="paragraph" w:styleId="Zkladntextodsazen">
+  <w:style w:type="paragraph" w:styleId="BodyTextIndent">
     <w:name w:val="Body Text Indent"/>
-    <w:basedOn w:val="Normln"/>
+    <w:basedOn w:val="Normal"/>
     <w:semiHidden/>
     <w:pPr>
       <w:ind w:left="283"/>
     </w:pPr>
   </w:style>
-  <w:style w:type="paragraph" w:styleId="Zkladntext-prvnodsazen2">
+  <w:style w:type="paragraph" w:styleId="BodyTextFirstIndent2">
     <w:name w:val="Body Text First Indent 2"/>
-    <w:basedOn w:val="Zkladntextodsazen"/>
+    <w:basedOn w:val="BodyTextIndent"/>
     <w:semiHidden/>
     <w:pPr>
       <w:ind w:firstLine="210"/>
     </w:pPr>
   </w:style>
-  <w:style w:type="paragraph" w:styleId="Zkladntext2">
+  <w:style w:type="paragraph" w:styleId="BodyText2">
     <w:name w:val="Body Text 2"/>
-    <w:basedOn w:val="Normln"/>
+    <w:basedOn w:val="Normal"/>
     <w:semiHidden/>
     <w:pPr>
       <w:spacing w:line="480" w:lineRule="auto"/>
     </w:pPr>
   </w:style>
-  <w:style w:type="paragraph" w:styleId="Zkladntext3">
+  <w:style w:type="paragraph" w:styleId="BodyText3">
     <w:name w:val="Body Text 3"/>
-    <w:basedOn w:val="Normln"/>
+    <w:basedOn w:val="Normal"/>
     <w:semiHidden/>
     <w:rPr>
       <w:sz w:val="16"/>
       <w:szCs w:val="16"/>
     </w:rPr>
   </w:style>
-  <w:style w:type="paragraph" w:styleId="Zkladntextodsazen2">
+  <w:style w:type="paragraph" w:styleId="BodyTextIndent2">
     <w:name w:val="Body Text Indent 2"/>
-    <w:basedOn w:val="Normln"/>
+    <w:basedOn w:val="Normal"/>
     <w:semiHidden/>
     <w:pPr>
       <w:spacing w:line="480" w:lineRule="auto"/>
       <w:ind w:left="283"/>
     </w:pPr>
   </w:style>
-  <w:style w:type="paragraph" w:styleId="Zkladntextodsazen3">
+  <w:style w:type="paragraph" w:styleId="BodyTextIndent3">
     <w:name w:val="Body Text Indent 3"/>
-    <w:basedOn w:val="Normln"/>
+    <w:basedOn w:val="Normal"/>
     <w:semiHidden/>
     <w:pPr>
       <w:ind w:left="283"/>
@@ -20224,15 +20200,15 @@
       <w:szCs w:val="16"/>
     </w:rPr>
   </w:style>
-  <w:style w:type="paragraph" w:styleId="Zvr">
+  <w:style w:type="paragraph" w:styleId="Closing">
     <w:name w:val="Closing"/>
-    <w:basedOn w:val="Normln"/>
+    <w:basedOn w:val="Normal"/>
     <w:semiHidden/>
     <w:pPr>
       <w:ind w:left="4252"/>
     </w:pPr>
   </w:style>
-  <w:style w:type="character" w:styleId="Zdraznn">
+  <w:style w:type="character" w:styleId="Emphasis">
     <w:name w:val="Emphasis"/>
     <w:qFormat/>
     <w:rPr>
@@ -20255,10 +20231,10 @@
       <w:b/>
     </w:rPr>
   </w:style>
-  <w:style w:type="character" w:customStyle="1" w:styleId="Nadpis2Char">
-    <w:name w:val="Nadpis 2 Char"/>
+  <w:style w:type="character" w:customStyle="1" w:styleId="Heading2Char1">
+    <w:name w:val="Heading 2 Char1"/>
     <w:basedOn w:val="NadpislnkuChar"/>
-    <w:link w:val="Nadpis2"/>
+    <w:link w:val="Heading2"/>
     <w:rPr>
       <w:rFonts w:ascii="Arial" w:hAnsi="Arial"/>
       <w:b/>
@@ -20286,57 +20262,57 @@
       <w:ind w:left="567" w:hanging="567"/>
     </w:pPr>
   </w:style>
-  <w:style w:type="character" w:styleId="Odkaznakoment">
+  <w:style w:type="character" w:styleId="CommentReference">
     <w:name w:val="annotation reference"/>
     <w:rPr>
       <w:sz w:val="16"/>
       <w:szCs w:val="16"/>
     </w:rPr>
   </w:style>
-  <w:style w:type="paragraph" w:styleId="Textkomente">
+  <w:style w:type="paragraph" w:styleId="CommentText">
     <w:name w:val="annotation text"/>
-    <w:basedOn w:val="Normln"/>
-    <w:link w:val="TextkomenteChar"/>
-  </w:style>
-  <w:style w:type="character" w:customStyle="1" w:styleId="TextkomenteChar">
-    <w:name w:val="Text komentáře Char"/>
-    <w:link w:val="Textkomente"/>
+    <w:basedOn w:val="Normal"/>
+    <w:link w:val="CommentTextChar"/>
+  </w:style>
+  <w:style w:type="character" w:customStyle="1" w:styleId="CommentTextChar">
+    <w:name w:val="Comment Text Char"/>
+    <w:link w:val="CommentText"/>
     <w:rPr>
       <w:rFonts w:ascii="Arial" w:hAnsi="Arial"/>
     </w:rPr>
   </w:style>
-  <w:style w:type="paragraph" w:styleId="Pedmtkomente">
+  <w:style w:type="paragraph" w:styleId="CommentSubject">
     <w:name w:val="annotation subject"/>
-    <w:basedOn w:val="Textkomente"/>
-    <w:next w:val="Textkomente"/>
-    <w:link w:val="PedmtkomenteChar"/>
+    <w:basedOn w:val="CommentText"/>
+    <w:next w:val="CommentText"/>
+    <w:link w:val="CommentSubjectChar"/>
     <w:rPr>
       <w:b/>
       <w:bCs/>
     </w:rPr>
   </w:style>
-  <w:style w:type="character" w:customStyle="1" w:styleId="PedmtkomenteChar">
-    <w:name w:val="Předmět komentáře Char"/>
-    <w:link w:val="Pedmtkomente"/>
+  <w:style w:type="character" w:customStyle="1" w:styleId="CommentSubjectChar">
+    <w:name w:val="Comment Subject Char"/>
+    <w:link w:val="CommentSubject"/>
     <w:rPr>
       <w:rFonts w:ascii="Arial" w:hAnsi="Arial"/>
       <w:b/>
       <w:bCs/>
     </w:rPr>
   </w:style>
-  <w:style w:type="paragraph" w:styleId="Textbubliny">
+  <w:style w:type="paragraph" w:styleId="BalloonText">
     <w:name w:val="Balloon Text"/>
-    <w:basedOn w:val="Normln"/>
-    <w:link w:val="TextbublinyChar"/>
+    <w:basedOn w:val="Normal"/>
+    <w:link w:val="BalloonTextChar"/>
     <w:rPr>
       <w:rFonts w:ascii="Tahoma" w:hAnsi="Tahoma" w:cs="Tahoma"/>
       <w:sz w:val="16"/>
       <w:szCs w:val="16"/>
     </w:rPr>
   </w:style>
-  <w:style w:type="character" w:customStyle="1" w:styleId="TextbublinyChar">
-    <w:name w:val="Text bubliny Char"/>
-    <w:link w:val="Textbubliny"/>
+  <w:style w:type="character" w:customStyle="1" w:styleId="BalloonTextChar">
+    <w:name w:val="Balloon Text Char"/>
+    <w:link w:val="BalloonText"/>
     <w:rPr>
       <w:rFonts w:ascii="Tahoma" w:hAnsi="Tahoma" w:cs="Tahoma"/>
       <w:sz w:val="16"/>
@@ -20362,9 +20338,9 @@
       <w:sz w:val="28"/>
     </w:rPr>
   </w:style>
-  <w:style w:type="character" w:customStyle="1" w:styleId="Nadpis1Char">
-    <w:name w:val="Nadpis 1 Char"/>
-    <w:link w:val="Nadpis1"/>
+  <w:style w:type="character" w:customStyle="1" w:styleId="Heading1Char1">
+    <w:name w:val="Heading 1 Char1"/>
+    <w:link w:val="Heading1"/>
     <w:uiPriority w:val="99"/>
     <w:rsid w:val="00A821AB"/>
     <w:rPr>
@@ -20375,57 +20351,57 @@
       <w:lang w:val="en-US"/>
     </w:rPr>
   </w:style>
-  <w:style w:type="character" w:customStyle="1" w:styleId="Nadpis3Char">
-    <w:name w:val="Nadpis 3 Char"/>
-    <w:link w:val="Nadpis3"/>
+  <w:style w:type="character" w:customStyle="1" w:styleId="Heading3Char1">
+    <w:name w:val="Heading 3 Char1"/>
+    <w:link w:val="Heading3"/>
     <w:rPr>
       <w:rFonts w:ascii="Arial" w:hAnsi="Arial"/>
       <w:b/>
     </w:rPr>
   </w:style>
-  <w:style w:type="character" w:customStyle="1" w:styleId="Nadpis4Char">
-    <w:name w:val="Nadpis 4 Char"/>
-    <w:link w:val="Nadpis4"/>
+  <w:style w:type="character" w:customStyle="1" w:styleId="Heading4Char1">
+    <w:name w:val="Heading 4 Char1"/>
+    <w:link w:val="Heading4"/>
     <w:rPr>
       <w:rFonts w:ascii="Arial" w:hAnsi="Arial"/>
       <w:b/>
     </w:rPr>
   </w:style>
-  <w:style w:type="character" w:customStyle="1" w:styleId="Nadpis5Char">
-    <w:name w:val="Nadpis 5 Char"/>
-    <w:link w:val="Nadpis5"/>
+  <w:style w:type="character" w:customStyle="1" w:styleId="Heading5Char1">
+    <w:name w:val="Heading 5 Char1"/>
+    <w:link w:val="Heading5"/>
     <w:rPr>
       <w:rFonts w:ascii="Arial" w:hAnsi="Arial"/>
       <w:b/>
     </w:rPr>
   </w:style>
-  <w:style w:type="character" w:customStyle="1" w:styleId="Nadpis6Char">
-    <w:name w:val="Nadpis 6 Char"/>
-    <w:link w:val="Nadpis6"/>
+  <w:style w:type="character" w:customStyle="1" w:styleId="Heading6Char1">
+    <w:name w:val="Heading 6 Char1"/>
+    <w:link w:val="Heading6"/>
     <w:rPr>
       <w:rFonts w:ascii="Arial" w:hAnsi="Arial"/>
       <w:b/>
     </w:rPr>
   </w:style>
-  <w:style w:type="character" w:customStyle="1" w:styleId="Nadpis7Char">
-    <w:name w:val="Nadpis 7 Char"/>
-    <w:link w:val="Nadpis7"/>
+  <w:style w:type="character" w:customStyle="1" w:styleId="Heading7Char1">
+    <w:name w:val="Heading 7 Char1"/>
+    <w:link w:val="Heading7"/>
     <w:rPr>
       <w:rFonts w:ascii="Arial" w:hAnsi="Arial"/>
       <w:b/>
     </w:rPr>
   </w:style>
-  <w:style w:type="character" w:customStyle="1" w:styleId="Nadpis8Char">
-    <w:name w:val="Nadpis 8 Char"/>
-    <w:link w:val="Nadpis8"/>
+  <w:style w:type="character" w:customStyle="1" w:styleId="Heading8Char1">
+    <w:name w:val="Heading 8 Char1"/>
+    <w:link w:val="Heading8"/>
     <w:rPr>
       <w:rFonts w:ascii="Arial" w:hAnsi="Arial"/>
       <w:b/>
     </w:rPr>
   </w:style>
-  <w:style w:type="character" w:customStyle="1" w:styleId="Nadpis9Char">
-    <w:name w:val="Nadpis 9 Char"/>
-    <w:link w:val="Nadpis9"/>
+  <w:style w:type="character" w:customStyle="1" w:styleId="Heading9Char1">
+    <w:name w:val="Heading 9 Char1"/>
+    <w:link w:val="Heading9"/>
     <w:rPr>
       <w:rFonts w:ascii="Arial" w:hAnsi="Arial"/>
       <w:b/>
@@ -20439,32 +20415,32 @@
       <w:i/>
     </w:rPr>
   </w:style>
-  <w:style w:type="character" w:customStyle="1" w:styleId="ZhlavChar">
-    <w:name w:val="Záhlaví Char"/>
-    <w:link w:val="Zhlav"/>
+  <w:style w:type="character" w:customStyle="1" w:styleId="HeaderChar1">
+    <w:name w:val="Header Char1"/>
+    <w:link w:val="Header"/>
     <w:rPr>
       <w:rFonts w:ascii="Arial" w:hAnsi="Arial"/>
       <w:sz w:val="18"/>
     </w:rPr>
   </w:style>
-  <w:style w:type="character" w:customStyle="1" w:styleId="ZpatChar">
-    <w:name w:val="Zápatí Char"/>
-    <w:link w:val="Zpat"/>
+  <w:style w:type="character" w:customStyle="1" w:styleId="FooterChar1">
+    <w:name w:val="Footer Char1"/>
+    <w:link w:val="Footer"/>
     <w:rPr>
       <w:rFonts w:ascii="Arial" w:hAnsi="Arial"/>
       <w:sz w:val="18"/>
     </w:rPr>
   </w:style>
-  <w:style w:type="character" w:customStyle="1" w:styleId="ZkladntextChar">
-    <w:name w:val="Základní text Char"/>
-    <w:link w:val="Zkladntext"/>
+  <w:style w:type="character" w:customStyle="1" w:styleId="BodyTextChar">
+    <w:name w:val="Body Text Char"/>
+    <w:link w:val="BodyText"/>
     <w:rPr>
       <w:rFonts w:ascii="Arial" w:hAnsi="Arial"/>
     </w:rPr>
   </w:style>
-  <w:style w:type="character" w:customStyle="1" w:styleId="TextpoznpodarouChar">
-    <w:name w:val="Text pozn. pod čarou Char"/>
-    <w:link w:val="Textpoznpodarou"/>
+  <w:style w:type="character" w:customStyle="1" w:styleId="FootnoteTextChar1">
+    <w:name w:val="Footnote Text Char1"/>
+    <w:link w:val="FootnoteText"/>
     <w:rPr>
       <w:rFonts w:ascii="Arial" w:hAnsi="Arial"/>
       <w:sz w:val="18"/>
@@ -20489,8 +20465,8 @@
   </w:style>
   <w:style w:type="paragraph" w:customStyle="1" w:styleId="zzLc5">
     <w:name w:val="zzLc5"/>
-    <w:basedOn w:val="Normln"/>
-    <w:next w:val="Normln"/>
+    <w:basedOn w:val="Normal"/>
+    <w:next w:val="Normal"/>
     <w:pPr>
       <w:tabs>
         <w:tab w:val="num" w:pos="1080"/>
@@ -20499,8 +20475,8 @@
   </w:style>
   <w:style w:type="paragraph" w:customStyle="1" w:styleId="zzLc6">
     <w:name w:val="zzLc6"/>
-    <w:basedOn w:val="Normln"/>
-    <w:next w:val="Normln"/>
+    <w:basedOn w:val="Normal"/>
+    <w:next w:val="Normal"/>
     <w:pPr>
       <w:tabs>
         <w:tab w:val="num" w:pos="1440"/>
@@ -20509,8 +20485,8 @@
   </w:style>
   <w:style w:type="paragraph" w:customStyle="1" w:styleId="Figuretitle">
     <w:name w:val="Figure title"/>
-    <w:basedOn w:val="Normln"/>
-    <w:next w:val="Normln"/>
+    <w:basedOn w:val="Normal"/>
+    <w:next w:val="Normal"/>
     <w:pPr>
       <w:spacing w:before="220" w:after="220"/>
       <w:jc w:val="center"/>
@@ -20521,7 +20497,7 @@
   </w:style>
   <w:style w:type="paragraph" w:customStyle="1" w:styleId="Nadpis">
     <w:name w:val="Nadpis"/>
-    <w:basedOn w:val="Normln"/>
+    <w:basedOn w:val="Normal"/>
     <w:rPr>
       <w:b/>
       <w:caps/>
@@ -20530,8 +20506,8 @@
   </w:style>
   <w:style w:type="paragraph" w:customStyle="1" w:styleId="a2">
     <w:name w:val="a2"/>
-    <w:basedOn w:val="Nadpis2"/>
-    <w:next w:val="Normln"/>
+    <w:basedOn w:val="Heading2"/>
+    <w:next w:val="Normal"/>
     <w:pPr>
       <w:keepLines w:val="0"/>
       <w:tabs>
@@ -20549,8 +20525,8 @@
   </w:style>
   <w:style w:type="paragraph" w:customStyle="1" w:styleId="a3">
     <w:name w:val="a3"/>
-    <w:basedOn w:val="Nadpis3"/>
-    <w:next w:val="Normln"/>
+    <w:basedOn w:val="Heading3"/>
+    <w:next w:val="Normal"/>
     <w:pPr>
       <w:keepLines w:val="0"/>
       <w:tabs>
@@ -20568,8 +20544,8 @@
   </w:style>
   <w:style w:type="paragraph" w:customStyle="1" w:styleId="a4">
     <w:name w:val="a4"/>
-    <w:basedOn w:val="Nadpis4"/>
-    <w:next w:val="Normln"/>
+    <w:basedOn w:val="Heading4"/>
+    <w:next w:val="Normal"/>
     <w:pPr>
       <w:keepLines w:val="0"/>
       <w:tabs>
@@ -20585,8 +20561,8 @@
   </w:style>
   <w:style w:type="paragraph" w:customStyle="1" w:styleId="a5">
     <w:name w:val="a5"/>
-    <w:basedOn w:val="Nadpis5"/>
-    <w:next w:val="Normln"/>
+    <w:basedOn w:val="Heading5"/>
+    <w:next w:val="Normal"/>
     <w:pPr>
       <w:keepLines w:val="0"/>
       <w:tabs>
@@ -20603,8 +20579,8 @@
   </w:style>
   <w:style w:type="paragraph" w:customStyle="1" w:styleId="a6">
     <w:name w:val="a6"/>
-    <w:basedOn w:val="Nadpis6"/>
-    <w:next w:val="Normln"/>
+    <w:basedOn w:val="Heading6"/>
+    <w:next w:val="Normal"/>
     <w:pPr>
       <w:keepLines w:val="0"/>
       <w:tabs>
@@ -20621,8 +20597,8 @@
   </w:style>
   <w:style w:type="paragraph" w:customStyle="1" w:styleId="ANNEX">
     <w:name w:val="ANNEX"/>
-    <w:basedOn w:val="Normln"/>
-    <w:next w:val="Normln"/>
+    <w:basedOn w:val="Normal"/>
+    <w:next w:val="Normal"/>
     <w:pPr>
       <w:keepNext/>
       <w:pageBreakBefore/>
@@ -20637,13 +20613,13 @@
   </w:style>
   <w:style w:type="paragraph" w:customStyle="1" w:styleId="Definition">
     <w:name w:val="Definition"/>
-    <w:basedOn w:val="Normln"/>
-    <w:next w:val="Normln"/>
+    <w:basedOn w:val="Normal"/>
+    <w:next w:val="Normal"/>
   </w:style>
   <w:style w:type="paragraph" w:customStyle="1" w:styleId="Note">
     <w:name w:val="Note"/>
-    <w:basedOn w:val="Normln"/>
-    <w:next w:val="Normln"/>
+    <w:basedOn w:val="Normal"/>
+    <w:next w:val="Normal"/>
     <w:pPr>
       <w:tabs>
         <w:tab w:val="left" w:pos="960"/>
@@ -20656,7 +20632,7 @@
   </w:style>
   <w:style w:type="paragraph" w:customStyle="1" w:styleId="Terms">
     <w:name w:val="Term(s)"/>
-    <w:basedOn w:val="Normln"/>
+    <w:basedOn w:val="Normal"/>
     <w:next w:val="Definition"/>
     <w:pPr>
       <w:keepNext/>
@@ -20667,7 +20643,7 @@
   </w:style>
   <w:style w:type="paragraph" w:customStyle="1" w:styleId="TermNum">
     <w:name w:val="TermNum"/>
-    <w:basedOn w:val="Normln"/>
+    <w:basedOn w:val="Normal"/>
     <w:next w:val="Terms"/>
     <w:pPr>
       <w:keepNext/>
@@ -20678,8 +20654,8 @@
   </w:style>
   <w:style w:type="paragraph" w:customStyle="1" w:styleId="Tabletitle">
     <w:name w:val="Table title"/>
-    <w:basedOn w:val="Normln"/>
-    <w:next w:val="Normln"/>
+    <w:basedOn w:val="Normal"/>
+    <w:next w:val="Normal"/>
     <w:pPr>
       <w:keepNext/>
       <w:spacing w:before="120" w:line="230" w:lineRule="exact"/>
@@ -20693,7 +20669,7 @@
   </w:style>
   <w:style w:type="paragraph" w:customStyle="1" w:styleId="Tabletext10">
     <w:name w:val="Table text (10)"/>
-    <w:basedOn w:val="Normln"/>
+    <w:basedOn w:val="Normal"/>
     <w:pPr>
       <w:spacing w:before="60" w:after="60" w:line="230" w:lineRule="atLeast"/>
     </w:pPr>
@@ -20713,7 +20689,7 @@
   </w:style>
   <w:style w:type="paragraph" w:customStyle="1" w:styleId="Tabelle">
     <w:name w:val="Tabelle"/>
-    <w:basedOn w:val="Zkladntext"/>
+    <w:basedOn w:val="BodyText"/>
     <w:pPr>
       <w:tabs>
         <w:tab w:val="left" w:pos="6946"/>
@@ -20727,7 +20703,7 @@
   </w:style>
   <w:style w:type="paragraph" w:customStyle="1" w:styleId="Tabletext8">
     <w:name w:val="Table text (8)"/>
-    <w:basedOn w:val="Normln"/>
+    <w:basedOn w:val="Normal"/>
     <w:pPr>
       <w:spacing w:before="60" w:after="60" w:line="190" w:lineRule="atLeast"/>
     </w:pPr>
@@ -20739,8 +20715,8 @@
   </w:style>
   <w:style w:type="paragraph" w:customStyle="1" w:styleId="zzLn5">
     <w:name w:val="zzLn5"/>
-    <w:basedOn w:val="Normln"/>
-    <w:next w:val="Normln"/>
+    <w:basedOn w:val="Normal"/>
+    <w:next w:val="Normal"/>
     <w:pPr>
       <w:tabs>
         <w:tab w:val="num" w:pos="3240"/>
@@ -20754,8 +20730,8 @@
   </w:style>
   <w:style w:type="paragraph" w:customStyle="1" w:styleId="zzLn6">
     <w:name w:val="zzLn6"/>
-    <w:basedOn w:val="Normln"/>
-    <w:next w:val="Normln"/>
+    <w:basedOn w:val="Normal"/>
+    <w:next w:val="Normal"/>
     <w:pPr>
       <w:tabs>
         <w:tab w:val="num" w:pos="3960"/>
@@ -20769,8 +20745,8 @@
   </w:style>
   <w:style w:type="paragraph" w:customStyle="1" w:styleId="Example">
     <w:name w:val="Example"/>
-    <w:basedOn w:val="Normln"/>
-    <w:next w:val="Normln"/>
+    <w:basedOn w:val="Normal"/>
+    <w:next w:val="Normal"/>
     <w:pPr>
       <w:tabs>
         <w:tab w:val="left" w:pos="1360"/>
@@ -20785,8 +20761,8 @@
   </w:style>
   <w:style w:type="paragraph" w:customStyle="1" w:styleId="H6">
     <w:name w:val="H6"/>
-    <w:basedOn w:val="Nadpis5"/>
-    <w:next w:val="Normln"/>
+    <w:basedOn w:val="Heading5"/>
+    <w:next w:val="Normal"/>
     <w:pPr>
       <w:spacing w:after="180"/>
       <w:ind w:left="1985" w:hanging="1985"/>
@@ -20813,7 +20789,7 @@
   </w:style>
   <w:style w:type="paragraph" w:customStyle="1" w:styleId="TAL">
     <w:name w:val="TAL"/>
-    <w:basedOn w:val="Normln"/>
+    <w:basedOn w:val="Normal"/>
     <w:pPr>
       <w:keepNext/>
       <w:keepLines/>
@@ -20825,7 +20801,7 @@
   </w:style>
   <w:style w:type="paragraph" w:customStyle="1" w:styleId="Normal1">
     <w:name w:val="Normal1"/>
-    <w:basedOn w:val="Normln"/>
+    <w:basedOn w:val="Normal"/>
     <w:pPr>
       <w:spacing w:after="180"/>
     </w:pPr>
@@ -20836,8 +20812,8 @@
   </w:style>
   <w:style w:type="paragraph" w:customStyle="1" w:styleId="TH">
     <w:name w:val="TH"/>
-    <w:basedOn w:val="Normln"/>
-    <w:next w:val="Normln"/>
+    <w:basedOn w:val="Normal"/>
+    <w:next w:val="Normal"/>
     <w:pPr>
       <w:keepNext/>
       <w:keepLines/>
@@ -20851,8 +20827,8 @@
   </w:style>
   <w:style w:type="paragraph" w:customStyle="1" w:styleId="zzBiblio">
     <w:name w:val="zzBiblio"/>
-    <w:basedOn w:val="Normln"/>
-    <w:next w:val="Normln"/>
+    <w:basedOn w:val="Normal"/>
+    <w:next w:val="Normal"/>
     <w:pPr>
       <w:pageBreakBefore/>
       <w:spacing w:after="760" w:line="310" w:lineRule="exact"/>
@@ -20865,9 +20841,9 @@
       <w:lang w:eastAsia="ja-JP"/>
     </w:rPr>
   </w:style>
-  <w:style w:type="character" w:customStyle="1" w:styleId="NzevChar">
-    <w:name w:val="Název Char"/>
-    <w:link w:val="Nzev"/>
+  <w:style w:type="character" w:customStyle="1" w:styleId="TitleChar1">
+    <w:name w:val="Title Char1"/>
+    <w:link w:val="Title"/>
     <w:rPr>
       <w:rFonts w:ascii="Arial" w:hAnsi="Arial" w:cs="Arial"/>
       <w:b/>
